--- a/backend/storage/templates/Шаблон договора crm двойная оплата ООО.docx
+++ b/backend/storage/templates/Шаблон договора crm двойная оплата ООО.docx
@@ -11,6 +11,7 @@
           <w:rFonts w:ascii="Arial" w:hAnsi="Arial" w:cs="Arial"/>
           <w:sz w:val="18"/>
           <w:szCs w:val="18"/>
+          <w:highlight w:val="none"/>
         </w:rPr>
       </w:pPr>
       <w:r>
@@ -21,6 +22,7 @@
           <w:color w:val="000000"/>
           <w:sz w:val="18"/>
           <w:szCs w:val="18"/>
+          <w:highlight w:val="none"/>
         </w:rPr>
         <w:t>ДОГОВОР №</w:t>
       </w:r>
@@ -32,7 +34,7 @@
           <w:color w:val="000000"/>
           <w:sz w:val="18"/>
           <w:szCs w:val="18"/>
-          <w:highlight w:val="yellow"/>
+          <w:highlight w:val="none"/>
         </w:rPr>
         <w:t>{{contract_number}}</w:t>
       </w:r>
@@ -47,6 +49,7 @@
           <w:rFonts w:ascii="Arial" w:hAnsi="Arial" w:cs="Arial"/>
           <w:sz w:val="18"/>
           <w:szCs w:val="18"/>
+          <w:highlight w:val="none"/>
         </w:rPr>
       </w:pPr>
       <w:r>
@@ -57,6 +60,7 @@
           <w:color w:val="000000"/>
           <w:sz w:val="18"/>
           <w:szCs w:val="18"/>
+          <w:highlight w:val="none"/>
         </w:rPr>
         <w:t xml:space="preserve">на оказание услуг по разработке, адаптации и модификации программных продуктов </w:t>
       </w:r>
@@ -68,6 +72,7 @@
           <w:color w:val="000000"/>
           <w:sz w:val="18"/>
           <w:szCs w:val="18"/>
+          <w:highlight w:val="none"/>
         </w:rPr>
         <w:fldChar w:fldCharType="begin"/>
       </w:r>
@@ -79,6 +84,7 @@
           <w:color w:val="000000"/>
           <w:sz w:val="18"/>
           <w:szCs w:val="18"/>
+          <w:highlight w:val="none"/>
         </w:rPr>
         <w:instrText xml:space="preserve"> MERGEFIELD Продукт \* MERGEFORMAT </w:instrText>
       </w:r>
@@ -90,6 +96,7 @@
           <w:color w:val="000000"/>
           <w:sz w:val="18"/>
           <w:szCs w:val="18"/>
+          <w:highlight w:val="none"/>
         </w:rPr>
         <w:fldChar w:fldCharType="separate"/>
       </w:r>
@@ -101,6 +108,7 @@
           <w:color w:val="000000"/>
           <w:sz w:val="18"/>
           <w:szCs w:val="18"/>
+          <w:highlight w:val="none"/>
         </w:rPr>
         <w:t>«</w:t>
       </w:r>
@@ -112,7 +120,7 @@
           <w:color w:val="000000"/>
           <w:sz w:val="18"/>
           <w:szCs w:val="18"/>
-          <w:highlight w:val="green"/>
+          <w:highlight w:val="none"/>
         </w:rPr>
         <w:t>Битрикс24</w:t>
       </w:r>
@@ -124,6 +132,7 @@
           <w:color w:val="000000"/>
           <w:sz w:val="18"/>
           <w:szCs w:val="18"/>
+          <w:highlight w:val="none"/>
         </w:rPr>
         <w:t>»</w:t>
       </w:r>
@@ -135,6 +144,7 @@
           <w:color w:val="000000"/>
           <w:sz w:val="18"/>
           <w:szCs w:val="18"/>
+          <w:highlight w:val="none"/>
         </w:rPr>
         <w:fldChar w:fldCharType="end"/>
       </w:r>
@@ -161,8 +171,8 @@
         </w:tblCellMar>
       </w:tblPr>
       <w:tblGrid>
-        <w:gridCol w:w="5197"/>
-        <w:gridCol w:w="5218"/>
+        <w:gridCol w:w="5182"/>
+        <w:gridCol w:w="5233"/>
       </w:tblGrid>
       <w:tr>
         <w:tblPrEx>
@@ -196,6 +206,7 @@
                 <w:color w:val="000000"/>
                 <w:sz w:val="18"/>
                 <w:szCs w:val="18"/>
+                <w:highlight w:val="none"/>
                 <w:lang w:val="en-US" w:bidi="en-US"/>
               </w:rPr>
             </w:pPr>
@@ -204,10 +215,10 @@
                 <w:rFonts w:ascii="Arial" w:hAnsi="Arial" w:cs="Arial" w:eastAsiaTheme="majorEastAsia"/>
                 <w:sz w:val="18"/>
                 <w:szCs w:val="18"/>
-                <w:highlight w:val="yellow"/>
+                <w:highlight w:val="none"/>
                 <w:lang w:val="ru-RU" w:bidi="en-US"/>
               </w:rPr>
-              <w:t>{{contract_city}}</w:t>
+              <w:t>г. Пенза</w:t>
             </w:r>
           </w:p>
         </w:tc>
@@ -224,6 +235,7 @@
                 <w:color w:val="000000"/>
                 <w:sz w:val="18"/>
                 <w:szCs w:val="18"/>
+                <w:highlight w:val="none"/>
                 <w:lang w:val="ru-RU" w:bidi="en-US"/>
               </w:rPr>
             </w:pPr>
@@ -233,7 +245,7 @@
                 <w:color w:val="000000"/>
                 <w:sz w:val="18"/>
                 <w:szCs w:val="18"/>
-                <w:highlight w:val="yellow"/>
+                <w:highlight w:val="none"/>
                 <w:lang w:val="ru-RU" w:bidi="en-US"/>
               </w:rPr>
               <w:t>{{contract_date_text}}</w:t>
@@ -259,6 +271,7 @@
           <w:caps w:val="0"/>
           <w:kern w:val="0"/>
           <w:szCs w:val="18"/>
+          <w:highlight w:val="none"/>
           <w:lang w:eastAsia="ru-RU"/>
         </w:rPr>
       </w:pPr>
@@ -280,12 +293,13 @@
           <w:caps w:val="0"/>
           <w:kern w:val="0"/>
           <w:szCs w:val="18"/>
+          <w:highlight w:val="none"/>
           <w:lang w:eastAsia="ru-RU"/>
         </w:rPr>
       </w:pPr>
-      <w:bookmarkStart w:id="0" w:name="_Hlk31149748"/>
+      <w:bookmarkStart w:id="0" w:name="_Hlk31149729"/>
       <w:bookmarkEnd w:id="0"/>
-      <w:bookmarkStart w:id="1" w:name="_Hlk31149729"/>
+      <w:bookmarkStart w:id="1" w:name="_Hlk31149748"/>
       <w:bookmarkEnd w:id="1"/>
       <w:r>
         <w:rPr>
@@ -295,6 +309,7 @@
           <w:caps w:val="0"/>
           <w:kern w:val="0"/>
           <w:szCs w:val="18"/>
+          <w:highlight w:val="none"/>
           <w:lang w:eastAsia="ru-RU"/>
         </w:rPr>
         <w:t>ООО "Юнитех"</w:t>
@@ -307,6 +322,7 @@
           <w:caps w:val="0"/>
           <w:kern w:val="0"/>
           <w:szCs w:val="18"/>
+          <w:highlight w:val="none"/>
           <w:lang w:eastAsia="ru-RU"/>
         </w:rPr>
         <w:t xml:space="preserve"> именуемое в дальнейшем «Исполнитель», в лице Генерального директора </w:t>
@@ -319,6 +335,7 @@
           <w:caps w:val="0"/>
           <w:kern w:val="0"/>
           <w:szCs w:val="18"/>
+          <w:highlight w:val="none"/>
           <w:lang w:eastAsia="ru-RU"/>
         </w:rPr>
         <w:t>Беликова Никиты Сергеевича</w:t>
@@ -331,6 +348,7 @@
           <w:caps w:val="0"/>
           <w:kern w:val="0"/>
           <w:szCs w:val="18"/>
+          <w:highlight w:val="none"/>
           <w:lang w:eastAsia="ru-RU"/>
         </w:rPr>
         <w:t xml:space="preserve">, действующего на основании Устава, с одной стороны, и {{client_name}},  именуемое в дальнейшем «Заказчик», в лице {{client_signer_position_genitive}} </w:t>
@@ -343,6 +361,7 @@
           <w:caps w:val="0"/>
           <w:kern w:val="0"/>
           <w:szCs w:val="18"/>
+          <w:highlight w:val="none"/>
           <w:lang w:eastAsia="ru-RU"/>
         </w:rPr>
         <w:t>{{client_signer_genitive_name}}</w:t>
@@ -355,6 +374,7 @@
           <w:caps w:val="0"/>
           <w:kern w:val="0"/>
           <w:szCs w:val="18"/>
+          <w:highlight w:val="none"/>
           <w:lang w:eastAsia="ru-RU"/>
         </w:rPr>
         <w:t>, действующего на основании Устава, с другой стороны, совместно именуемые «Стороны», а по отдельности «Сторона», заключили настоящий Договор оказания услуг по разработке и внедрению программных решений на базе “Битрикс24” (далее - «Договор») о нижеследующем:</w:t>
@@ -370,6 +390,7 @@
           <w:color w:val="000000"/>
           <w:sz w:val="18"/>
           <w:szCs w:val="18"/>
+          <w:highlight w:val="none"/>
         </w:rPr>
       </w:pPr>
     </w:p>
@@ -382,12 +403,14 @@
         <w:rPr>
           <w:rFonts w:ascii="Arial" w:hAnsi="Arial" w:cs="Arial"/>
           <w:szCs w:val="18"/>
-        </w:rPr>
-      </w:pPr>
-      <w:r>
-        <w:rPr>
-          <w:rFonts w:ascii="Arial" w:hAnsi="Arial" w:cs="Arial"/>
-          <w:szCs w:val="18"/>
+          <w:highlight w:val="none"/>
+        </w:rPr>
+      </w:pPr>
+      <w:r>
+        <w:rPr>
+          <w:rFonts w:ascii="Arial" w:hAnsi="Arial" w:cs="Arial"/>
+          <w:szCs w:val="18"/>
+          <w:highlight w:val="none"/>
         </w:rPr>
         <w:t>Предмет договора</w:t>
       </w:r>
@@ -405,6 +428,7 @@
         <w:rPr>
           <w:rFonts w:ascii="Arial" w:hAnsi="Arial" w:cs="Arial"/>
           <w:szCs w:val="18"/>
+          <w:highlight w:val="none"/>
         </w:rPr>
       </w:pPr>
     </w:p>
@@ -417,6 +441,7 @@
           <w:rFonts w:ascii="Arial" w:hAnsi="Arial" w:cs="Arial"/>
           <w:sz w:val="18"/>
           <w:szCs w:val="18"/>
+          <w:highlight w:val="none"/>
         </w:rPr>
       </w:pPr>
       <w:bookmarkStart w:id="2" w:name="_Hlk22312114"/>
@@ -425,6 +450,7 @@
           <w:rFonts w:ascii="Arial" w:hAnsi="Arial" w:cs="Arial"/>
           <w:sz w:val="18"/>
           <w:szCs w:val="18"/>
+          <w:highlight w:val="none"/>
         </w:rPr>
         <w:t>1.1. Предметом настоящего Договора является оказание Исполнителем услуг Заказчику по настройке, адаптации, доработке и модификации функционала системы «</w:t>
       </w:r>
@@ -433,7 +459,7 @@
           <w:rFonts w:ascii="Arial" w:hAnsi="Arial" w:cs="Arial"/>
           <w:sz w:val="18"/>
           <w:szCs w:val="18"/>
-          <w:highlight w:val="green"/>
+          <w:highlight w:val="none"/>
         </w:rPr>
         <w:t>Битрикс24</w:t>
       </w:r>
@@ -442,6 +468,7 @@
           <w:rFonts w:ascii="Arial" w:hAnsi="Arial" w:cs="Arial"/>
           <w:sz w:val="18"/>
           <w:szCs w:val="18"/>
+          <w:highlight w:val="none"/>
         </w:rPr>
         <w:t>», а также созданию дополнительных модулей и интеграций, необходимых для обеспечения работы программного продукта. Услуги оказываются Исполнителем без передачи исключительных прав на программный код, скрипты, конфигурации и иные результаты интеллектуальной деятельности. Форма, перечень, объём, стоимость и сроки оказания услуг определяются в Приложениях к настоящему Договору, являющихся его неотъемлемой частью.</w:t>
       </w:r>
@@ -455,6 +482,7 @@
           <w:rFonts w:ascii="Arial" w:hAnsi="Arial" w:cs="Arial"/>
           <w:sz w:val="18"/>
           <w:szCs w:val="18"/>
+          <w:highlight w:val="none"/>
         </w:rPr>
       </w:pPr>
       <w:r>
@@ -462,6 +490,7 @@
           <w:rFonts w:ascii="Arial" w:hAnsi="Arial" w:cs="Arial"/>
           <w:sz w:val="18"/>
           <w:szCs w:val="18"/>
+          <w:highlight w:val="none"/>
         </w:rPr>
         <w:t>1.2. Стоимость лицензии на программные продукты на платформе «</w:t>
       </w:r>
@@ -470,26 +499,16 @@
           <w:rFonts w:ascii="Arial" w:hAnsi="Arial" w:cs="Arial"/>
           <w:sz w:val="18"/>
           <w:szCs w:val="18"/>
-          <w:highlight w:val="green"/>
-        </w:rPr>
-        <w:t>Битр</w:t>
-      </w:r>
-      <w:bookmarkStart w:id="4" w:name="_GoBack"/>
-      <w:bookmarkEnd w:id="4"/>
+          <w:highlight w:val="none"/>
+        </w:rPr>
+        <w:t>Битрикс24</w:t>
+      </w:r>
       <w:r>
         <w:rPr>
           <w:rFonts w:ascii="Arial" w:hAnsi="Arial" w:cs="Arial"/>
           <w:sz w:val="18"/>
           <w:szCs w:val="18"/>
-          <w:highlight w:val="green"/>
-        </w:rPr>
-        <w:t>икс24</w:t>
-      </w:r>
-      <w:r>
-        <w:rPr>
-          <w:rFonts w:ascii="Arial" w:hAnsi="Arial" w:cs="Arial"/>
-          <w:sz w:val="18"/>
-          <w:szCs w:val="18"/>
+          <w:highlight w:val="none"/>
         </w:rPr>
         <w:t>» не включается в стоимость услуг по настоящему Договору и оплачивается Заказчиком самостоятельно либо по отдельному договору/счёту с правообладателем или партнёром-вендором.</w:t>
       </w:r>
@@ -503,6 +522,7 @@
           <w:rFonts w:ascii="Arial" w:hAnsi="Arial" w:cs="Arial"/>
           <w:sz w:val="18"/>
           <w:szCs w:val="18"/>
+          <w:highlight w:val="none"/>
         </w:rPr>
       </w:pPr>
       <w:r>
@@ -510,6 +530,7 @@
           <w:rFonts w:ascii="Arial" w:hAnsi="Arial" w:cs="Arial"/>
           <w:sz w:val="18"/>
           <w:szCs w:val="18"/>
+          <w:highlight w:val="none"/>
         </w:rPr>
         <w:t>1.3. Все результаты работ, созданные Исполнителем в ходе исполнения настоящего Договора (включая, но не ограничиваясь: программные модули, сценарии автоматизации, бизнес-процессы, интеграции, скрипты, шаблоны, интерфейсы, отчёты, схемы и базы данных), являются результатом интеллектуальной деятельности Исполнителя. Исключительные права на указанные результаты принадлежат Исполнителю, если иное прямо не установлено письменным соглашением Сторон.</w:t>
       </w:r>
@@ -523,6 +544,7 @@
           <w:rFonts w:ascii="Arial" w:hAnsi="Arial" w:cs="Arial"/>
           <w:sz w:val="18"/>
           <w:szCs w:val="18"/>
+          <w:highlight w:val="none"/>
         </w:rPr>
       </w:pPr>
       <w:r>
@@ -530,6 +552,7 @@
           <w:rFonts w:ascii="Arial" w:hAnsi="Arial" w:cs="Arial"/>
           <w:sz w:val="18"/>
           <w:szCs w:val="18"/>
+          <w:highlight w:val="none"/>
         </w:rPr>
         <w:t>1.3.1. Заказчику предоставляется ограниченное неисключительное право использовать результаты работ исключительно в целях функционирования и эксплуатации внедрённой системы в рамках своей организации. Передача, распространение, копирование, продажа или иное использование результатов работ вне рамок настоящего Договора без письменного согласия Исполнителя не допускаются.</w:t>
       </w:r>
@@ -543,6 +566,7 @@
           <w:rFonts w:ascii="Arial" w:hAnsi="Arial" w:cs="Arial"/>
           <w:sz w:val="18"/>
           <w:szCs w:val="18"/>
+          <w:highlight w:val="none"/>
         </w:rPr>
       </w:pPr>
       <w:r>
@@ -550,6 +574,7 @@
           <w:rFonts w:ascii="Arial" w:hAnsi="Arial" w:cs="Arial"/>
           <w:sz w:val="18"/>
           <w:szCs w:val="18"/>
+          <w:highlight w:val="none"/>
         </w:rPr>
         <w:t>1.3.2. Исполнитель вправе использовать созданные им решения, элементы кода и наработки (в том числе универсальные модули и шаблоны) при выполнении других проектов, если такие решения не содержат конфиденциальной информации Заказчика.</w:t>
       </w:r>
@@ -563,6 +588,7 @@
           <w:rFonts w:ascii="Arial" w:hAnsi="Arial" w:cs="Arial"/>
           <w:sz w:val="18"/>
           <w:szCs w:val="18"/>
+          <w:highlight w:val="none"/>
         </w:rPr>
       </w:pPr>
       <w:r>
@@ -570,6 +596,7 @@
           <w:rFonts w:ascii="Arial" w:hAnsi="Arial" w:cs="Arial"/>
           <w:sz w:val="18"/>
           <w:szCs w:val="18"/>
+          <w:highlight w:val="none"/>
         </w:rPr>
         <w:t>1.3.3. Настоящий Договор не является лицензионным соглашением в смысле ст. 1235 ГК РФ и регулируется положениями гл. 37 и 39 ГК РФ (договор подряда и оказания услуг).</w:t>
       </w:r>
@@ -583,6 +610,7 @@
           <w:rFonts w:ascii="Arial" w:hAnsi="Arial" w:cs="Arial"/>
           <w:sz w:val="18"/>
           <w:szCs w:val="18"/>
+          <w:highlight w:val="none"/>
         </w:rPr>
       </w:pPr>
       <w:r>
@@ -590,6 +618,7 @@
           <w:rFonts w:ascii="Arial" w:hAnsi="Arial" w:cs="Arial"/>
           <w:sz w:val="18"/>
           <w:szCs w:val="18"/>
+          <w:highlight w:val="none"/>
         </w:rPr>
         <w:t>1.3.4. Настоящий Договор является договором возмездного оказания услуг с элементами подряда.</w:t>
       </w:r>
@@ -598,6 +627,7 @@
           <w:rFonts w:ascii="Arial" w:hAnsi="Arial" w:cs="Arial"/>
           <w:sz w:val="18"/>
           <w:szCs w:val="18"/>
+          <w:highlight w:val="none"/>
         </w:rPr>
         <w:br w:type="textWrapping"/>
       </w:r>
@@ -606,6 +636,7 @@
           <w:rFonts w:ascii="Arial" w:hAnsi="Arial" w:cs="Arial"/>
           <w:sz w:val="18"/>
           <w:szCs w:val="18"/>
+          <w:highlight w:val="none"/>
         </w:rPr>
         <w:t>Результаты услуг предоставляются в цифровой форме (электронные файлы, акты, отчёты, доступы в систему «</w:t>
       </w:r>
@@ -614,7 +645,7 @@
           <w:rFonts w:ascii="Arial" w:hAnsi="Arial" w:cs="Arial"/>
           <w:sz w:val="18"/>
           <w:szCs w:val="18"/>
-          <w:highlight w:val="green"/>
+          <w:highlight w:val="none"/>
         </w:rPr>
         <w:t>Битрикс24</w:t>
       </w:r>
@@ -623,6 +654,7 @@
           <w:rFonts w:ascii="Arial" w:hAnsi="Arial" w:cs="Arial"/>
           <w:sz w:val="18"/>
           <w:szCs w:val="18"/>
+          <w:highlight w:val="none"/>
         </w:rPr>
         <w:t>»), что признаётся надлежащей формой их передачи.</w:t>
       </w:r>
@@ -636,6 +668,7 @@
           <w:rFonts w:ascii="Arial" w:hAnsi="Arial" w:cs="Arial"/>
           <w:sz w:val="18"/>
           <w:szCs w:val="18"/>
+          <w:highlight w:val="none"/>
         </w:rPr>
       </w:pPr>
       <w:r>
@@ -643,6 +676,7 @@
           <w:rFonts w:ascii="Arial" w:hAnsi="Arial" w:cs="Arial"/>
           <w:sz w:val="18"/>
           <w:szCs w:val="18"/>
+          <w:highlight w:val="none"/>
         </w:rPr>
         <w:t>1.4. Исполнитель оказывает услуги по настройке, адаптации и модификации системы «</w:t>
       </w:r>
@@ -651,7 +685,7 @@
           <w:rFonts w:ascii="Arial" w:hAnsi="Arial" w:cs="Arial"/>
           <w:sz w:val="18"/>
           <w:szCs w:val="18"/>
-          <w:highlight w:val="green"/>
+          <w:highlight w:val="none"/>
         </w:rPr>
         <w:t>Битрикс24</w:t>
       </w:r>
@@ -660,6 +694,7 @@
           <w:rFonts w:ascii="Arial" w:hAnsi="Arial" w:cs="Arial"/>
           <w:sz w:val="18"/>
           <w:szCs w:val="18"/>
+          <w:highlight w:val="none"/>
         </w:rPr>
         <w:t>», но не несёт ответственности за работу самого программного продукта, разработанного и поддерживаемого правообладателем. Исполнитель не отвечает за ошибки, сбои, снижение производительности, несовместимость модулей или иных компонентов системы, возникшие в результате: обновлений или изменений программного кода платформы «</w:t>
       </w:r>
@@ -668,7 +703,7 @@
           <w:rFonts w:ascii="Arial" w:hAnsi="Arial" w:cs="Arial"/>
           <w:sz w:val="18"/>
           <w:szCs w:val="18"/>
-          <w:highlight w:val="green"/>
+          <w:highlight w:val="none"/>
         </w:rPr>
         <w:t>Битрикс24</w:t>
       </w:r>
@@ -677,6 +712,7 @@
           <w:rFonts w:ascii="Arial" w:hAnsi="Arial" w:cs="Arial"/>
           <w:sz w:val="18"/>
           <w:szCs w:val="18"/>
+          <w:highlight w:val="none"/>
         </w:rPr>
         <w:t>» со стороны правообладателя; сбоев на стороне хостинга, серверного окружения или инфраструктуры Заказчика; действий третьих лиц, включая подрядчиков или сотрудников Заказчика, имеющих доступ к системе; некорректной эксплуатации системы Заказчиком.</w:t>
       </w:r>
@@ -690,6 +726,7 @@
           <w:rFonts w:ascii="Arial" w:hAnsi="Arial" w:cs="Arial"/>
           <w:sz w:val="18"/>
           <w:szCs w:val="18"/>
+          <w:highlight w:val="none"/>
         </w:rPr>
       </w:pPr>
       <w:r>
@@ -697,6 +734,7 @@
           <w:rFonts w:ascii="Arial" w:hAnsi="Arial" w:cs="Arial"/>
           <w:sz w:val="18"/>
           <w:szCs w:val="18"/>
+          <w:highlight w:val="none"/>
         </w:rPr>
         <w:t>1.4.1. Исполнитель не несёт ответственности за работоспособность сторонних модулей, приложений или интеграций, разработанных третьими лицами и подключённых к системе по инициативе Заказчика.</w:t>
       </w:r>
@@ -710,6 +748,7 @@
           <w:rFonts w:ascii="Arial" w:hAnsi="Arial" w:cs="Arial"/>
           <w:sz w:val="18"/>
           <w:szCs w:val="18"/>
+          <w:highlight w:val="none"/>
         </w:rPr>
       </w:pPr>
       <w:r>
@@ -717,6 +756,7 @@
           <w:rFonts w:ascii="Arial" w:hAnsi="Arial" w:cs="Arial"/>
           <w:sz w:val="18"/>
           <w:szCs w:val="18"/>
+          <w:highlight w:val="none"/>
         </w:rPr>
         <w:t>1.4.2. Исполнитель гарантирует исправление ошибок и сбоев только в рамках собственных разработок и доработок, выполненных по настоящему Договору, и в объёме, предусмотренном согласованными Приложениями или техническим заданием.</w:t>
       </w:r>
@@ -730,6 +770,7 @@
           <w:rFonts w:ascii="Arial" w:hAnsi="Arial" w:cs="Arial"/>
           <w:sz w:val="18"/>
           <w:szCs w:val="18"/>
+          <w:highlight w:val="none"/>
         </w:rPr>
       </w:pPr>
       <w:r>
@@ -737,6 +778,7 @@
           <w:rFonts w:ascii="Arial" w:hAnsi="Arial" w:cs="Arial"/>
           <w:sz w:val="18"/>
           <w:szCs w:val="18"/>
+          <w:highlight w:val="none"/>
         </w:rPr>
         <w:t>1.4.3. Настоящий пункт не ограничивает обязанность Исполнителя обеспечивать надлежащее качество собственных доработок и их совместимость с текущей версией платформы «</w:t>
       </w:r>
@@ -745,7 +787,7 @@
           <w:rFonts w:ascii="Arial" w:hAnsi="Arial" w:cs="Arial"/>
           <w:sz w:val="18"/>
           <w:szCs w:val="18"/>
-          <w:highlight w:val="green"/>
+          <w:highlight w:val="none"/>
         </w:rPr>
         <w:t>Битрикс24</w:t>
       </w:r>
@@ -754,6 +796,7 @@
           <w:rFonts w:ascii="Arial" w:hAnsi="Arial" w:cs="Arial"/>
           <w:sz w:val="18"/>
           <w:szCs w:val="18"/>
+          <w:highlight w:val="none"/>
         </w:rPr>
         <w:t>» на момент завершения работ.</w:t>
       </w:r>
@@ -765,6 +808,7 @@
           <w:rFonts w:ascii="Arial" w:hAnsi="Arial" w:cs="Arial"/>
           <w:sz w:val="18"/>
           <w:szCs w:val="18"/>
+          <w:highlight w:val="none"/>
         </w:rPr>
       </w:pPr>
     </w:p>
@@ -775,6 +819,7 @@
           <w:rFonts w:ascii="Arial" w:hAnsi="Arial" w:cs="Arial"/>
           <w:sz w:val="18"/>
           <w:szCs w:val="18"/>
+          <w:highlight w:val="none"/>
         </w:rPr>
       </w:pPr>
     </w:p>
@@ -788,12 +833,14 @@
         <w:rPr>
           <w:rFonts w:ascii="Arial" w:hAnsi="Arial" w:cs="Arial"/>
           <w:szCs w:val="18"/>
-        </w:rPr>
-      </w:pPr>
-      <w:r>
-        <w:rPr>
-          <w:rFonts w:ascii="Arial" w:hAnsi="Arial" w:cs="Arial"/>
-          <w:szCs w:val="18"/>
+          <w:highlight w:val="none"/>
+        </w:rPr>
+      </w:pPr>
+      <w:r>
+        <w:rPr>
+          <w:rFonts w:ascii="Arial" w:hAnsi="Arial" w:cs="Arial"/>
+          <w:szCs w:val="18"/>
+          <w:highlight w:val="none"/>
         </w:rPr>
         <w:t>Права и обязанности сторон</w:t>
       </w:r>
@@ -811,6 +858,7 @@
         <w:rPr>
           <w:rFonts w:ascii="Arial" w:hAnsi="Arial" w:cs="Arial"/>
           <w:szCs w:val="18"/>
+          <w:highlight w:val="none"/>
         </w:rPr>
       </w:pPr>
       <w:bookmarkStart w:id="3" w:name="_Hlk22312184"/>
@@ -831,12 +879,14 @@
         <w:rPr>
           <w:rFonts w:ascii="Arial" w:hAnsi="Arial" w:cs="Arial"/>
           <w:szCs w:val="18"/>
-        </w:rPr>
-      </w:pPr>
-      <w:r>
-        <w:rPr>
-          <w:rFonts w:ascii="Arial" w:hAnsi="Arial" w:cs="Arial"/>
-          <w:szCs w:val="18"/>
+          <w:highlight w:val="none"/>
+        </w:rPr>
+      </w:pPr>
+      <w:r>
+        <w:rPr>
+          <w:rFonts w:ascii="Arial" w:hAnsi="Arial" w:cs="Arial"/>
+          <w:szCs w:val="18"/>
+          <w:highlight w:val="none"/>
         </w:rPr>
         <w:t>2.1 Исполнитель обязуется:</w:t>
       </w:r>
@@ -857,12 +907,14 @@
         <w:rPr>
           <w:rFonts w:ascii="Arial" w:hAnsi="Arial" w:cs="Arial"/>
           <w:szCs w:val="18"/>
-        </w:rPr>
-      </w:pPr>
-      <w:r>
-        <w:rPr>
-          <w:rFonts w:ascii="Arial" w:hAnsi="Arial" w:cs="Arial"/>
-          <w:szCs w:val="18"/>
+          <w:highlight w:val="none"/>
+        </w:rPr>
+      </w:pPr>
+      <w:r>
+        <w:rPr>
+          <w:rFonts w:ascii="Arial" w:hAnsi="Arial" w:cs="Arial"/>
+          <w:szCs w:val="18"/>
+          <w:highlight w:val="none"/>
         </w:rPr>
         <w:t>2.1.1 Исполнитель обязуется назначить из числа своих сотрудников лицо, ответственное за решение с Заказчиком оперативных вопросов, возникающих в процессе исполнения обязательств по настоящему Договору, указав такое лицо в соответствующем Приложении №1. Замена ответственного лица Исполнителя допускается путем уведомления Заказчика в письменной или электронной форме без необходимости заключения дополнительного соглашения.</w:t>
       </w:r>
@@ -883,12 +935,14 @@
         <w:rPr>
           <w:rFonts w:ascii="Arial" w:hAnsi="Arial" w:cs="Arial"/>
           <w:szCs w:val="18"/>
-        </w:rPr>
-      </w:pPr>
-      <w:r>
-        <w:rPr>
-          <w:rFonts w:ascii="Arial" w:hAnsi="Arial" w:cs="Arial"/>
-          <w:szCs w:val="18"/>
+          <w:highlight w:val="none"/>
+        </w:rPr>
+      </w:pPr>
+      <w:r>
+        <w:rPr>
+          <w:rFonts w:ascii="Arial" w:hAnsi="Arial" w:cs="Arial"/>
+          <w:szCs w:val="18"/>
+          <w:highlight w:val="none"/>
         </w:rPr>
         <w:t>2.1.2 Исполнитель обязуется оказать Заказчику услуги в форме, сроки, объеме и на условиях, указанных в Приложениях к настоящему Договору, в соответствии с предметом и ограничениями, определёнными пунктами 1.1–1.4 настоящего Договора.</w:t>
       </w:r>
@@ -909,12 +963,14 @@
         <w:rPr>
           <w:rFonts w:ascii="Arial" w:hAnsi="Arial" w:cs="Arial"/>
           <w:szCs w:val="18"/>
-        </w:rPr>
-      </w:pPr>
-      <w:r>
-        <w:rPr>
-          <w:rFonts w:ascii="Arial" w:hAnsi="Arial" w:cs="Arial"/>
-          <w:szCs w:val="18"/>
+          <w:highlight w:val="none"/>
+        </w:rPr>
+      </w:pPr>
+      <w:r>
+        <w:rPr>
+          <w:rFonts w:ascii="Arial" w:hAnsi="Arial" w:cs="Arial"/>
+          <w:szCs w:val="18"/>
+          <w:highlight w:val="none"/>
         </w:rPr>
         <w:t>2.1.3 Исполнитель обязуется выполнять работы в соответствии с согласованным техническим заданием и условиями настоящего Договора, в сроки, установленные Приложениями №1. По завершении каждого этапа Исполнитель передает Заказчику результаты, предусмотренные соответствующим Приложением и пунктом 1.4.3 настоящего Договора.</w:t>
       </w:r>
@@ -935,12 +991,14 @@
         <w:rPr>
           <w:rFonts w:ascii="Arial" w:hAnsi="Arial" w:cs="Arial"/>
           <w:szCs w:val="18"/>
-        </w:rPr>
-      </w:pPr>
-      <w:r>
-        <w:rPr>
-          <w:rFonts w:ascii="Arial" w:hAnsi="Arial" w:cs="Arial"/>
-          <w:szCs w:val="18"/>
+          <w:highlight w:val="none"/>
+        </w:rPr>
+      </w:pPr>
+      <w:r>
+        <w:rPr>
+          <w:rFonts w:ascii="Arial" w:hAnsi="Arial" w:cs="Arial"/>
+          <w:szCs w:val="18"/>
+          <w:highlight w:val="none"/>
         </w:rPr>
         <w:t>2.1.4 Исполнитель обязуется сохранять конфиденциальность информации о деятельности Заказчика, полученной в связи с оказанием услуг по настоящему Договору. Заказчик, в свою очередь, обязуется соблюдать конфиденциальность в отношении сведений, полученных от Исполнителя, включая архитектуру программных решений, исходный код, методики внедрения, внутренние процессы разработки и сопутствующую документацию (см. п. 1.4.1–1.4.3). Обязанность по соблюдению конфиденциальности сохраняется в течение срока действия настоящего Договора и трёх лет после его окончания.</w:t>
       </w:r>
@@ -961,12 +1019,14 @@
         <w:rPr>
           <w:rFonts w:ascii="Arial" w:hAnsi="Arial" w:cs="Arial"/>
           <w:szCs w:val="18"/>
-        </w:rPr>
-      </w:pPr>
-      <w:r>
-        <w:rPr>
-          <w:rFonts w:ascii="Arial" w:hAnsi="Arial" w:cs="Arial"/>
-          <w:szCs w:val="18"/>
+          <w:highlight w:val="none"/>
+        </w:rPr>
+      </w:pPr>
+      <w:r>
+        <w:rPr>
+          <w:rFonts w:ascii="Arial" w:hAnsi="Arial" w:cs="Arial"/>
+          <w:szCs w:val="18"/>
+          <w:highlight w:val="none"/>
         </w:rPr>
         <w:t xml:space="preserve">2.1.5 Исполнитель обязуется по запросу Заказчика предоставлять информацию о ходе выполнения работ в согласованной форме — в виде письменного отчета, сообщений в корпоративном чате либо выгрузки из CRM-системы </w:t>
       </w:r>
@@ -974,7 +1034,7 @@
         <w:rPr>
           <w:rFonts w:ascii="Arial" w:hAnsi="Arial" w:cs="Arial"/>
           <w:szCs w:val="18"/>
-          <w:highlight w:val="green"/>
+          <w:highlight w:val="none"/>
         </w:rPr>
         <w:t>Битрикс24</w:t>
       </w:r>
@@ -982,6 +1042,7 @@
         <w:rPr>
           <w:rFonts w:ascii="Arial" w:hAnsi="Arial" w:cs="Arial"/>
           <w:szCs w:val="18"/>
+          <w:highlight w:val="none"/>
         </w:rPr>
         <w:t xml:space="preserve"> (в соответствии с пунктом 1.4.3 настоящего Договора). Частота и формат предоставления отчетности определяются Сторонами в Приложении №1.</w:t>
       </w:r>
@@ -1002,12 +1063,14 @@
         <w:rPr>
           <w:rFonts w:ascii="Arial" w:hAnsi="Arial" w:cs="Arial"/>
           <w:szCs w:val="18"/>
-        </w:rPr>
-      </w:pPr>
-      <w:r>
-        <w:rPr>
-          <w:rFonts w:ascii="Arial" w:hAnsi="Arial" w:cs="Arial"/>
-          <w:szCs w:val="18"/>
+          <w:highlight w:val="none"/>
+        </w:rPr>
+      </w:pPr>
+      <w:r>
+        <w:rPr>
+          <w:rFonts w:ascii="Arial" w:hAnsi="Arial" w:cs="Arial"/>
+          <w:szCs w:val="18"/>
+          <w:highlight w:val="none"/>
         </w:rPr>
         <w:t>2.2 Исполнитель имеет право:</w:t>
       </w:r>
@@ -1028,12 +1091,14 @@
         <w:rPr>
           <w:rFonts w:ascii="Arial" w:hAnsi="Arial" w:cs="Arial"/>
           <w:szCs w:val="18"/>
-        </w:rPr>
-      </w:pPr>
-      <w:r>
-        <w:rPr>
-          <w:rFonts w:ascii="Arial" w:hAnsi="Arial" w:cs="Arial"/>
-          <w:szCs w:val="18"/>
+          <w:highlight w:val="none"/>
+        </w:rPr>
+      </w:pPr>
+      <w:r>
+        <w:rPr>
+          <w:rFonts w:ascii="Arial" w:hAnsi="Arial" w:cs="Arial"/>
+          <w:szCs w:val="18"/>
+          <w:highlight w:val="none"/>
         </w:rPr>
         <w:t>2.2.1 Требовать от Заказчика надлежащего исполнения обязательств по настоящему Договору, включая своевременное предоставление информации, материалов, доступа к системам, а также произведение оплаты в сроки, установленные Договором и Приложениями (см. п. 1.4.3 и 2.1.2).</w:t>
       </w:r>
@@ -1054,12 +1119,14 @@
         <w:rPr>
           <w:rFonts w:ascii="Arial" w:hAnsi="Arial" w:cs="Arial"/>
           <w:szCs w:val="18"/>
-        </w:rPr>
-      </w:pPr>
-      <w:r>
-        <w:rPr>
-          <w:rFonts w:ascii="Arial" w:hAnsi="Arial" w:cs="Arial"/>
-          <w:szCs w:val="18"/>
+          <w:highlight w:val="none"/>
+        </w:rPr>
+      </w:pPr>
+      <w:r>
+        <w:rPr>
+          <w:rFonts w:ascii="Arial" w:hAnsi="Arial" w:cs="Arial"/>
+          <w:szCs w:val="18"/>
+          <w:highlight w:val="none"/>
         </w:rPr>
         <w:t xml:space="preserve">2.2.2 Приостанавливать оказание услуг по настоящему Договору в случае непредоставления Заказчиком необходимой документации, материалов, информации, а также в случае задержки сдачи-приёмки промежуточных или окончательных результатов оказанных услуг либо оплаты по Договору более чем на пять (5) рабочих дней. </w:t>
       </w:r>
@@ -1067,6 +1134,7 @@
         <w:rPr>
           <w:rFonts w:ascii="Arial" w:hAnsi="Arial" w:cs="Arial"/>
           <w:szCs w:val="18"/>
+          <w:highlight w:val="none"/>
         </w:rPr>
         <w:br w:type="textWrapping"/>
       </w:r>
@@ -1074,6 +1142,7 @@
         <w:rPr>
           <w:rFonts w:ascii="Arial" w:hAnsi="Arial" w:cs="Arial"/>
           <w:szCs w:val="18"/>
+          <w:highlight w:val="none"/>
         </w:rPr>
         <w:t>В указанном случае план-график и сроки оказания услуг по Договору и Приложениям продлеваются Исполнителем в одностороннем порядке на период фактической задержки (см. п. 1.4.3 и 2.1.3). Исполнитель вправе приостановить оказание услуг до устранения указанных обстоятельств. Такая приостановка не считается нарушением сроков оказания услуг.</w:t>
       </w:r>
@@ -1094,12 +1163,14 @@
         <w:rPr>
           <w:rFonts w:ascii="Arial" w:hAnsi="Arial" w:cs="Arial"/>
           <w:szCs w:val="18"/>
-        </w:rPr>
-      </w:pPr>
-      <w:r>
-        <w:rPr>
-          <w:rFonts w:ascii="Arial" w:hAnsi="Arial" w:cs="Arial"/>
-          <w:szCs w:val="18"/>
+          <w:highlight w:val="none"/>
+        </w:rPr>
+      </w:pPr>
+      <w:r>
+        <w:rPr>
+          <w:rFonts w:ascii="Arial" w:hAnsi="Arial" w:cs="Arial"/>
+          <w:szCs w:val="18"/>
+          <w:highlight w:val="none"/>
         </w:rPr>
         <w:t>2.2.3 Размещать логотип Заказчика и информацию о сотрудничестве на сайте Исполнителя и в иных информационных материалах при наличии согласия Заказчика, выраженного в письменной или электронной форме (в том числе посредством электронной переписки).</w:t>
       </w:r>
@@ -1120,12 +1191,14 @@
         <w:rPr>
           <w:rFonts w:ascii="Arial" w:hAnsi="Arial" w:cs="Arial"/>
           <w:szCs w:val="18"/>
-        </w:rPr>
-      </w:pPr>
-      <w:r>
-        <w:rPr>
-          <w:rFonts w:ascii="Arial" w:hAnsi="Arial" w:cs="Arial"/>
-          <w:szCs w:val="18"/>
+          <w:highlight w:val="none"/>
+        </w:rPr>
+      </w:pPr>
+      <w:r>
+        <w:rPr>
+          <w:rFonts w:ascii="Arial" w:hAnsi="Arial" w:cs="Arial"/>
+          <w:szCs w:val="18"/>
+          <w:highlight w:val="none"/>
         </w:rPr>
         <w:t>2.2.4 Оказывать услуги как собственными силами, так и с привлечением третьих лиц (субподрядчиков), обладающих необходимой квалификацией и опытом, без необходимости получения отдельного согласования от Заказчика. Исполнитель несёт ответственность перед Заказчиком только за действия собственных подрядчиков в части, относящейся к оказанию услуг. При этом Исполнитель сохраняет полную ответственность за результаты оказания услуг по настоящему Договору (в соответствии с п. 1.1. и 2.1.3). Исполнитель вправе осуществлять оказание услуг как на территории Заказчика, так и на территории Исполнителя либо привлечённых им лиц.</w:t>
       </w:r>
@@ -1146,12 +1219,14 @@
         <w:rPr>
           <w:rFonts w:ascii="Arial" w:hAnsi="Arial" w:cs="Arial"/>
           <w:szCs w:val="18"/>
-        </w:rPr>
-      </w:pPr>
-      <w:r>
-        <w:rPr>
-          <w:rFonts w:ascii="Arial" w:hAnsi="Arial" w:cs="Arial"/>
-          <w:szCs w:val="18"/>
+          <w:highlight w:val="none"/>
+        </w:rPr>
+      </w:pPr>
+      <w:r>
+        <w:rPr>
+          <w:rFonts w:ascii="Arial" w:hAnsi="Arial" w:cs="Arial"/>
+          <w:szCs w:val="18"/>
+          <w:highlight w:val="none"/>
         </w:rPr>
         <w:t>2.3 Заказчик обязуется:</w:t>
       </w:r>
@@ -1172,12 +1247,14 @@
         <w:rPr>
           <w:rFonts w:ascii="Arial" w:hAnsi="Arial" w:cs="Arial"/>
           <w:szCs w:val="18"/>
-        </w:rPr>
-      </w:pPr>
-      <w:r>
-        <w:rPr>
-          <w:rFonts w:ascii="Arial" w:hAnsi="Arial" w:cs="Arial"/>
-          <w:szCs w:val="18"/>
+          <w:highlight w:val="none"/>
+        </w:rPr>
+      </w:pPr>
+      <w:r>
+        <w:rPr>
+          <w:rFonts w:ascii="Arial" w:hAnsi="Arial" w:cs="Arial"/>
+          <w:szCs w:val="18"/>
+          <w:highlight w:val="none"/>
         </w:rPr>
         <w:t>2.3.1 Принять и оплатить услуги, оказанные Исполнителем в рамках настоящего Договора.</w:t>
       </w:r>
@@ -1185,6 +1262,7 @@
         <w:rPr>
           <w:rFonts w:ascii="Arial" w:hAnsi="Arial" w:cs="Arial"/>
           <w:szCs w:val="18"/>
+          <w:highlight w:val="none"/>
         </w:rPr>
         <w:br w:type="textWrapping"/>
       </w:r>
@@ -1192,6 +1270,7 @@
         <w:rPr>
           <w:rFonts w:ascii="Arial" w:hAnsi="Arial" w:cs="Arial"/>
           <w:szCs w:val="18"/>
+          <w:highlight w:val="none"/>
         </w:rPr>
         <w:t>Назначить из числа своих работников лицо, ответственное за взаимодействие с Исполнителем и решение оперативных вопросов, указав его в Приложении.</w:t>
       </w:r>
@@ -1212,12 +1291,14 @@
         <w:rPr>
           <w:rFonts w:ascii="Arial" w:hAnsi="Arial" w:cs="Arial"/>
           <w:szCs w:val="18"/>
-        </w:rPr>
-      </w:pPr>
-      <w:r>
-        <w:rPr>
-          <w:rFonts w:ascii="Arial" w:hAnsi="Arial" w:cs="Arial"/>
-          <w:szCs w:val="18"/>
+          <w:highlight w:val="none"/>
+        </w:rPr>
+      </w:pPr>
+      <w:r>
+        <w:rPr>
+          <w:rFonts w:ascii="Arial" w:hAnsi="Arial" w:cs="Arial"/>
+          <w:szCs w:val="18"/>
+          <w:highlight w:val="none"/>
         </w:rPr>
         <w:t>Назначенное лицо обладает полномочиями для согласования требований, документов, актов и протоколов в ходе исполнения Договора. Замена ответственного лица осуществляется уведомлением без необходимости заключения дополнительного соглашения (см. п. 2.1.1).</w:t>
       </w:r>
@@ -1238,12 +1319,14 @@
         <w:rPr>
           <w:rFonts w:ascii="Arial" w:hAnsi="Arial" w:cs="Arial"/>
           <w:szCs w:val="18"/>
-        </w:rPr>
-      </w:pPr>
-      <w:r>
-        <w:rPr>
-          <w:rFonts w:ascii="Arial" w:hAnsi="Arial" w:cs="Arial"/>
-          <w:szCs w:val="18"/>
+          <w:highlight w:val="none"/>
+        </w:rPr>
+      </w:pPr>
+      <w:r>
+        <w:rPr>
+          <w:rFonts w:ascii="Arial" w:hAnsi="Arial" w:cs="Arial"/>
+          <w:szCs w:val="18"/>
+          <w:highlight w:val="none"/>
         </w:rPr>
         <w:t>2.3.2 Ознакомить Исполнителя с действующими на территории Заказчика инструкциями и правилами документооборота, в объёме, необходимом для оказания услуг по настоящему Договору.</w:t>
       </w:r>
@@ -1264,12 +1347,14 @@
         <w:rPr>
           <w:rFonts w:ascii="Arial" w:hAnsi="Arial" w:cs="Arial"/>
           <w:szCs w:val="18"/>
-        </w:rPr>
-      </w:pPr>
-      <w:r>
-        <w:rPr>
-          <w:rFonts w:ascii="Arial" w:hAnsi="Arial" w:cs="Arial"/>
-          <w:szCs w:val="18"/>
+          <w:highlight w:val="none"/>
+        </w:rPr>
+      </w:pPr>
+      <w:r>
+        <w:rPr>
+          <w:rFonts w:ascii="Arial" w:hAnsi="Arial" w:cs="Arial"/>
+          <w:szCs w:val="18"/>
+          <w:highlight w:val="none"/>
         </w:rPr>
         <w:t>2.3.3 Предоставить Исполнителю круглосуточный удалённый доступ к информационной системе Заказчика в пределах зоны его ответственности на срок оказания услуг по настоящему Договору.</w:t>
       </w:r>
@@ -1277,6 +1362,7 @@
         <w:rPr>
           <w:rFonts w:ascii="Arial" w:hAnsi="Arial" w:cs="Arial"/>
           <w:szCs w:val="18"/>
+          <w:highlight w:val="none"/>
         </w:rPr>
         <w:br w:type="textWrapping"/>
       </w:r>
@@ -1284,6 +1370,7 @@
         <w:rPr>
           <w:rFonts w:ascii="Arial" w:hAnsi="Arial" w:cs="Arial"/>
           <w:szCs w:val="18"/>
+          <w:highlight w:val="none"/>
         </w:rPr>
         <w:t>Исполнитель не несёт ответственности за сбои и ограничения, возникающие на стороне Заказчика или третьих лиц.</w:t>
       </w:r>
@@ -1304,12 +1391,14 @@
         <w:rPr>
           <w:rFonts w:ascii="Arial" w:hAnsi="Arial" w:cs="Arial"/>
           <w:szCs w:val="18"/>
-        </w:rPr>
-      </w:pPr>
-      <w:r>
-        <w:rPr>
-          <w:rFonts w:ascii="Arial" w:hAnsi="Arial" w:cs="Arial"/>
-          <w:szCs w:val="18"/>
+          <w:highlight w:val="none"/>
+        </w:rPr>
+      </w:pPr>
+      <w:r>
+        <w:rPr>
+          <w:rFonts w:ascii="Arial" w:hAnsi="Arial" w:cs="Arial"/>
+          <w:szCs w:val="18"/>
+          <w:highlight w:val="none"/>
         </w:rPr>
         <w:t>2.3.4 Сохранять конфиденциальность информации о деятельности Исполнителя в порядке, установленном пунктом 2.1.4 настоящего Договора.</w:t>
       </w:r>
@@ -1330,12 +1419,14 @@
         <w:rPr>
           <w:rFonts w:ascii="Arial" w:hAnsi="Arial" w:cs="Arial"/>
           <w:szCs w:val="18"/>
-        </w:rPr>
-      </w:pPr>
-      <w:r>
-        <w:rPr>
-          <w:rFonts w:ascii="Arial" w:hAnsi="Arial" w:cs="Arial"/>
-          <w:szCs w:val="18"/>
+          <w:highlight w:val="none"/>
+        </w:rPr>
+      </w:pPr>
+      <w:r>
+        <w:rPr>
+          <w:rFonts w:ascii="Arial" w:hAnsi="Arial" w:cs="Arial"/>
+          <w:szCs w:val="18"/>
+          <w:highlight w:val="none"/>
         </w:rPr>
         <w:t>2.3.5 Производить оплату услуг в порядке и сроки, установленные Приложением. В случае противоречий между настоящим Договором и Приложением — приоритет имеют условия Приложения.</w:t>
       </w:r>
@@ -1356,12 +1447,14 @@
         <w:rPr>
           <w:rFonts w:ascii="Arial" w:hAnsi="Arial" w:cs="Arial"/>
           <w:szCs w:val="18"/>
-        </w:rPr>
-      </w:pPr>
-      <w:r>
-        <w:rPr>
-          <w:rFonts w:ascii="Arial" w:hAnsi="Arial" w:cs="Arial"/>
-          <w:szCs w:val="18"/>
+          <w:highlight w:val="none"/>
+        </w:rPr>
+      </w:pPr>
+      <w:r>
+        <w:rPr>
+          <w:rFonts w:ascii="Arial" w:hAnsi="Arial" w:cs="Arial"/>
+          <w:szCs w:val="18"/>
+          <w:highlight w:val="none"/>
         </w:rPr>
         <w:t>2.3.6 Организовать работу своих сотрудников таким образом, чтобы задачи, за которые несёт ответственность Заказчик, выполнялись в согласованные с Исполнителем сроки (см. п. 1.4.3).</w:t>
       </w:r>
@@ -1382,12 +1475,14 @@
         <w:rPr>
           <w:rFonts w:ascii="Arial" w:hAnsi="Arial" w:cs="Arial"/>
           <w:szCs w:val="18"/>
-        </w:rPr>
-      </w:pPr>
-      <w:r>
-        <w:rPr>
-          <w:rFonts w:ascii="Arial" w:hAnsi="Arial" w:cs="Arial"/>
-          <w:szCs w:val="18"/>
+          <w:highlight w:val="none"/>
+        </w:rPr>
+      </w:pPr>
+      <w:r>
+        <w:rPr>
+          <w:rFonts w:ascii="Arial" w:hAnsi="Arial" w:cs="Arial"/>
+          <w:szCs w:val="18"/>
+          <w:highlight w:val="none"/>
         </w:rPr>
         <w:t>2.3.7 Обеспечить централизованное предоставление замечаний и предложений по результатам работ Исполнителя в разумные сроки, без избыточных итераций согласования.</w:t>
       </w:r>
@@ -1408,12 +1503,14 @@
         <w:rPr>
           <w:rFonts w:ascii="Arial" w:hAnsi="Arial" w:cs="Arial"/>
           <w:szCs w:val="18"/>
-        </w:rPr>
-      </w:pPr>
-      <w:r>
-        <w:rPr>
-          <w:rFonts w:ascii="Arial" w:hAnsi="Arial" w:cs="Arial"/>
-          <w:szCs w:val="18"/>
+          <w:highlight w:val="none"/>
+        </w:rPr>
+      </w:pPr>
+      <w:r>
+        <w:rPr>
+          <w:rFonts w:ascii="Arial" w:hAnsi="Arial" w:cs="Arial"/>
+          <w:szCs w:val="18"/>
+          <w:highlight w:val="none"/>
         </w:rPr>
         <w:t>2.3.8 Согласовывать документы, разработанные Исполнителем, в течение пяти (5) рабочих дней. При отсутствии замечаний в указанный срок документы считаются согласованными (см. п. 2.1.3).</w:t>
       </w:r>
@@ -1434,12 +1531,14 @@
         <w:rPr>
           <w:rFonts w:ascii="Arial" w:hAnsi="Arial" w:cs="Arial"/>
           <w:szCs w:val="18"/>
-        </w:rPr>
-      </w:pPr>
-      <w:r>
-        <w:rPr>
-          <w:rFonts w:ascii="Arial" w:hAnsi="Arial" w:cs="Arial"/>
-          <w:szCs w:val="18"/>
+          <w:highlight w:val="none"/>
+        </w:rPr>
+      </w:pPr>
+      <w:r>
+        <w:rPr>
+          <w:rFonts w:ascii="Arial" w:hAnsi="Arial" w:cs="Arial"/>
+          <w:szCs w:val="18"/>
+          <w:highlight w:val="none"/>
         </w:rPr>
         <w:t>2.3.9 Обеспечить выполнение внутренних организационных изменений, необходимых для внедрения и работы предоставляемых Исполнителем решений, своими силами и за свой счёт.</w:t>
       </w:r>
@@ -1460,12 +1559,14 @@
         <w:rPr>
           <w:rFonts w:ascii="Arial" w:hAnsi="Arial" w:cs="Arial"/>
           <w:szCs w:val="18"/>
-        </w:rPr>
-      </w:pPr>
-      <w:r>
-        <w:rPr>
-          <w:rFonts w:ascii="Arial" w:hAnsi="Arial" w:cs="Arial"/>
-          <w:szCs w:val="18"/>
+          <w:highlight w:val="none"/>
+        </w:rPr>
+      </w:pPr>
+      <w:r>
+        <w:rPr>
+          <w:rFonts w:ascii="Arial" w:hAnsi="Arial" w:cs="Arial"/>
+          <w:szCs w:val="18"/>
+          <w:highlight w:val="none"/>
         </w:rPr>
         <w:t>2.3.10 Предоставлять Исполнителю необходимые материалы, информацию, оборудование и персонал. Исполнитель не несёт ответственности за задержки оказания услуг, вызванные непредоставлением таких ресурсов (см. п. 2.2.2).</w:t>
       </w:r>
@@ -1486,12 +1587,14 @@
         <w:rPr>
           <w:rFonts w:ascii="Arial" w:hAnsi="Arial" w:cs="Arial"/>
           <w:szCs w:val="18"/>
-        </w:rPr>
-      </w:pPr>
-      <w:r>
-        <w:rPr>
-          <w:rFonts w:ascii="Arial" w:hAnsi="Arial" w:cs="Arial"/>
-          <w:szCs w:val="18"/>
+          <w:highlight w:val="none"/>
+        </w:rPr>
+      </w:pPr>
+      <w:r>
+        <w:rPr>
+          <w:rFonts w:ascii="Arial" w:hAnsi="Arial" w:cs="Arial"/>
+          <w:szCs w:val="18"/>
+          <w:highlight w:val="none"/>
         </w:rPr>
         <w:t>2.3.11 Воздерживаться от предложений трудоустройства сотрудникам Исполнителя и их найма в течение срока действия настоящего Договора и 12 месяцев после его окончания, за исключением случаев, прямо предусмотренных сторонами в пункте 11.2 настоящего Договора.</w:t>
       </w:r>
@@ -1512,12 +1615,14 @@
         <w:rPr>
           <w:rFonts w:ascii="Arial" w:hAnsi="Arial" w:cs="Arial"/>
           <w:szCs w:val="18"/>
-        </w:rPr>
-      </w:pPr>
-      <w:r>
-        <w:rPr>
-          <w:rFonts w:ascii="Arial" w:hAnsi="Arial" w:cs="Arial"/>
-          <w:szCs w:val="18"/>
+          <w:highlight w:val="none"/>
+        </w:rPr>
+      </w:pPr>
+      <w:r>
+        <w:rPr>
+          <w:rFonts w:ascii="Arial" w:hAnsi="Arial" w:cs="Arial"/>
+          <w:szCs w:val="18"/>
+          <w:highlight w:val="none"/>
         </w:rPr>
         <w:t>2.4 Заказчик имеет право:</w:t>
       </w:r>
@@ -1538,12 +1643,14 @@
         <w:rPr>
           <w:rFonts w:ascii="Arial" w:hAnsi="Arial" w:cs="Arial"/>
           <w:szCs w:val="18"/>
-        </w:rPr>
-      </w:pPr>
-      <w:r>
-        <w:rPr>
-          <w:rFonts w:ascii="Arial" w:hAnsi="Arial" w:cs="Arial"/>
-          <w:szCs w:val="18"/>
+          <w:highlight w:val="none"/>
+        </w:rPr>
+      </w:pPr>
+      <w:r>
+        <w:rPr>
+          <w:rFonts w:ascii="Arial" w:hAnsi="Arial" w:cs="Arial"/>
+          <w:szCs w:val="18"/>
+          <w:highlight w:val="none"/>
         </w:rPr>
         <w:t>2.4.1 Требовать от Исполнителя выполнения обязательств по настоящему Договору в соответствии с предметом (п. 1.1) и сроками, установленными Приложениями.</w:t>
       </w:r>
@@ -1564,12 +1671,14 @@
         <w:rPr>
           <w:rFonts w:ascii="Arial" w:hAnsi="Arial" w:cs="Arial"/>
           <w:szCs w:val="18"/>
-        </w:rPr>
-      </w:pPr>
-      <w:r>
-        <w:rPr>
-          <w:rFonts w:ascii="Arial" w:hAnsi="Arial" w:cs="Arial"/>
-          <w:szCs w:val="18"/>
+          <w:highlight w:val="none"/>
+        </w:rPr>
+      </w:pPr>
+      <w:r>
+        <w:rPr>
+          <w:rFonts w:ascii="Arial" w:hAnsi="Arial" w:cs="Arial"/>
+          <w:szCs w:val="18"/>
+          <w:highlight w:val="none"/>
         </w:rPr>
         <w:t>2.4.2 Получать оперативную информацию о ходе выполнения работ в порядке, предусмотренном пунктом 2.1.5 настоящего Договора.</w:t>
       </w:r>
@@ -1590,12 +1699,14 @@
         <w:rPr>
           <w:rFonts w:ascii="Arial" w:hAnsi="Arial" w:cs="Arial"/>
           <w:szCs w:val="18"/>
-        </w:rPr>
-      </w:pPr>
-      <w:r>
-        <w:rPr>
-          <w:rFonts w:ascii="Arial" w:hAnsi="Arial" w:cs="Arial"/>
-          <w:szCs w:val="18"/>
+          <w:highlight w:val="none"/>
+        </w:rPr>
+      </w:pPr>
+      <w:r>
+        <w:rPr>
+          <w:rFonts w:ascii="Arial" w:hAnsi="Arial" w:cs="Arial"/>
+          <w:szCs w:val="18"/>
+          <w:highlight w:val="none"/>
         </w:rPr>
         <w:t>2.4.3 Запрашивать у Исполнителя разъяснения по вопросам, связанным с выполнением услуг, без вмешательства в процесс разработки, проектирования и внедрения решений.</w:t>
       </w:r>
@@ -1616,12 +1727,14 @@
         <w:rPr>
           <w:rFonts w:ascii="Arial" w:hAnsi="Arial" w:cs="Arial"/>
           <w:szCs w:val="18"/>
-        </w:rPr>
-      </w:pPr>
-      <w:r>
-        <w:rPr>
-          <w:rFonts w:ascii="Arial" w:hAnsi="Arial" w:cs="Arial"/>
-          <w:szCs w:val="18"/>
+          <w:highlight w:val="none"/>
+        </w:rPr>
+      </w:pPr>
+      <w:r>
+        <w:rPr>
+          <w:rFonts w:ascii="Arial" w:hAnsi="Arial" w:cs="Arial"/>
+          <w:szCs w:val="18"/>
+          <w:highlight w:val="none"/>
         </w:rPr>
         <w:t>2.4.4 Вносить предложения по улучшению предоставляемых Исполнителем решений при условии, что такие изменения не влияют на сроки и стоимость услуг без отдельного письменного согласования Сторон.</w:t>
       </w:r>
@@ -1642,12 +1755,14 @@
         <w:rPr>
           <w:rFonts w:ascii="Arial" w:hAnsi="Arial" w:cs="Arial"/>
           <w:szCs w:val="18"/>
-        </w:rPr>
-      </w:pPr>
-      <w:r>
-        <w:rPr>
-          <w:rFonts w:ascii="Arial" w:hAnsi="Arial" w:cs="Arial"/>
-          <w:szCs w:val="18"/>
+          <w:highlight w:val="none"/>
+        </w:rPr>
+      </w:pPr>
+      <w:r>
+        <w:rPr>
+          <w:rFonts w:ascii="Arial" w:hAnsi="Arial" w:cs="Arial"/>
+          <w:szCs w:val="18"/>
+          <w:highlight w:val="none"/>
         </w:rPr>
         <w:t>2.4.5 Получать результаты работ и иную документацию в объёме и формате, предусмотренном настоящим Договором и Приложениями к нему.</w:t>
       </w:r>
@@ -1666,6 +1781,7 @@
         <w:rPr>
           <w:rFonts w:ascii="Arial" w:hAnsi="Arial" w:cs="Arial"/>
           <w:szCs w:val="18"/>
+          <w:highlight w:val="none"/>
         </w:rPr>
       </w:pPr>
     </w:p>
@@ -1678,12 +1794,14 @@
         <w:rPr>
           <w:rFonts w:ascii="Arial" w:hAnsi="Arial" w:cs="Arial"/>
           <w:szCs w:val="18"/>
-        </w:rPr>
-      </w:pPr>
-      <w:r>
-        <w:rPr>
-          <w:rFonts w:ascii="Arial" w:hAnsi="Arial" w:cs="Arial"/>
-          <w:szCs w:val="18"/>
+          <w:highlight w:val="none"/>
+        </w:rPr>
+      </w:pPr>
+      <w:r>
+        <w:rPr>
+          <w:rFonts w:ascii="Arial" w:hAnsi="Arial" w:cs="Arial"/>
+          <w:szCs w:val="18"/>
+          <w:highlight w:val="none"/>
         </w:rPr>
         <w:t>Порядок оказания услуг</w:t>
       </w:r>
@@ -1701,6 +1819,7 @@
         <w:rPr>
           <w:rFonts w:ascii="Arial" w:hAnsi="Arial" w:cs="Arial"/>
           <w:szCs w:val="18"/>
+          <w:highlight w:val="none"/>
         </w:rPr>
       </w:pPr>
     </w:p>
@@ -1720,12 +1839,14 @@
         <w:rPr>
           <w:rFonts w:ascii="Arial" w:hAnsi="Arial" w:cs="Arial"/>
           <w:szCs w:val="18"/>
-        </w:rPr>
-      </w:pPr>
-      <w:r>
-        <w:rPr>
-          <w:rFonts w:ascii="Arial" w:hAnsi="Arial" w:cs="Arial"/>
-          <w:szCs w:val="18"/>
+          <w:highlight w:val="none"/>
+        </w:rPr>
+      </w:pPr>
+      <w:r>
+        <w:rPr>
+          <w:rFonts w:ascii="Arial" w:hAnsi="Arial" w:cs="Arial"/>
+          <w:szCs w:val="18"/>
+          <w:highlight w:val="none"/>
         </w:rPr>
         <w:t>3.1 Для оказания услуг Сторонами составляется и подписывается Приложение, в котором согласовывается форма, перечень, объём, стоимость и сроки оказания услуг, оказываемых в рамках настоящего Договора, а также определяются дополнительные условия, требуемые от Сторон для оказания соответствующих услуг.</w:t>
       </w:r>
@@ -1733,6 +1854,7 @@
         <w:rPr>
           <w:rFonts w:ascii="Arial" w:hAnsi="Arial" w:cs="Arial"/>
           <w:szCs w:val="18"/>
+          <w:highlight w:val="none"/>
         </w:rPr>
         <w:br w:type="textWrapping"/>
       </w:r>
@@ -1740,6 +1862,7 @@
         <w:rPr>
           <w:rFonts w:ascii="Arial" w:hAnsi="Arial" w:cs="Arial"/>
           <w:szCs w:val="18"/>
+          <w:highlight w:val="none"/>
         </w:rPr>
         <w:t>В случае противоречий между условиями настоящего Договора и соответствующего Приложения приоритет имеют Приложения.</w:t>
       </w:r>
@@ -1760,12 +1883,14 @@
         <w:rPr>
           <w:rFonts w:ascii="Arial" w:hAnsi="Arial" w:cs="Arial"/>
           <w:szCs w:val="18"/>
-        </w:rPr>
-      </w:pPr>
-      <w:r>
-        <w:rPr>
-          <w:rFonts w:ascii="Arial" w:hAnsi="Arial" w:cs="Arial"/>
-          <w:szCs w:val="18"/>
+          <w:highlight w:val="none"/>
+        </w:rPr>
+      </w:pPr>
+      <w:r>
+        <w:rPr>
+          <w:rFonts w:ascii="Arial" w:hAnsi="Arial" w:cs="Arial"/>
+          <w:szCs w:val="18"/>
+          <w:highlight w:val="none"/>
         </w:rPr>
         <w:t>3.1.1 Количество, квалификация и распределение работников Исполнителя, задействованных в оказании услуг по настоящему Договору, определяются Исполнителем самостоятельно, исходя из необходимости надлежащего исполнения обязательств по Договору.</w:t>
       </w:r>
@@ -1786,12 +1911,14 @@
         <w:rPr>
           <w:rFonts w:ascii="Arial" w:hAnsi="Arial" w:cs="Arial"/>
           <w:szCs w:val="18"/>
-        </w:rPr>
-      </w:pPr>
-      <w:r>
-        <w:rPr>
-          <w:rFonts w:ascii="Arial" w:hAnsi="Arial" w:cs="Arial"/>
-          <w:szCs w:val="18"/>
+          <w:highlight w:val="none"/>
+        </w:rPr>
+      </w:pPr>
+      <w:r>
+        <w:rPr>
+          <w:rFonts w:ascii="Arial" w:hAnsi="Arial" w:cs="Arial"/>
+          <w:szCs w:val="18"/>
+          <w:highlight w:val="none"/>
         </w:rPr>
         <w:t>3.2 Стороны признают, что надлежащее оказание услуг по Договору Исполнителем зависит от содействия Заказчика и исполнения им встречных обязательств, включая:</w:t>
       </w:r>
@@ -1812,12 +1939,14 @@
         <w:rPr>
           <w:rFonts w:ascii="Arial" w:hAnsi="Arial" w:cs="Arial"/>
           <w:szCs w:val="18"/>
-        </w:rPr>
-      </w:pPr>
-      <w:r>
-        <w:rPr>
-          <w:rFonts w:ascii="Arial" w:hAnsi="Arial" w:cs="Arial"/>
-          <w:szCs w:val="18"/>
+          <w:highlight w:val="none"/>
+        </w:rPr>
+      </w:pPr>
+      <w:r>
+        <w:rPr>
+          <w:rFonts w:ascii="Arial" w:hAnsi="Arial" w:cs="Arial"/>
+          <w:szCs w:val="18"/>
+          <w:highlight w:val="none"/>
         </w:rPr>
         <w:t>3.2.1. Своевременное предоставление всех сведений, документов и пояснений, запрошенных Исполнителем в связи с оказываемыми услугами.</w:t>
       </w:r>
@@ -1838,12 +1967,14 @@
         <w:rPr>
           <w:rFonts w:ascii="Arial" w:hAnsi="Arial" w:cs="Arial"/>
           <w:szCs w:val="18"/>
-        </w:rPr>
-      </w:pPr>
-      <w:r>
-        <w:rPr>
-          <w:rFonts w:ascii="Arial" w:hAnsi="Arial" w:cs="Arial"/>
-          <w:szCs w:val="18"/>
+          <w:highlight w:val="none"/>
+        </w:rPr>
+      </w:pPr>
+      <w:r>
+        <w:rPr>
+          <w:rFonts w:ascii="Arial" w:hAnsi="Arial" w:cs="Arial"/>
+          <w:szCs w:val="18"/>
+          <w:highlight w:val="none"/>
         </w:rPr>
         <w:t>3.2.2. Своевременное принятие решений и получение согласований, необходимых для оказания услуг.</w:t>
       </w:r>
@@ -1864,12 +1995,14 @@
         <w:rPr>
           <w:rFonts w:ascii="Arial" w:hAnsi="Arial" w:cs="Arial"/>
           <w:szCs w:val="18"/>
-        </w:rPr>
-      </w:pPr>
-      <w:r>
-        <w:rPr>
-          <w:rFonts w:ascii="Arial" w:hAnsi="Arial" w:cs="Arial"/>
-          <w:szCs w:val="18"/>
+          <w:highlight w:val="none"/>
+        </w:rPr>
+      </w:pPr>
+      <w:r>
+        <w:rPr>
+          <w:rFonts w:ascii="Arial" w:hAnsi="Arial" w:cs="Arial"/>
+          <w:szCs w:val="18"/>
+          <w:highlight w:val="none"/>
         </w:rPr>
         <w:t>3.2.3. Уведомление Исполнителя об изменениях бизнес-процессов, структуры предприятия и иных обстоятельств, способных повлиять на сроки и качество услуг.</w:t>
       </w:r>
@@ -1890,12 +2023,14 @@
         <w:rPr>
           <w:rFonts w:ascii="Arial" w:hAnsi="Arial" w:cs="Arial"/>
           <w:szCs w:val="18"/>
-        </w:rPr>
-      </w:pPr>
-      <w:r>
-        <w:rPr>
-          <w:rFonts w:ascii="Arial" w:hAnsi="Arial" w:cs="Arial"/>
-          <w:szCs w:val="18"/>
+          <w:highlight w:val="none"/>
+        </w:rPr>
+      </w:pPr>
+      <w:r>
+        <w:rPr>
+          <w:rFonts w:ascii="Arial" w:hAnsi="Arial" w:cs="Arial"/>
+          <w:szCs w:val="18"/>
+          <w:highlight w:val="none"/>
         </w:rPr>
         <w:t>3.3 В случае нарушения Заказчиком обязательств, указанных в настоящем пункте, сроки оказания услуг автоматически продлеваются на срок задержки, а Исполнитель вправе приостановить выполнение услуг до устранения таких обстоятельств (см. п. 2.2.2).</w:t>
       </w:r>
@@ -1916,12 +2051,14 @@
         <w:rPr>
           <w:rFonts w:ascii="Arial" w:hAnsi="Arial" w:cs="Arial"/>
           <w:szCs w:val="18"/>
-        </w:rPr>
-      </w:pPr>
-      <w:r>
-        <w:rPr>
-          <w:rFonts w:ascii="Arial" w:hAnsi="Arial" w:cs="Arial"/>
-          <w:szCs w:val="18"/>
+          <w:highlight w:val="none"/>
+        </w:rPr>
+      </w:pPr>
+      <w:r>
+        <w:rPr>
+          <w:rFonts w:ascii="Arial" w:hAnsi="Arial" w:cs="Arial"/>
+          <w:szCs w:val="18"/>
+          <w:highlight w:val="none"/>
         </w:rPr>
         <w:t>3.4. В случае возникновения обстоятельств, препятствующих надлежащему исполнению обязательств по Договору, Сторона обязана в течение двух (2) рабочих дней с момента их выявления письменно уведомить другую Сторону и предложить варианты их разрешения. Письменное уведомление может быть направлено по электронной почте, указанной в Приложении № 1, и имеет юридическую силу документа на бумажном носителе.</w:t>
       </w:r>
@@ -1942,12 +2079,14 @@
         <w:rPr>
           <w:rFonts w:ascii="Arial" w:hAnsi="Arial" w:cs="Arial"/>
           <w:szCs w:val="18"/>
-        </w:rPr>
-      </w:pPr>
-      <w:r>
-        <w:rPr>
-          <w:rFonts w:ascii="Arial" w:hAnsi="Arial" w:cs="Arial"/>
-          <w:szCs w:val="18"/>
+          <w:highlight w:val="none"/>
+        </w:rPr>
+      </w:pPr>
+      <w:r>
+        <w:rPr>
+          <w:rFonts w:ascii="Arial" w:hAnsi="Arial" w:cs="Arial"/>
+          <w:szCs w:val="18"/>
+          <w:highlight w:val="none"/>
         </w:rPr>
         <w:t>3.5. Стороны ведут всю переписку по настоящему Договору (в том числе направляют запросы) в порядке, определённом Приложением № 1. Датой получения корреспонденции считается момент доставки почтового отправления, электронного подтверждения получения сообщения по e-mail либо доставки курьером. Стороны признают юридическую силу переписки по электронной почте, факсимильных сообщений, а также сообщений, направленных через мессенджеры (Telegram и иные согласованные каналы связи), при условии возможности однозначной идентификации отправителя.</w:t>
       </w:r>
@@ -1965,6 +2104,7 @@
         <w:rPr>
           <w:rFonts w:ascii="Arial" w:hAnsi="Arial" w:cs="Arial"/>
           <w:szCs w:val="18"/>
+          <w:highlight w:val="none"/>
         </w:rPr>
       </w:pPr>
     </w:p>
@@ -1977,12 +2117,14 @@
         <w:rPr>
           <w:rFonts w:ascii="Arial" w:hAnsi="Arial" w:cs="Arial"/>
           <w:szCs w:val="18"/>
-        </w:rPr>
-      </w:pPr>
-      <w:r>
-        <w:rPr>
-          <w:rFonts w:ascii="Arial" w:hAnsi="Arial" w:cs="Arial"/>
-          <w:szCs w:val="18"/>
+          <w:highlight w:val="none"/>
+        </w:rPr>
+      </w:pPr>
+      <w:r>
+        <w:rPr>
+          <w:rFonts w:ascii="Arial" w:hAnsi="Arial" w:cs="Arial"/>
+          <w:szCs w:val="18"/>
+          <w:highlight w:val="none"/>
         </w:rPr>
         <w:t>Порядок сдачи-приемки услуг</w:t>
       </w:r>
@@ -2000,6 +2142,7 @@
         <w:rPr>
           <w:rFonts w:ascii="Arial" w:hAnsi="Arial" w:cs="Arial"/>
           <w:szCs w:val="18"/>
+          <w:highlight w:val="none"/>
         </w:rPr>
       </w:pPr>
     </w:p>
@@ -2013,6 +2156,7 @@
           <w:rFonts w:ascii="Arial" w:hAnsi="Arial" w:cs="Arial" w:eastAsiaTheme="minorEastAsia"/>
           <w:sz w:val="18"/>
           <w:szCs w:val="18"/>
+          <w:highlight w:val="none"/>
         </w:rPr>
       </w:pPr>
       <w:r>
@@ -2020,6 +2164,7 @@
           <w:rFonts w:ascii="Arial" w:hAnsi="Arial" w:cs="Arial" w:eastAsiaTheme="minorEastAsia"/>
           <w:sz w:val="18"/>
           <w:szCs w:val="18"/>
+          <w:highlight w:val="none"/>
         </w:rPr>
         <w:t>4.1. После оказания услуг по каждому из этапов, предусмотренных Приложением, Исполнитель направляет Заказчику Акт сдачи-приёмки услуг. Акт может быть направлен в электронной форме (в том числе по электронной почте, указанной в Приложении № 1) и считается надлежащим образом предоставленным.</w:t>
       </w:r>
@@ -2034,6 +2179,7 @@
           <w:rFonts w:ascii="Arial" w:hAnsi="Arial" w:cs="Arial" w:eastAsiaTheme="minorEastAsia"/>
           <w:sz w:val="18"/>
           <w:szCs w:val="18"/>
+          <w:highlight w:val="none"/>
         </w:rPr>
       </w:pPr>
       <w:r>
@@ -2041,6 +2187,7 @@
           <w:rFonts w:ascii="Arial" w:hAnsi="Arial" w:cs="Arial" w:eastAsiaTheme="minorEastAsia"/>
           <w:sz w:val="18"/>
           <w:szCs w:val="18"/>
+          <w:highlight w:val="none"/>
         </w:rPr>
         <w:t>4.2. Заказчик обязан в течение пяти (5) рабочих дней с момента получения Акта либо подписать его, либо направить Исполнителю письменный мотивированный отказ, содержащий полный и непротиворечивый перечень замечаний. Отсутствие подписанного Акта или Мотивированного отказа в указанный срок означает безусловное принятие оказанных услуг. Мотивированный отказ допускается только при наличии конкретных расхождений с утверждённым техническим заданием. Замечания, не относящиеся к ТЗ (новые требования, эстетические предпочтения) оформляются отдельным приложением.</w:t>
       </w:r>
@@ -2055,6 +2202,7 @@
           <w:rFonts w:ascii="Arial" w:hAnsi="Arial" w:cs="Arial" w:eastAsiaTheme="minorEastAsia"/>
           <w:sz w:val="18"/>
           <w:szCs w:val="18"/>
+          <w:highlight w:val="none"/>
         </w:rPr>
       </w:pPr>
       <w:r>
@@ -2062,6 +2210,7 @@
           <w:rFonts w:ascii="Arial" w:hAnsi="Arial" w:cs="Arial" w:eastAsiaTheme="minorEastAsia"/>
           <w:sz w:val="18"/>
           <w:szCs w:val="18"/>
+          <w:highlight w:val="none"/>
         </w:rPr>
         <w:t>4.3. При предоставлении Мотивированного отказа Стороны в течение пяти (5) рабочих дней согласовывают Протокол разногласий, содержащий решения по каждому замечанию и срок устранения. Замечания, не включённые в Протокол разногласий, считаются необоснованными и подлежащими отклонению.</w:t>
       </w:r>
@@ -2076,6 +2225,7 @@
           <w:rFonts w:ascii="Arial" w:hAnsi="Arial" w:cs="Arial" w:eastAsiaTheme="minorEastAsia"/>
           <w:sz w:val="18"/>
           <w:szCs w:val="18"/>
+          <w:highlight w:val="none"/>
         </w:rPr>
       </w:pPr>
       <w:r>
@@ -2083,6 +2233,7 @@
           <w:rFonts w:ascii="Arial" w:hAnsi="Arial" w:cs="Arial" w:eastAsiaTheme="minorEastAsia"/>
           <w:sz w:val="18"/>
           <w:szCs w:val="18"/>
+          <w:highlight w:val="none"/>
         </w:rPr>
         <w:t>4.4. Исполнитель устраняет обоснованные замечания в установленный срок, после чего Заказчик обязан подписать Акт сдачи-приёмки в течение пяти (5) рабочих дней с момента получения.</w:t>
       </w:r>
@@ -2097,6 +2248,7 @@
           <w:rFonts w:ascii="Arial" w:hAnsi="Arial" w:cs="Arial" w:eastAsiaTheme="minorEastAsia"/>
           <w:sz w:val="18"/>
           <w:szCs w:val="18"/>
+          <w:highlight w:val="none"/>
         </w:rPr>
       </w:pPr>
       <w:r>
@@ -2104,6 +2256,7 @@
           <w:rFonts w:ascii="Arial" w:hAnsi="Arial" w:cs="Arial" w:eastAsiaTheme="minorEastAsia"/>
           <w:sz w:val="18"/>
           <w:szCs w:val="18"/>
+          <w:highlight w:val="none"/>
         </w:rPr>
         <w:t>4.5. Если в течение пяти (5) рабочих дней с момента направления Акта Заказчику Исполнитель не получает ни подписанный Акт, ни Мотивированный отказ, услуги считаются принятыми в полном объёме без замечаний. Исполнитель вправе подписать Акт в одностороннем порядке, и такой Акт имеет юридическую силу двустороннего.</w:t>
       </w:r>
@@ -2118,6 +2271,7 @@
           <w:rFonts w:ascii="Arial" w:hAnsi="Arial" w:cs="Arial" w:eastAsiaTheme="minorEastAsia"/>
           <w:sz w:val="18"/>
           <w:szCs w:val="18"/>
+          <w:highlight w:val="none"/>
         </w:rPr>
       </w:pPr>
       <w:r>
@@ -2125,6 +2279,7 @@
           <w:rFonts w:ascii="Arial" w:hAnsi="Arial" w:cs="Arial" w:eastAsiaTheme="minorEastAsia"/>
           <w:sz w:val="18"/>
           <w:szCs w:val="18"/>
+          <w:highlight w:val="none"/>
         </w:rPr>
         <w:t>4.6. Заказчик не вправе необоснованно отказывать в подписании Акта. В случае выявления необоснованного отказа Исполнитель вправе приостановить оказание последующих услуг до подписания Акта.</w:t>
       </w:r>
@@ -2139,6 +2294,7 @@
           <w:rFonts w:ascii="Arial" w:hAnsi="Arial" w:cs="Arial" w:eastAsiaTheme="minorEastAsia"/>
           <w:sz w:val="18"/>
           <w:szCs w:val="18"/>
+          <w:highlight w:val="none"/>
         </w:rPr>
       </w:pPr>
       <w:r>
@@ -2146,6 +2302,7 @@
           <w:rFonts w:ascii="Arial" w:hAnsi="Arial" w:cs="Arial" w:eastAsiaTheme="minorEastAsia"/>
           <w:sz w:val="18"/>
           <w:szCs w:val="18"/>
+          <w:highlight w:val="none"/>
         </w:rPr>
         <w:t>4.7. Недостоверность данных, предоставленных Заказчиком, не является основанием для Мотивированного отказа.</w:t>
       </w:r>
@@ -2160,6 +2317,7 @@
           <w:rFonts w:ascii="Arial" w:hAnsi="Arial" w:cs="Arial" w:eastAsiaTheme="minorEastAsia"/>
           <w:sz w:val="18"/>
           <w:szCs w:val="18"/>
+          <w:highlight w:val="none"/>
         </w:rPr>
       </w:pPr>
       <w:r>
@@ -2167,6 +2325,7 @@
           <w:rFonts w:ascii="Arial" w:hAnsi="Arial" w:cs="Arial" w:eastAsiaTheme="minorEastAsia"/>
           <w:sz w:val="18"/>
           <w:szCs w:val="18"/>
+          <w:highlight w:val="none"/>
         </w:rPr>
         <w:t>4.8. Заказчик, принявший результат без проверки, лишается права ссылаться на недостатки, которые могли быть выявлены при обычной приёмке.</w:t>
       </w:r>
@@ -2181,6 +2340,7 @@
           <w:rFonts w:ascii="Arial" w:hAnsi="Arial" w:cs="Arial" w:eastAsiaTheme="minorEastAsia"/>
           <w:sz w:val="18"/>
           <w:szCs w:val="18"/>
+          <w:highlight w:val="none"/>
         </w:rPr>
       </w:pPr>
       <w:r>
@@ -2188,6 +2348,7 @@
           <w:rFonts w:ascii="Arial" w:hAnsi="Arial" w:cs="Arial" w:eastAsiaTheme="minorEastAsia"/>
           <w:sz w:val="18"/>
           <w:szCs w:val="18"/>
+          <w:highlight w:val="none"/>
         </w:rPr>
         <w:t>4.9. В сроки оказания услуг не включаются периоды согласования материалов и время, необходимое Заказчику для предоставления информации, тестовых данных и иных материалов (см. п. 3.3 настоящего Договора).</w:t>
       </w:r>
@@ -2202,6 +2363,7 @@
           <w:rFonts w:ascii="Arial" w:hAnsi="Arial" w:cs="Arial" w:eastAsiaTheme="minorEastAsia"/>
           <w:sz w:val="18"/>
           <w:szCs w:val="18"/>
+          <w:highlight w:val="none"/>
         </w:rPr>
       </w:pPr>
       <w:r>
@@ -2209,6 +2371,7 @@
           <w:rFonts w:ascii="Arial" w:hAnsi="Arial" w:cs="Arial" w:eastAsiaTheme="minorEastAsia"/>
           <w:sz w:val="18"/>
           <w:szCs w:val="18"/>
+          <w:highlight w:val="none"/>
         </w:rPr>
         <w:t>4.10. В случае уклонения Заказчика от приёмки оказанных услуг сдача-приёмка считается состоявшейся, а риск случайной утраты или повреждения результата переходит к Заказчику с даты, когда приёмка должна была состояться.</w:t>
       </w:r>
@@ -2223,6 +2386,7 @@
           <w:rFonts w:ascii="Arial" w:hAnsi="Arial" w:cs="Arial" w:eastAsiaTheme="minorEastAsia"/>
           <w:sz w:val="18"/>
           <w:szCs w:val="18"/>
+          <w:highlight w:val="none"/>
         </w:rPr>
       </w:pPr>
       <w:r>
@@ -2230,6 +2394,7 @@
           <w:rFonts w:ascii="Arial" w:hAnsi="Arial" w:cs="Arial" w:eastAsiaTheme="minorEastAsia"/>
           <w:sz w:val="18"/>
           <w:szCs w:val="18"/>
+          <w:highlight w:val="none"/>
         </w:rPr>
         <w:t>4.11. Акт сдачи-приёмки может быть направлен Исполнителем в электронной форме (e-mail или через ЭДО). Моментом предоставления Акта считается дата его отправки Исполнителем.</w:t>
       </w:r>
@@ -2247,6 +2412,7 @@
         <w:rPr>
           <w:rFonts w:ascii="Arial" w:hAnsi="Arial" w:cs="Arial"/>
           <w:szCs w:val="18"/>
+          <w:highlight w:val="none"/>
         </w:rPr>
       </w:pPr>
     </w:p>
@@ -2259,12 +2425,14 @@
         <w:rPr>
           <w:rFonts w:ascii="Arial" w:hAnsi="Arial" w:cs="Arial"/>
           <w:szCs w:val="18"/>
-        </w:rPr>
-      </w:pPr>
-      <w:r>
-        <w:rPr>
-          <w:rFonts w:ascii="Arial" w:hAnsi="Arial" w:cs="Arial"/>
-          <w:szCs w:val="18"/>
+          <w:highlight w:val="none"/>
+        </w:rPr>
+      </w:pPr>
+      <w:r>
+        <w:rPr>
+          <w:rFonts w:ascii="Arial" w:hAnsi="Arial" w:cs="Arial"/>
+          <w:szCs w:val="18"/>
+          <w:highlight w:val="none"/>
         </w:rPr>
         <w:t>Оплата услуг</w:t>
       </w:r>
@@ -2282,6 +2450,7 @@
         <w:rPr>
           <w:rFonts w:ascii="Arial" w:hAnsi="Arial" w:cs="Arial"/>
           <w:szCs w:val="18"/>
+          <w:highlight w:val="none"/>
         </w:rPr>
       </w:pPr>
     </w:p>
@@ -2293,6 +2462,7 @@
           <w:rFonts w:ascii="Arial" w:hAnsi="Arial" w:cs="Arial"/>
           <w:sz w:val="18"/>
           <w:szCs w:val="18"/>
+          <w:highlight w:val="none"/>
         </w:rPr>
       </w:pPr>
       <w:r>
@@ -2300,6 +2470,7 @@
           <w:rFonts w:ascii="Arial" w:hAnsi="Arial" w:cs="Arial"/>
           <w:sz w:val="18"/>
           <w:szCs w:val="18"/>
+          <w:highlight w:val="none"/>
         </w:rPr>
         <w:t>5.1 Оплата услуг по настоящему Договору производится Заказчиком в размере и порядке, установленном в Приложении. Исполнитель приступает к оказанию услуг после поступления денежных средств на расчетный счет Исполнителя в объёме, предусмотренном Приложением. Если иное прямо не предусмотрено Приложением, услуги оказываются на условиях предоплаты.</w:t>
       </w:r>
@@ -2312,6 +2483,7 @@
           <w:rFonts w:ascii="Arial" w:hAnsi="Arial" w:cs="Arial"/>
           <w:sz w:val="18"/>
           <w:szCs w:val="18"/>
+          <w:highlight w:val="none"/>
         </w:rPr>
       </w:pPr>
       <w:r>
@@ -2319,6 +2491,7 @@
           <w:rFonts w:ascii="Arial" w:hAnsi="Arial" w:cs="Arial"/>
           <w:sz w:val="18"/>
           <w:szCs w:val="18"/>
+          <w:highlight w:val="none"/>
         </w:rPr>
         <w:t>5.2 Обязанность Заказчика по оплате считается исполненной с момента зачисления денежных средств на расчетный счет Исполнителя.</w:t>
       </w:r>
@@ -2331,6 +2504,7 @@
           <w:rFonts w:ascii="Arial" w:hAnsi="Arial" w:cs="Arial"/>
           <w:sz w:val="18"/>
           <w:szCs w:val="18"/>
+          <w:highlight w:val="none"/>
         </w:rPr>
       </w:pPr>
       <w:r>
@@ -2338,6 +2512,7 @@
           <w:rFonts w:ascii="Arial" w:hAnsi="Arial" w:cs="Arial"/>
           <w:sz w:val="18"/>
           <w:szCs w:val="18"/>
+          <w:highlight w:val="none"/>
         </w:rPr>
         <w:t>5.3 Дополнительные услуги, не входящие в согласованный объем обучения, включая проведение дополнительных сессий, актуализацию материалов сверх согласованного объёма, индивидуальные консультации и повторное обучение новых сотрудников, выполняются Исполнителем только после подписания Сторонами соответствующего Приложения (или Дополнительного соглашения), в котором определяются объем, сроки и стоимость таких услуг, и их предоплаты.</w:t>
       </w:r>
@@ -2350,6 +2525,7 @@
           <w:rFonts w:ascii="Arial" w:hAnsi="Arial" w:cs="Arial"/>
           <w:sz w:val="18"/>
           <w:szCs w:val="18"/>
+          <w:highlight w:val="none"/>
         </w:rPr>
       </w:pPr>
       <w:r>
@@ -2357,6 +2533,7 @@
           <w:rFonts w:ascii="Arial" w:hAnsi="Arial" w:cs="Arial"/>
           <w:sz w:val="18"/>
           <w:szCs w:val="18"/>
+          <w:highlight w:val="none"/>
         </w:rPr>
         <w:t>5.4 Все платежи по настоящему Договору производятся в рублях Российской Федерации.</w:t>
       </w:r>
@@ -2369,6 +2546,7 @@
           <w:rFonts w:ascii="Arial" w:hAnsi="Arial" w:cs="Arial"/>
           <w:sz w:val="18"/>
           <w:szCs w:val="18"/>
+          <w:highlight w:val="none"/>
         </w:rPr>
       </w:pPr>
       <w:r>
@@ -2376,6 +2554,7 @@
           <w:rFonts w:ascii="Arial" w:hAnsi="Arial" w:cs="Arial"/>
           <w:sz w:val="18"/>
           <w:szCs w:val="18"/>
+          <w:highlight w:val="none"/>
         </w:rPr>
         <w:t>5.5 Стоимость оказываемых Исполнителем услуг является договорной, включает все расходы Исполнителя и изменению в одностороннем порядке не подлежит. Пересмотр стоимости возможен только по взаимному письменному соглашению Сторон.</w:t>
       </w:r>
@@ -2388,6 +2567,7 @@
           <w:rFonts w:ascii="Arial" w:hAnsi="Arial" w:cs="Arial"/>
           <w:sz w:val="18"/>
           <w:szCs w:val="18"/>
+          <w:highlight w:val="none"/>
         </w:rPr>
       </w:pPr>
     </w:p>
@@ -2400,12 +2580,14 @@
         <w:rPr>
           <w:rFonts w:ascii="Arial" w:hAnsi="Arial" w:cs="Arial"/>
           <w:szCs w:val="18"/>
-        </w:rPr>
-      </w:pPr>
-      <w:r>
-        <w:rPr>
-          <w:rFonts w:ascii="Arial" w:hAnsi="Arial" w:cs="Arial"/>
-          <w:szCs w:val="18"/>
+          <w:highlight w:val="none"/>
+        </w:rPr>
+      </w:pPr>
+      <w:r>
+        <w:rPr>
+          <w:rFonts w:ascii="Arial" w:hAnsi="Arial" w:cs="Arial"/>
+          <w:szCs w:val="18"/>
+          <w:highlight w:val="none"/>
         </w:rPr>
         <w:t>Ответственность сторон</w:t>
       </w:r>
@@ -2423,6 +2605,7 @@
         <w:rPr>
           <w:rFonts w:ascii="Arial" w:hAnsi="Arial" w:cs="Arial"/>
           <w:szCs w:val="18"/>
+          <w:highlight w:val="none"/>
         </w:rPr>
       </w:pPr>
     </w:p>
@@ -2438,12 +2621,14 @@
         <w:rPr>
           <w:rFonts w:ascii="Arial" w:hAnsi="Arial" w:cs="Arial"/>
           <w:szCs w:val="18"/>
-        </w:rPr>
-      </w:pPr>
-      <w:r>
-        <w:rPr>
-          <w:rFonts w:ascii="Arial" w:hAnsi="Arial" w:cs="Arial"/>
-          <w:szCs w:val="18"/>
+          <w:highlight w:val="none"/>
+        </w:rPr>
+      </w:pPr>
+      <w:r>
+        <w:rPr>
+          <w:rFonts w:ascii="Arial" w:hAnsi="Arial" w:cs="Arial"/>
+          <w:szCs w:val="18"/>
+          <w:highlight w:val="none"/>
         </w:rPr>
         <w:t>Исполнитель гарантирует устранение ошибок, возникших по его вине, в течение 10 (десяти) рабочих дней с даты получения письменного уведомления Заказчика, при условии нормального использования системы в соответствии с инструкциями Исполнителя. Гарантийный срок — 1 (один) месяц с даты подписания Акта сдачи-приемки оказанных услуг. Исполнитель не несет ответственности за сбои, вызванные некорректным использованием, вмешательством третьих лиц, установкой обновлений без согласования или внешними факторами.</w:t>
       </w:r>
@@ -2460,12 +2645,14 @@
         <w:rPr>
           <w:rFonts w:ascii="Arial" w:hAnsi="Arial" w:cs="Arial"/>
           <w:szCs w:val="18"/>
-        </w:rPr>
-      </w:pPr>
-      <w:r>
-        <w:rPr>
-          <w:rFonts w:ascii="Arial" w:hAnsi="Arial" w:cs="Arial"/>
-          <w:szCs w:val="18"/>
+          <w:highlight w:val="none"/>
+        </w:rPr>
+      </w:pPr>
+      <w:r>
+        <w:rPr>
+          <w:rFonts w:ascii="Arial" w:hAnsi="Arial" w:cs="Arial"/>
+          <w:szCs w:val="18"/>
+          <w:highlight w:val="none"/>
         </w:rPr>
         <w:t>Вмешательство Заказчика или третьих лиц в программный код системы до истечения гарантийного срока аннулирует гарантийные обязательства Исполнителя.</w:t>
       </w:r>
@@ -2482,12 +2669,14 @@
         <w:rPr>
           <w:rFonts w:ascii="Arial" w:hAnsi="Arial" w:cs="Arial"/>
           <w:szCs w:val="18"/>
-        </w:rPr>
-      </w:pPr>
-      <w:r>
-        <w:rPr>
-          <w:rFonts w:ascii="Arial" w:hAnsi="Arial" w:cs="Arial"/>
-          <w:szCs w:val="18"/>
+          <w:highlight w:val="none"/>
+        </w:rPr>
+      </w:pPr>
+      <w:r>
+        <w:rPr>
+          <w:rFonts w:ascii="Arial" w:hAnsi="Arial" w:cs="Arial"/>
+          <w:szCs w:val="18"/>
+          <w:highlight w:val="none"/>
         </w:rPr>
         <w:t>Основанием для оказания гарантийных услуг является воспроизводимость ошибки на копии конфигурации системы, переданной Заказчику при сдаче-приемке. При отсутствии возможности воспроизведения ошибки на указанной копии ошибка считается отсутствующей.</w:t>
       </w:r>
@@ -2508,12 +2697,14 @@
         <w:rPr>
           <w:rFonts w:ascii="Arial" w:hAnsi="Arial" w:cs="Arial"/>
           <w:szCs w:val="18"/>
-        </w:rPr>
-      </w:pPr>
-      <w:r>
-        <w:rPr>
-          <w:rFonts w:ascii="Arial" w:hAnsi="Arial" w:cs="Arial"/>
-          <w:szCs w:val="18"/>
+          <w:highlight w:val="none"/>
+        </w:rPr>
+      </w:pPr>
+      <w:r>
+        <w:rPr>
+          <w:rFonts w:ascii="Arial" w:hAnsi="Arial" w:cs="Arial"/>
+          <w:szCs w:val="18"/>
+          <w:highlight w:val="none"/>
         </w:rPr>
         <w:t>Исполнитель оказывает услуги по устранению ошибок за отдельную плату, если причиной их возникновения являются действия или бездействие Заказчика, в том числе:</w:t>
       </w:r>
@@ -2534,12 +2725,14 @@
         <w:rPr>
           <w:rFonts w:ascii="Arial" w:hAnsi="Arial" w:cs="Arial"/>
           <w:szCs w:val="18"/>
-        </w:rPr>
-      </w:pPr>
-      <w:r>
-        <w:rPr>
-          <w:rFonts w:ascii="Arial" w:hAnsi="Arial" w:cs="Arial"/>
-          <w:szCs w:val="18"/>
+          <w:highlight w:val="none"/>
+        </w:rPr>
+      </w:pPr>
+      <w:r>
+        <w:rPr>
+          <w:rFonts w:ascii="Arial" w:hAnsi="Arial" w:cs="Arial"/>
+          <w:szCs w:val="18"/>
+          <w:highlight w:val="none"/>
         </w:rPr>
         <w:t>6.4.1. Несоблюдение инструкций, процедур и правил безопасности, описанных в документации.</w:t>
       </w:r>
@@ -2560,12 +2753,14 @@
         <w:rPr>
           <w:rFonts w:ascii="Arial" w:hAnsi="Arial" w:cs="Arial"/>
           <w:szCs w:val="18"/>
-        </w:rPr>
-      </w:pPr>
-      <w:r>
-        <w:rPr>
-          <w:rFonts w:ascii="Arial" w:hAnsi="Arial" w:cs="Arial"/>
-          <w:szCs w:val="18"/>
+          <w:highlight w:val="none"/>
+        </w:rPr>
+      </w:pPr>
+      <w:r>
+        <w:rPr>
+          <w:rFonts w:ascii="Arial" w:hAnsi="Arial" w:cs="Arial"/>
+          <w:szCs w:val="18"/>
+          <w:highlight w:val="none"/>
         </w:rPr>
         <w:t>6.4.2. Сбои в работе оборудования или программного обеспечения, не вызванные действиями Исполнителя.</w:t>
       </w:r>
@@ -2586,12 +2781,14 @@
         <w:rPr>
           <w:rFonts w:ascii="Arial" w:hAnsi="Arial" w:cs="Arial"/>
           <w:szCs w:val="18"/>
-        </w:rPr>
-      </w:pPr>
-      <w:r>
-        <w:rPr>
-          <w:rFonts w:ascii="Arial" w:hAnsi="Arial" w:cs="Arial"/>
-          <w:szCs w:val="18"/>
+          <w:highlight w:val="none"/>
+        </w:rPr>
+      </w:pPr>
+      <w:r>
+        <w:rPr>
+          <w:rFonts w:ascii="Arial" w:hAnsi="Arial" w:cs="Arial"/>
+          <w:szCs w:val="18"/>
+          <w:highlight w:val="none"/>
         </w:rPr>
         <w:t>6.4.3. Использование системы в целях, отличных от предусмотренных документацией.</w:t>
       </w:r>
@@ -2612,12 +2809,14 @@
         <w:rPr>
           <w:rFonts w:ascii="Arial" w:hAnsi="Arial" w:cs="Arial"/>
           <w:szCs w:val="18"/>
-        </w:rPr>
-      </w:pPr>
-      <w:r>
-        <w:rPr>
-          <w:rFonts w:ascii="Arial" w:hAnsi="Arial" w:cs="Arial"/>
-          <w:szCs w:val="18"/>
+          <w:highlight w:val="none"/>
+        </w:rPr>
+      </w:pPr>
+      <w:r>
+        <w:rPr>
+          <w:rFonts w:ascii="Arial" w:hAnsi="Arial" w:cs="Arial"/>
+          <w:szCs w:val="18"/>
+          <w:highlight w:val="none"/>
         </w:rPr>
         <w:t>6.4.4. Отказ Заказчика от установки обновлений и исправлений, предоставленных Исполнителем.</w:t>
       </w:r>
@@ -2638,12 +2837,14 @@
         <w:rPr>
           <w:rFonts w:ascii="Arial" w:hAnsi="Arial" w:cs="Arial"/>
           <w:szCs w:val="18"/>
-        </w:rPr>
-      </w:pPr>
-      <w:r>
-        <w:rPr>
-          <w:rFonts w:ascii="Arial" w:hAnsi="Arial" w:cs="Arial"/>
-          <w:szCs w:val="18"/>
+          <w:highlight w:val="none"/>
+        </w:rPr>
+      </w:pPr>
+      <w:r>
+        <w:rPr>
+          <w:rFonts w:ascii="Arial" w:hAnsi="Arial" w:cs="Arial"/>
+          <w:szCs w:val="18"/>
+          <w:highlight w:val="none"/>
         </w:rPr>
         <w:t>6.4.5. Некорректные модификации или вмешательство в программный код Заказчиком или третьими лицами. В случае сбоя в работе в той части информационной системы, которая не подвергалась изменениям в ходе оказания услуг Исполнителем, все услуги по диагностике и восстановлению функциональности ИСУ выполняются за счет Заказчика.</w:t>
       </w:r>
@@ -2664,12 +2865,14 @@
         <w:rPr>
           <w:rFonts w:ascii="Arial" w:hAnsi="Arial" w:cs="Arial"/>
           <w:szCs w:val="18"/>
-        </w:rPr>
-      </w:pPr>
-      <w:r>
-        <w:rPr>
-          <w:rFonts w:ascii="Arial" w:hAnsi="Arial" w:cs="Arial"/>
-          <w:szCs w:val="18"/>
+          <w:highlight w:val="none"/>
+        </w:rPr>
+      </w:pPr>
+      <w:r>
+        <w:rPr>
+          <w:rFonts w:ascii="Arial" w:hAnsi="Arial" w:cs="Arial"/>
+          <w:szCs w:val="18"/>
+          <w:highlight w:val="none"/>
         </w:rPr>
         <w:t>В случае сбоя в части системы, не изменявшейся Исполнителем, диагностика и восстановление выполняются за счет Заказчика.</w:t>
       </w:r>
@@ -2690,12 +2893,14 @@
         <w:rPr>
           <w:rFonts w:ascii="Arial" w:hAnsi="Arial" w:cs="Arial"/>
           <w:szCs w:val="18"/>
-        </w:rPr>
-      </w:pPr>
-      <w:r>
-        <w:rPr>
-          <w:rFonts w:ascii="Arial" w:hAnsi="Arial" w:cs="Arial"/>
-          <w:szCs w:val="18"/>
+          <w:highlight w:val="none"/>
+        </w:rPr>
+      </w:pPr>
+      <w:r>
+        <w:rPr>
+          <w:rFonts w:ascii="Arial" w:hAnsi="Arial" w:cs="Arial"/>
+          <w:szCs w:val="18"/>
+          <w:highlight w:val="none"/>
         </w:rPr>
         <w:t>Исполнитель не обязан осуществлять доработку системы в связи с изменением законодательства, организационной структуры или бизнес-процессов Заказчика после сдачи-приемки услуг.</w:t>
       </w:r>
@@ -2716,12 +2921,14 @@
         <w:rPr>
           <w:rFonts w:ascii="Arial" w:hAnsi="Arial" w:cs="Arial"/>
           <w:szCs w:val="18"/>
-        </w:rPr>
-      </w:pPr>
-      <w:r>
-        <w:rPr>
-          <w:rFonts w:ascii="Arial" w:hAnsi="Arial" w:cs="Arial"/>
-          <w:szCs w:val="18"/>
+          <w:highlight w:val="none"/>
+        </w:rPr>
+      </w:pPr>
+      <w:r>
+        <w:rPr>
+          <w:rFonts w:ascii="Arial" w:hAnsi="Arial" w:cs="Arial"/>
+          <w:szCs w:val="18"/>
+          <w:highlight w:val="none"/>
         </w:rPr>
         <w:t xml:space="preserve">За нарушение иных условий настоящего Договора стороны несут ответственность в соответствии с законодательством РФ. Размер имущественной ответственности Исполнителя ограничивается суммой фактически уплаченного Заказчиком вознаграждения по соответствующему Приложению. </w:t>
       </w:r>
@@ -2742,12 +2949,14 @@
         <w:rPr>
           <w:rFonts w:ascii="Arial" w:hAnsi="Arial" w:cs="Arial"/>
           <w:szCs w:val="18"/>
-        </w:rPr>
-      </w:pPr>
-      <w:r>
-        <w:rPr>
-          <w:rFonts w:ascii="Arial" w:hAnsi="Arial" w:cs="Arial"/>
-          <w:szCs w:val="18"/>
+          <w:highlight w:val="none"/>
+        </w:rPr>
+      </w:pPr>
+      <w:r>
+        <w:rPr>
+          <w:rFonts w:ascii="Arial" w:hAnsi="Arial" w:cs="Arial"/>
+          <w:szCs w:val="18"/>
+          <w:highlight w:val="none"/>
         </w:rPr>
         <w:t>6.7. За нарушение иных условий настоящего Договора стороны несут ответственность в соответствии с законодательством РФ. Размер имущественной ответственности Исполнителя ограничивается суммой фактически уплаченного Заказчиком вознаграждения по соответствующему Приложению. Исполнитель не несёт ответственности за упущенную выгоду, косвенные или штрафные убытки.</w:t>
       </w:r>
@@ -2768,12 +2977,14 @@
         <w:rPr>
           <w:rFonts w:ascii="Arial" w:hAnsi="Arial" w:cs="Arial"/>
           <w:szCs w:val="18"/>
-        </w:rPr>
-      </w:pPr>
-      <w:r>
-        <w:rPr>
-          <w:rFonts w:ascii="Arial" w:hAnsi="Arial" w:cs="Arial"/>
-          <w:szCs w:val="18"/>
+          <w:highlight w:val="none"/>
+        </w:rPr>
+      </w:pPr>
+      <w:r>
+        <w:rPr>
+          <w:rFonts w:ascii="Arial" w:hAnsi="Arial" w:cs="Arial"/>
+          <w:szCs w:val="18"/>
+          <w:highlight w:val="none"/>
         </w:rPr>
         <w:t>6.8. В случае просрочки оплаты Исполнитель вправе продлить сроки оказания услуг на период, равный количеству дней просрочки, без необходимости оформления дополнительных соглашений.</w:t>
       </w:r>
@@ -2794,12 +3005,14 @@
         <w:rPr>
           <w:rFonts w:ascii="Arial" w:hAnsi="Arial" w:cs="Arial"/>
           <w:szCs w:val="18"/>
-        </w:rPr>
-      </w:pPr>
-      <w:r>
-        <w:rPr>
-          <w:rFonts w:ascii="Arial" w:hAnsi="Arial" w:cs="Arial"/>
-          <w:szCs w:val="18"/>
+          <w:highlight w:val="none"/>
+        </w:rPr>
+      </w:pPr>
+      <w:r>
+        <w:rPr>
+          <w:rFonts w:ascii="Arial" w:hAnsi="Arial" w:cs="Arial"/>
+          <w:szCs w:val="18"/>
+          <w:highlight w:val="none"/>
         </w:rPr>
         <w:t>6.9. Исполнитель не несет ответственности за невыполнение или несвоевременное выполнение обязательств, если оно вызвано действиями или бездействием Заказчика (см. п. 3.3 настоящего Договора).</w:t>
       </w:r>
@@ -2820,12 +3033,14 @@
         <w:rPr>
           <w:rFonts w:ascii="Arial" w:hAnsi="Arial" w:cs="Arial"/>
           <w:szCs w:val="18"/>
-        </w:rPr>
-      </w:pPr>
-      <w:r>
-        <w:rPr>
-          <w:rFonts w:ascii="Arial" w:hAnsi="Arial" w:cs="Arial"/>
-          <w:szCs w:val="18"/>
+          <w:highlight w:val="none"/>
+        </w:rPr>
+      </w:pPr>
+      <w:r>
+        <w:rPr>
+          <w:rFonts w:ascii="Arial" w:hAnsi="Arial" w:cs="Arial"/>
+          <w:szCs w:val="18"/>
+          <w:highlight w:val="none"/>
         </w:rPr>
         <w:t>6.10 Заказчик несёт ответственность за достоверность и полноту предоставленных данных, доступов и материалов. Ошибки, вызванные некорректными исходными данными, не считаются недостатками оказанных услуг.</w:t>
       </w:r>
@@ -2843,6 +3058,7 @@
         <w:rPr>
           <w:rFonts w:ascii="Arial" w:hAnsi="Arial" w:cs="Arial"/>
           <w:szCs w:val="18"/>
+          <w:highlight w:val="none"/>
         </w:rPr>
       </w:pPr>
     </w:p>
@@ -2859,12 +3075,14 @@
         <w:rPr>
           <w:rFonts w:ascii="Arial" w:hAnsi="Arial" w:cs="Arial"/>
           <w:szCs w:val="18"/>
-        </w:rPr>
-      </w:pPr>
-      <w:r>
-        <w:rPr>
-          <w:rFonts w:ascii="Arial" w:hAnsi="Arial" w:cs="Arial"/>
-          <w:szCs w:val="18"/>
+          <w:highlight w:val="none"/>
+        </w:rPr>
+      </w:pPr>
+      <w:r>
+        <w:rPr>
+          <w:rFonts w:ascii="Arial" w:hAnsi="Arial" w:cs="Arial"/>
+          <w:szCs w:val="18"/>
+          <w:highlight w:val="none"/>
         </w:rPr>
         <w:t>Форс-мажор и освобождение от ответственности</w:t>
       </w:r>
@@ -2882,6 +3100,7 @@
         <w:rPr>
           <w:rFonts w:ascii="Arial" w:hAnsi="Arial" w:cs="Arial"/>
           <w:szCs w:val="18"/>
+          <w:highlight w:val="none"/>
         </w:rPr>
       </w:pPr>
     </w:p>
@@ -2901,12 +3120,14 @@
         <w:rPr>
           <w:rFonts w:ascii="Arial" w:hAnsi="Arial" w:cs="Arial"/>
           <w:szCs w:val="18"/>
-        </w:rPr>
-      </w:pPr>
-      <w:r>
-        <w:rPr>
-          <w:rFonts w:ascii="Arial" w:hAnsi="Arial" w:cs="Arial"/>
-          <w:szCs w:val="18"/>
+          <w:highlight w:val="none"/>
+        </w:rPr>
+      </w:pPr>
+      <w:r>
+        <w:rPr>
+          <w:rFonts w:ascii="Arial" w:hAnsi="Arial" w:cs="Arial"/>
+          <w:szCs w:val="18"/>
+          <w:highlight w:val="none"/>
         </w:rPr>
         <w:t>Стороны освобождаются от ответственности за частичное или полное неисполнение обязательств по настоящему Договору, если оно явилось следствием обстоятельств непреодолимой силы (форс-мажора), то есть чрезвычайных и непредотвратимых при данных условиях событий, объективно препятствующих исполнению обязательств, включая невозможность доступа к сетевым ресурсам, блокировку или ограничение работы программных продуктов и сервисов, используемых Исполнителем.</w:t>
       </w:r>
@@ -2927,12 +3148,14 @@
         <w:rPr>
           <w:rFonts w:ascii="Arial" w:hAnsi="Arial" w:cs="Arial"/>
           <w:szCs w:val="18"/>
-        </w:rPr>
-      </w:pPr>
-      <w:r>
-        <w:rPr>
-          <w:rFonts w:ascii="Arial" w:hAnsi="Arial" w:cs="Arial"/>
-          <w:szCs w:val="18"/>
+          <w:highlight w:val="none"/>
+        </w:rPr>
+      </w:pPr>
+      <w:r>
+        <w:rPr>
+          <w:rFonts w:ascii="Arial" w:hAnsi="Arial" w:cs="Arial"/>
+          <w:szCs w:val="18"/>
+          <w:highlight w:val="none"/>
         </w:rPr>
         <w:t xml:space="preserve">Под обстоятельствами непреодолимой силы Стороны понимают, в том числе, но не ограничиваясь: стихийные бедствия (землетрясения, пожары, наводнения), эпидемии, забастовки, военные действия, террористические акты, действия (бездействие) государственных органов, санкции иностранных государств, перебои в работе систем связи, энергоснабжения, дата-центров, интернет-провайдеров, сбои программных продуктов или сервисов третьих лиц (включая, но не ограничиваясь, </w:t>
       </w:r>
@@ -2940,7 +3163,7 @@
         <w:rPr>
           <w:rFonts w:ascii="Arial" w:hAnsi="Arial" w:cs="Arial"/>
           <w:szCs w:val="18"/>
-          <w:highlight w:val="green"/>
+          <w:highlight w:val="none"/>
         </w:rPr>
         <w:t>Битрикс24</w:t>
       </w:r>
@@ -2948,6 +3171,7 @@
         <w:rPr>
           <w:rFonts w:ascii="Arial" w:hAnsi="Arial" w:cs="Arial"/>
           <w:szCs w:val="18"/>
+          <w:highlight w:val="none"/>
         </w:rPr>
         <w:t>, телеком-операторов, поставщиков облачных сервисов), а также кибератаки, вирусные и DDoS-атаки.</w:t>
       </w:r>
@@ -2968,12 +3192,14 @@
         <w:rPr>
           <w:rFonts w:ascii="Arial" w:hAnsi="Arial" w:cs="Arial"/>
           <w:szCs w:val="18"/>
-        </w:rPr>
-      </w:pPr>
-      <w:r>
-        <w:rPr>
-          <w:rFonts w:ascii="Arial" w:hAnsi="Arial" w:cs="Arial"/>
-          <w:szCs w:val="18"/>
+          <w:highlight w:val="none"/>
+        </w:rPr>
+      </w:pPr>
+      <w:r>
+        <w:rPr>
+          <w:rFonts w:ascii="Arial" w:hAnsi="Arial" w:cs="Arial"/>
+          <w:szCs w:val="18"/>
+          <w:highlight w:val="none"/>
         </w:rPr>
         <w:t>Сторона, для которой создалась невозможность исполнения обязательств, обязана в течение 5 (пяти) календарных дней уведомить другую Сторону о наступлении и прекращении обстоятельств форс-мажора любым доступным способом, включая электронную почту, с последующим письменным подтверждением. Надлежащим доказательством наличия и продолжительности форс-мажора являются справки Торгово-промышленной палаты РФ, а также документы уполномоченных органов (в том числе Минцифры, Роскомнадзора, операторов связи и дата-центров).</w:t>
       </w:r>
@@ -2994,12 +3220,14 @@
         <w:rPr>
           <w:rFonts w:ascii="Arial" w:hAnsi="Arial" w:cs="Arial"/>
           <w:szCs w:val="18"/>
-        </w:rPr>
-      </w:pPr>
-      <w:r>
-        <w:rPr>
-          <w:rFonts w:ascii="Arial" w:hAnsi="Arial" w:cs="Arial"/>
-          <w:szCs w:val="18"/>
+          <w:highlight w:val="none"/>
+        </w:rPr>
+      </w:pPr>
+      <w:r>
+        <w:rPr>
+          <w:rFonts w:ascii="Arial" w:hAnsi="Arial" w:cs="Arial"/>
+          <w:szCs w:val="18"/>
+          <w:highlight w:val="none"/>
         </w:rPr>
         <w:t>На период действия обстоятельств непреодолимой силы обязательства Сторон приостанавливаются без применения санкций за неисполнение. Сроки исполнения обязательств продлеваются автоматически на период действия форс-мажора и разумный срок для устранения последствий. Оплата, произведённая до наступления обстоятельств непреодолимой силы, возврату не подлежит, а работы возобновляются после устранения препятствий. Обстоятельства непреодолимой силы не освобождают Заказчика от оплаты услуг, оказанных до их наступления.</w:t>
       </w:r>
@@ -3021,6 +3249,7 @@
         <w:rPr>
           <w:rFonts w:ascii="Arial" w:hAnsi="Arial" w:cs="Arial"/>
           <w:szCs w:val="18"/>
+          <w:highlight w:val="none"/>
         </w:rPr>
       </w:pPr>
     </w:p>
@@ -3037,12 +3266,14 @@
         <w:rPr>
           <w:rFonts w:ascii="Arial" w:hAnsi="Arial" w:cs="Arial"/>
           <w:szCs w:val="18"/>
-        </w:rPr>
-      </w:pPr>
-      <w:r>
-        <w:rPr>
-          <w:rFonts w:ascii="Arial" w:hAnsi="Arial" w:cs="Arial"/>
-          <w:szCs w:val="18"/>
+          <w:highlight w:val="none"/>
+        </w:rPr>
+      </w:pPr>
+      <w:r>
+        <w:rPr>
+          <w:rFonts w:ascii="Arial" w:hAnsi="Arial" w:cs="Arial"/>
+          <w:szCs w:val="18"/>
+          <w:highlight w:val="none"/>
         </w:rPr>
         <w:t>Порядок решения споров</w:t>
       </w:r>
@@ -3060,6 +3291,7 @@
         <w:rPr>
           <w:rFonts w:ascii="Arial" w:hAnsi="Arial" w:cs="Arial"/>
           <w:szCs w:val="18"/>
+          <w:highlight w:val="none"/>
         </w:rPr>
       </w:pPr>
     </w:p>
@@ -3079,12 +3311,14 @@
         <w:rPr>
           <w:rFonts w:ascii="Arial" w:hAnsi="Arial" w:cs="Arial"/>
           <w:szCs w:val="18"/>
-        </w:rPr>
-      </w:pPr>
-      <w:r>
-        <w:rPr>
-          <w:rFonts w:ascii="Arial" w:hAnsi="Arial" w:cs="Arial"/>
-          <w:szCs w:val="18"/>
+          <w:highlight w:val="none"/>
+        </w:rPr>
+      </w:pPr>
+      <w:r>
+        <w:rPr>
+          <w:rFonts w:ascii="Arial" w:hAnsi="Arial" w:cs="Arial"/>
+          <w:szCs w:val="18"/>
+          <w:highlight w:val="none"/>
         </w:rPr>
         <w:t>Стороны обязуются принимать все возможные меры к урегулированию споров, возникающих из настоящего Договора или в связи с ним, путем переговоров. Устанавливается обязательный претензионный порядок урегулирования спора. Претензия направляется другой Стороне заказным письмом, курьером или электронным письмом на адрес, указанный в настоящем Договоре. Сторона, получившая претензию, обязана рассмотреть её и направить письменный ответ в течение 10 (десяти) календарных дней со дня получения. Отсутствие ответа в указанный срок рассматривается как отказ от удовлетворения претензии, и претензионный порядок считается соблюденным.</w:t>
       </w:r>
@@ -3105,12 +3339,14 @@
         <w:rPr>
           <w:rFonts w:ascii="Arial" w:hAnsi="Arial" w:cs="Arial"/>
           <w:szCs w:val="18"/>
-        </w:rPr>
-      </w:pPr>
-      <w:r>
-        <w:rPr>
-          <w:rFonts w:ascii="Arial" w:hAnsi="Arial" w:cs="Arial"/>
-          <w:szCs w:val="18"/>
+          <w:highlight w:val="none"/>
+        </w:rPr>
+      </w:pPr>
+      <w:r>
+        <w:rPr>
+          <w:rFonts w:ascii="Arial" w:hAnsi="Arial" w:cs="Arial"/>
+          <w:szCs w:val="18"/>
+          <w:highlight w:val="none"/>
         </w:rPr>
         <w:t>В случае, если Стороны не смогут прийти к соглашению, все споры и разногласия, возникающие из настоящего Договора или в связи с ним, подлежат рассмотрению в Арбитражном суде по месту нахождения Исполнителя.</w:t>
       </w:r>
@@ -3132,6 +3368,7 @@
         <w:rPr>
           <w:rFonts w:ascii="Arial" w:hAnsi="Arial" w:cs="Arial"/>
           <w:szCs w:val="18"/>
+          <w:highlight w:val="none"/>
         </w:rPr>
       </w:pPr>
     </w:p>
@@ -3148,12 +3385,14 @@
         <w:rPr>
           <w:rFonts w:ascii="Arial" w:hAnsi="Arial" w:cs="Arial"/>
           <w:szCs w:val="18"/>
-        </w:rPr>
-      </w:pPr>
-      <w:r>
-        <w:rPr>
-          <w:rFonts w:ascii="Arial" w:hAnsi="Arial" w:cs="Arial"/>
-          <w:szCs w:val="18"/>
+          <w:highlight w:val="none"/>
+        </w:rPr>
+      </w:pPr>
+      <w:r>
+        <w:rPr>
+          <w:rFonts w:ascii="Arial" w:hAnsi="Arial" w:cs="Arial"/>
+          <w:szCs w:val="18"/>
+          <w:highlight w:val="none"/>
         </w:rPr>
         <w:t>Расторжение договора</w:t>
       </w:r>
@@ -3171,6 +3410,7 @@
         <w:rPr>
           <w:rFonts w:ascii="Arial" w:hAnsi="Arial" w:cs="Arial"/>
           <w:szCs w:val="18"/>
+          <w:highlight w:val="none"/>
         </w:rPr>
       </w:pPr>
     </w:p>
@@ -3190,12 +3430,14 @@
         <w:rPr>
           <w:rFonts w:ascii="Arial" w:hAnsi="Arial" w:cs="Arial"/>
           <w:szCs w:val="18"/>
-        </w:rPr>
-      </w:pPr>
-      <w:r>
-        <w:rPr>
-          <w:rFonts w:ascii="Arial" w:hAnsi="Arial" w:cs="Arial"/>
-          <w:szCs w:val="18"/>
+          <w:highlight w:val="none"/>
+        </w:rPr>
+      </w:pPr>
+      <w:r>
+        <w:rPr>
+          <w:rFonts w:ascii="Arial" w:hAnsi="Arial" w:cs="Arial"/>
+          <w:szCs w:val="18"/>
+          <w:highlight w:val="none"/>
         </w:rPr>
         <w:t>Настоящий Договор может быть расторгнут в любой момент по взаимному письменному согласию Сторон. В этом случае Стороны составляют двусторонний акт сверки и Акт сдачи-приемки оказанных услуг, подтверждающий объем и стоимость выполненных работ. Неоплаченные услуги подлежат оплате Заказчиком в течение 5 (пяти) рабочих дней с даты подписания акта.</w:t>
       </w:r>
@@ -3216,12 +3458,14 @@
         <w:rPr>
           <w:rFonts w:ascii="Arial" w:hAnsi="Arial" w:cs="Arial"/>
           <w:szCs w:val="18"/>
-        </w:rPr>
-      </w:pPr>
-      <w:r>
-        <w:rPr>
-          <w:rFonts w:ascii="Arial" w:hAnsi="Arial" w:cs="Arial"/>
-          <w:szCs w:val="18"/>
+          <w:highlight w:val="none"/>
+        </w:rPr>
+      </w:pPr>
+      <w:r>
+        <w:rPr>
+          <w:rFonts w:ascii="Arial" w:hAnsi="Arial" w:cs="Arial"/>
+          <w:szCs w:val="18"/>
+          <w:highlight w:val="none"/>
         </w:rPr>
         <w:t>В случае нарушения Заказчиком своих обязательств, включая, но не ограничиваясь, непредоставлением информации, материалов, доступов, согласований, необходимых для выполнения работ, Исполнитель вправе расторгнуть договор в одностороннем порядке, предупредив Заказчика за 10 (десять) календарных дней до даты расторжения. Исполнитель вправе потребовать оплаты фактически оказанных услуг, включая подготовительные, организационные и иные действия, направленные на исполнение Договора. Заказчик не вправе требовать возмещения убытков, вызванных расторжением договора.</w:t>
       </w:r>
@@ -3242,12 +3486,14 @@
         <w:rPr>
           <w:rFonts w:ascii="Arial" w:hAnsi="Arial" w:cs="Arial"/>
           <w:szCs w:val="18"/>
-        </w:rPr>
-      </w:pPr>
-      <w:r>
-        <w:rPr>
-          <w:rFonts w:ascii="Arial" w:hAnsi="Arial" w:cs="Arial"/>
-          <w:szCs w:val="18"/>
+          <w:highlight w:val="none"/>
+        </w:rPr>
+      </w:pPr>
+      <w:r>
+        <w:rPr>
+          <w:rFonts w:ascii="Arial" w:hAnsi="Arial" w:cs="Arial"/>
+          <w:szCs w:val="18"/>
+          <w:highlight w:val="none"/>
         </w:rPr>
         <w:t>Заказчик вправе до сдачи ему результатов оказанных услуг отказаться от исполнения настоящего Договора, уведомив Исполнителя письменно не менее чем за 10 (десять) календарных дней до даты расторжения. В этом случае услуги по Договору считаются оказанными, а Заказчик обязан оплатить Исполнителю фактически выполненные работы и понесённые расходы, включая административные и организационные затраты. Размер подлежащей оплате суммы определяется исходя из фактически выполненного объема услуг и времени, затраченного на их выполнение, подтверждённого отчётами Исполнителя. Исполнитель не вправе требовать возмещения убытков, вызванных расторжением Договора.</w:t>
       </w:r>
@@ -3269,6 +3515,7 @@
         <w:rPr>
           <w:rFonts w:ascii="Arial" w:hAnsi="Arial" w:cs="Arial"/>
           <w:szCs w:val="18"/>
+          <w:highlight w:val="none"/>
         </w:rPr>
       </w:pPr>
     </w:p>
@@ -3285,12 +3532,14 @@
         <w:rPr>
           <w:rFonts w:ascii="Arial" w:hAnsi="Arial" w:cs="Arial"/>
           <w:szCs w:val="18"/>
-        </w:rPr>
-      </w:pPr>
-      <w:r>
-        <w:rPr>
-          <w:rFonts w:ascii="Arial" w:hAnsi="Arial" w:cs="Arial"/>
-          <w:szCs w:val="18"/>
+          <w:highlight w:val="none"/>
+        </w:rPr>
+      </w:pPr>
+      <w:r>
+        <w:rPr>
+          <w:rFonts w:ascii="Arial" w:hAnsi="Arial" w:cs="Arial"/>
+          <w:szCs w:val="18"/>
+          <w:highlight w:val="none"/>
         </w:rPr>
         <w:t>Срок и порядок действия Договора</w:t>
       </w:r>
@@ -3308,6 +3557,7 @@
         <w:rPr>
           <w:rFonts w:ascii="Arial" w:hAnsi="Arial" w:cs="Arial"/>
           <w:szCs w:val="18"/>
+          <w:highlight w:val="none"/>
         </w:rPr>
       </w:pPr>
     </w:p>
@@ -3327,12 +3577,14 @@
         <w:rPr>
           <w:rFonts w:ascii="Arial" w:hAnsi="Arial" w:cs="Arial"/>
           <w:szCs w:val="18"/>
-        </w:rPr>
-      </w:pPr>
-      <w:r>
-        <w:rPr>
-          <w:rFonts w:ascii="Arial" w:hAnsi="Arial" w:cs="Arial"/>
-          <w:szCs w:val="18"/>
+          <w:highlight w:val="none"/>
+        </w:rPr>
+      </w:pPr>
+      <w:r>
+        <w:rPr>
+          <w:rFonts w:ascii="Arial" w:hAnsi="Arial" w:cs="Arial"/>
+          <w:szCs w:val="18"/>
+          <w:highlight w:val="none"/>
         </w:rPr>
         <w:t>Окончание срока действия настоящего Договора не освобождает Стороны от ответственности за нарушения или ненадлежащее исполнение обязательств, возникших в период его действия, включая обязательства по оплате и конфиденциальности. Все обязательства Сторон по оплате оказанных услуг должны быть исполнены в течение 30 (тридцати) календарных дней со дня окончания или расторжения Договора. В случае, если по истечении срока действия Договора Стороны фактически продолжают исполнение своих обязательств (в том числе оказание и приём услуг), Договор считается пролонгированным на тех же условиях на неопределённый срок до момента его прекращения по инициативе одной из Сторон с письменным уведомлением за 10 (десять) календарных дней.</w:t>
       </w:r>
@@ -3353,12 +3605,14 @@
         <w:rPr>
           <w:rFonts w:ascii="Arial" w:hAnsi="Arial" w:cs="Arial"/>
           <w:szCs w:val="18"/>
-        </w:rPr>
-      </w:pPr>
-      <w:r>
-        <w:rPr>
-          <w:rFonts w:ascii="Arial" w:hAnsi="Arial" w:cs="Arial"/>
-          <w:szCs w:val="18"/>
+          <w:highlight w:val="none"/>
+        </w:rPr>
+      </w:pPr>
+      <w:r>
+        <w:rPr>
+          <w:rFonts w:ascii="Arial" w:hAnsi="Arial" w:cs="Arial"/>
+          <w:szCs w:val="18"/>
+          <w:highlight w:val="none"/>
         </w:rPr>
         <w:t>При наличии промежуточных сроков оказания услуг они определяются и согласовываются Сторонами в соответствующих Приложениях (графиках, планах или технических заданиях), являющихся неотъемлемой частью настоящего Договора.</w:t>
       </w:r>
@@ -3376,6 +3630,7 @@
         <w:rPr>
           <w:rFonts w:ascii="Arial" w:hAnsi="Arial" w:cs="Arial"/>
           <w:szCs w:val="18"/>
+          <w:highlight w:val="none"/>
         </w:rPr>
       </w:pPr>
     </w:p>
@@ -3392,12 +3647,14 @@
         <w:rPr>
           <w:rFonts w:ascii="Arial" w:hAnsi="Arial" w:cs="Arial"/>
           <w:szCs w:val="18"/>
-        </w:rPr>
-      </w:pPr>
-      <w:r>
-        <w:rPr>
-          <w:rFonts w:ascii="Arial" w:hAnsi="Arial" w:cs="Arial"/>
-          <w:szCs w:val="18"/>
+          <w:highlight w:val="none"/>
+        </w:rPr>
+      </w:pPr>
+      <w:r>
+        <w:rPr>
+          <w:rFonts w:ascii="Arial" w:hAnsi="Arial" w:cs="Arial"/>
+          <w:szCs w:val="18"/>
+          <w:highlight w:val="none"/>
         </w:rPr>
         <w:t>Особые условия</w:t>
       </w:r>
@@ -3415,6 +3672,7 @@
         <w:rPr>
           <w:rFonts w:ascii="Arial" w:hAnsi="Arial" w:cs="Arial"/>
           <w:szCs w:val="18"/>
+          <w:highlight w:val="none"/>
         </w:rPr>
       </w:pPr>
     </w:p>
@@ -3434,12 +3692,14 @@
         <w:rPr>
           <w:rFonts w:ascii="Arial" w:hAnsi="Arial" w:cs="Arial"/>
           <w:szCs w:val="18"/>
-        </w:rPr>
-      </w:pPr>
-      <w:r>
-        <w:rPr>
-          <w:rFonts w:ascii="Arial" w:hAnsi="Arial" w:cs="Arial"/>
-          <w:szCs w:val="18"/>
+          <w:highlight w:val="none"/>
+        </w:rPr>
+      </w:pPr>
+      <w:r>
+        <w:rPr>
+          <w:rFonts w:ascii="Arial" w:hAnsi="Arial" w:cs="Arial"/>
+          <w:szCs w:val="18"/>
+          <w:highlight w:val="none"/>
         </w:rPr>
         <w:t>Настоящий Договор составлен в двух экземплярах, имеющих одинаковую юридическую силу, по одному экземпляру для каждой из Сторон. Документы, направленные через системы электронного документооборота, приравниваются к оригиналам на бумажном носителе. Все изменения и/или дополнения к Договору действительны только в письменной форме и при условии подписания уполномоченными представителями Сторон. Документы, направленные по электронной почте, а также подписанные электронной подписью, приравниваются к документам на бумажном носителе и имеют равную юридическую силу. Все Приложения, Дополнительные соглашения и Акты являются неотъемлемыми частями настоящего Договора.</w:t>
       </w:r>
@@ -3460,44 +3720,29 @@
         <w:rPr>
           <w:rFonts w:ascii="Arial" w:hAnsi="Arial" w:cs="Arial"/>
           <w:szCs w:val="18"/>
-        </w:rPr>
-      </w:pPr>
-      <w:r>
-        <w:rPr>
-          <w:rFonts w:ascii="Arial" w:hAnsi="Arial" w:cs="Arial"/>
-          <w:szCs w:val="18"/>
+          <w:highlight w:val="none"/>
+        </w:rPr>
+      </w:pPr>
+      <w:r>
+        <w:rPr>
+          <w:rFonts w:ascii="Arial" w:hAnsi="Arial" w:cs="Arial"/>
+          <w:szCs w:val="18"/>
+          <w:highlight w:val="none"/>
         </w:rPr>
         <w:t xml:space="preserve">Установление Заказчиком (или аффилированными с ним лицами) трудовых либо гражданско-правовых отношений с сотрудником Исполнителя, участвовавшим в оказании услуг по настоящему Договору, в течение срока его действия и в течение 12 (двенадцати) месяцев после его прекращения, рассматривается как оказание Исполнителем услуг по подбору персонала. Заказчик обязуется выплатить Исполнителю компенсацию фиксированного ущерба в размере </w:t>
       </w:r>
       <w:r>
         <w:rPr>
-          <w:rFonts w:ascii="Arial" w:hAnsi="Arial" w:cs="Arial"/>
-          <w:szCs w:val="18"/>
-          <w:highlight w:val="yellow"/>
-        </w:rPr>
-        <w:t>{{amount_number}}</w:t>
-      </w:r>
-      <w:r>
-        <w:rPr>
-          <w:rFonts w:ascii="Arial" w:hAnsi="Arial" w:cs="Arial"/>
-          <w:szCs w:val="18"/>
-        </w:rPr>
-        <w:t xml:space="preserve"> </w:t>
-      </w:r>
-      <w:r>
-        <w:rPr>
-          <w:rFonts w:ascii="Arial" w:hAnsi="Arial" w:cs="Arial"/>
-          <w:color w:val="auto"/>
-          <w:szCs w:val="18"/>
-          <w:highlight w:val="yellow"/>
-          <w:shd w:val="clear" w:color="auto" w:fill="auto"/>
-        </w:rPr>
-        <w:t>{{amount_text}}</w:t>
-      </w:r>
-      <w:r>
-        <w:rPr>
-          <w:rFonts w:ascii="Arial" w:hAnsi="Arial" w:cs="Arial"/>
-          <w:szCs w:val="18"/>
+          <w:rFonts w:ascii="Arial" w:hAnsi="Arial"/>
+          <w:highlight w:val="none"/>
+        </w:rPr>
+        <w:t>500 000 (пятьсот тысяч)</w:t>
+      </w:r>
+      <w:r>
+        <w:rPr>
+          <w:rFonts w:ascii="Arial" w:hAnsi="Arial" w:cs="Arial"/>
+          <w:szCs w:val="18"/>
+          <w:highlight w:val="none"/>
         </w:rPr>
         <w:t xml:space="preserve"> рублей за каждый случай установления таких отношений. Оплата производится в течение 10 (десяти) банковских дней с момента начала соответствующих отношений. При неисполнении обязательства Исполнитель вправе взыскать указанную сумму в судебном порядке, а все судебные расходы возмещаются Заказчиком.</w:t>
       </w:r>
@@ -3518,12 +3763,14 @@
         <w:rPr>
           <w:rFonts w:ascii="Arial" w:hAnsi="Arial" w:cs="Arial"/>
           <w:szCs w:val="18"/>
-        </w:rPr>
-      </w:pPr>
-      <w:r>
-        <w:rPr>
-          <w:rFonts w:ascii="Arial" w:hAnsi="Arial" w:cs="Arial"/>
-          <w:szCs w:val="18"/>
+          <w:highlight w:val="none"/>
+        </w:rPr>
+      </w:pPr>
+      <w:r>
+        <w:rPr>
+          <w:rFonts w:ascii="Arial" w:hAnsi="Arial" w:cs="Arial"/>
+          <w:szCs w:val="18"/>
+          <w:highlight w:val="none"/>
         </w:rPr>
         <w:t>В случае изменения любых данных, указанных в разделе 14 настоящего Договора, Сторона обязана уведомить об этом другую Сторону в течение 3 (трёх) рабочих дней с момента изменения. До получения такого уведомления другая Сторона вправе считать все ранее предоставленные реквизиты действующими, и риск последствий несвоевременного уведомления несёт изменившая данные Сторона.</w:t>
       </w:r>
@@ -3544,12 +3791,14 @@
         <w:rPr>
           <w:rFonts w:ascii="Arial" w:hAnsi="Arial" w:cs="Arial"/>
           <w:szCs w:val="18"/>
-        </w:rPr>
-      </w:pPr>
-      <w:r>
-        <w:rPr>
-          <w:rFonts w:ascii="Arial" w:hAnsi="Arial" w:cs="Arial"/>
-          <w:szCs w:val="18"/>
+          <w:highlight w:val="none"/>
+        </w:rPr>
+      </w:pPr>
+      <w:r>
+        <w:rPr>
+          <w:rFonts w:ascii="Arial" w:hAnsi="Arial" w:cs="Arial"/>
+          <w:szCs w:val="18"/>
+          <w:highlight w:val="none"/>
         </w:rPr>
         <w:t>На проекте применяется проектная методология, используемая Исполнителем (в том числе Agile/Scrum, Kanban, Waterfall и иные в зависимости от специфики проекта). В случае противоречий между внутренними регламентами Заказчика и методологией Исполнителя, приоритет имеет методология Исполнителя.</w:t>
       </w:r>
@@ -3570,12 +3819,14 @@
         <w:rPr>
           <w:rFonts w:ascii="Arial" w:hAnsi="Arial" w:cs="Arial"/>
           <w:szCs w:val="18"/>
-        </w:rPr>
-      </w:pPr>
-      <w:r>
-        <w:rPr>
-          <w:rFonts w:ascii="Arial" w:hAnsi="Arial" w:cs="Arial"/>
-          <w:szCs w:val="18"/>
+          <w:highlight w:val="none"/>
+        </w:rPr>
+      </w:pPr>
+      <w:r>
+        <w:rPr>
+          <w:rFonts w:ascii="Arial" w:hAnsi="Arial" w:cs="Arial"/>
+          <w:szCs w:val="18"/>
+          <w:highlight w:val="none"/>
         </w:rPr>
         <w:t>При исполнении обязательств по настоящему Договору в части, неурегулированной его условиями, Стороны руководствуются действующим законодательством Российской Федерации.</w:t>
       </w:r>
@@ -3597,6 +3848,7 @@
         <w:rPr>
           <w:rFonts w:ascii="Arial" w:hAnsi="Arial" w:cs="Arial"/>
           <w:szCs w:val="18"/>
+          <w:highlight w:val="none"/>
         </w:rPr>
       </w:pPr>
     </w:p>
@@ -3613,12 +3865,14 @@
         <w:rPr>
           <w:rFonts w:ascii="Arial" w:hAnsi="Arial" w:cs="Arial"/>
           <w:szCs w:val="18"/>
-        </w:rPr>
-      </w:pPr>
-      <w:r>
-        <w:rPr>
-          <w:rFonts w:ascii="Arial" w:hAnsi="Arial" w:cs="Arial"/>
-          <w:szCs w:val="18"/>
+          <w:highlight w:val="none"/>
+        </w:rPr>
+      </w:pPr>
+      <w:r>
+        <w:rPr>
+          <w:rFonts w:ascii="Arial" w:hAnsi="Arial" w:cs="Arial"/>
+          <w:szCs w:val="18"/>
+          <w:highlight w:val="none"/>
         </w:rPr>
         <w:t>Права на объекты интеллектуальной собственности</w:t>
       </w:r>
@@ -3635,6 +3889,7 @@
         <w:rPr>
           <w:rFonts w:ascii="Arial" w:hAnsi="Arial" w:cs="Arial"/>
           <w:szCs w:val="18"/>
+          <w:highlight w:val="none"/>
         </w:rPr>
       </w:pPr>
     </w:p>
@@ -3654,12 +3909,14 @@
         <w:rPr>
           <w:rFonts w:ascii="Arial" w:hAnsi="Arial" w:cs="Arial"/>
           <w:szCs w:val="18"/>
-        </w:rPr>
-      </w:pPr>
-      <w:r>
-        <w:rPr>
-          <w:rFonts w:ascii="Arial" w:hAnsi="Arial" w:cs="Arial"/>
-          <w:szCs w:val="18"/>
+          <w:highlight w:val="none"/>
+        </w:rPr>
+      </w:pPr>
+      <w:r>
+        <w:rPr>
+          <w:rFonts w:ascii="Arial" w:hAnsi="Arial" w:cs="Arial"/>
+          <w:szCs w:val="18"/>
+          <w:highlight w:val="none"/>
         </w:rPr>
         <w:t>Все исключительные права на результаты интеллектуальной деятельности, созданные Исполнителем в процессе исполнения настоящего Договора (включая исходный код, архитектуру, алгоритмы, документацию, дизайн и иные результаты), принадлежат Исполнителю в полном объёме без ограничения сроков и территорий. Заказчику предоставляется неисключительное право использования указанных результатов только для собственных внутренних нужд, с момента подписания Сторонами Акта сдачи-приемки и полной оплаты соответствующих услуг. Заказчик не вправе передавать, перепродавать, лицензировать или иным образом предоставлять доступ к результатам третьим лицам без письменного согласия Исполнителя.</w:t>
       </w:r>
@@ -3680,12 +3937,14 @@
         <w:rPr>
           <w:rFonts w:ascii="Arial" w:hAnsi="Arial" w:cs="Arial"/>
           <w:szCs w:val="18"/>
-        </w:rPr>
-      </w:pPr>
-      <w:r>
-        <w:rPr>
-          <w:rFonts w:ascii="Arial" w:hAnsi="Arial" w:cs="Arial"/>
-          <w:szCs w:val="18"/>
+          <w:highlight w:val="none"/>
+        </w:rPr>
+      </w:pPr>
+      <w:r>
+        <w:rPr>
+          <w:rFonts w:ascii="Arial" w:hAnsi="Arial" w:cs="Arial"/>
+          <w:szCs w:val="18"/>
+          <w:highlight w:val="none"/>
         </w:rPr>
         <w:t>В случае расторжения Договора по инициативе и/или по вине Заказчика до подписания Акта сдачи-приемки услуг, все созданные результаты интеллектуальной деятельности, включая промежуточные материалы, исходные коды, архитектурные решения, макеты и сценарии, остаются собственностью Исполнителя. Заказчику не предоставляется право на их использование, копирование или внедрение. При нарушении данного условия Исполнитель вправе взыскать компенсацию в размере двойной стоимости соответствующего этапа работ.</w:t>
       </w:r>
@@ -3706,12 +3965,14 @@
         <w:rPr>
           <w:rFonts w:ascii="Arial" w:hAnsi="Arial" w:cs="Arial"/>
           <w:szCs w:val="18"/>
-        </w:rPr>
-      </w:pPr>
-      <w:r>
-        <w:rPr>
-          <w:rFonts w:ascii="Arial" w:hAnsi="Arial" w:cs="Arial"/>
-          <w:szCs w:val="18"/>
+          <w:highlight w:val="none"/>
+        </w:rPr>
+      </w:pPr>
+      <w:r>
+        <w:rPr>
+          <w:rFonts w:ascii="Arial" w:hAnsi="Arial" w:cs="Arial"/>
+          <w:szCs w:val="18"/>
+          <w:highlight w:val="none"/>
         </w:rPr>
         <w:t>Программное обеспечение, модули, библиотеки, SDK, API и иные объекты интеллектуальной собственности, принадлежащие Исполнителю или третьим лицам и использованные при выполнении работ, не передаются Заказчику. Заказчик получает ограниченное право их использования исключительно в рамках эксплуатации результатов работ по Договору. Передача, копирование или использование указанных объектов вне данного контекста без письменного согласия правообладателя запрещено.</w:t>
       </w:r>
@@ -3732,12 +3993,14 @@
         <w:rPr>
           <w:rFonts w:ascii="Arial" w:hAnsi="Arial" w:cs="Arial"/>
           <w:szCs w:val="18"/>
-        </w:rPr>
-      </w:pPr>
-      <w:r>
-        <w:rPr>
-          <w:rFonts w:ascii="Arial" w:hAnsi="Arial" w:cs="Arial"/>
-          <w:szCs w:val="18"/>
+          <w:highlight w:val="none"/>
+        </w:rPr>
+      </w:pPr>
+      <w:r>
+        <w:rPr>
+          <w:rFonts w:ascii="Arial" w:hAnsi="Arial" w:cs="Arial"/>
+          <w:szCs w:val="18"/>
+          <w:highlight w:val="none"/>
         </w:rPr>
         <w:t>Исполнитель имеет право, как в ходе исполнения работ по Договору, так и после его окончания, использовать в своей исследовательской, методической, образовательной и иной законной деятельности полученные при выполнении работ материалы и решения: архитектуру, алгоритмы, технические приёмы, формы и форматы данных, не содержащие конфиденциальной информации Заказчика. Исполнитель также вправе повторно использовать в иных проектах собственные наработки, созданные в ходе исполнения настоящего Договора, при условии, что это не влечёт раскрытия коммерческой тайны Заказчика.</w:t>
       </w:r>
@@ -3758,12 +4021,14 @@
         <w:rPr>
           <w:rFonts w:ascii="Arial" w:hAnsi="Arial" w:cs="Arial"/>
           <w:szCs w:val="18"/>
-        </w:rPr>
-      </w:pPr>
-      <w:r>
-        <w:rPr>
-          <w:rFonts w:ascii="Arial" w:hAnsi="Arial" w:cs="Arial"/>
-          <w:szCs w:val="18"/>
+          <w:highlight w:val="none"/>
+        </w:rPr>
+      </w:pPr>
+      <w:r>
+        <w:rPr>
+          <w:rFonts w:ascii="Arial" w:hAnsi="Arial" w:cs="Arial"/>
+          <w:szCs w:val="18"/>
+          <w:highlight w:val="none"/>
         </w:rPr>
         <w:t>Исполнитель вправе размещать сведения о выполненных работах (наименование проекта, логотип Заказчика, описание задачи и результата) в своём портфолио и на сайте, без раскрытия конфиденциальной информации.</w:t>
       </w:r>
@@ -3785,6 +4050,7 @@
         <w:rPr>
           <w:rFonts w:ascii="Arial" w:hAnsi="Arial" w:cs="Arial"/>
           <w:szCs w:val="18"/>
+          <w:highlight w:val="none"/>
         </w:rPr>
       </w:pPr>
     </w:p>
@@ -3801,12 +4067,14 @@
         <w:rPr>
           <w:rFonts w:ascii="Arial" w:hAnsi="Arial" w:cs="Arial"/>
           <w:szCs w:val="18"/>
-        </w:rPr>
-      </w:pPr>
-      <w:r>
-        <w:rPr>
-          <w:rFonts w:ascii="Arial" w:hAnsi="Arial" w:cs="Arial"/>
-          <w:szCs w:val="18"/>
+          <w:highlight w:val="none"/>
+        </w:rPr>
+      </w:pPr>
+      <w:r>
+        <w:rPr>
+          <w:rFonts w:ascii="Arial" w:hAnsi="Arial" w:cs="Arial"/>
+          <w:szCs w:val="18"/>
+          <w:highlight w:val="none"/>
         </w:rPr>
         <w:t>Заключительные положения</w:t>
       </w:r>
@@ -3823,6 +4091,7 @@
         <w:rPr>
           <w:rFonts w:ascii="Arial" w:hAnsi="Arial" w:cs="Arial"/>
           <w:szCs w:val="18"/>
+          <w:highlight w:val="none"/>
         </w:rPr>
       </w:pPr>
     </w:p>
@@ -3842,12 +4111,14 @@
         <w:rPr>
           <w:rFonts w:ascii="Arial" w:hAnsi="Arial" w:cs="Arial"/>
           <w:szCs w:val="18"/>
-        </w:rPr>
-      </w:pPr>
-      <w:r>
-        <w:rPr>
-          <w:rFonts w:ascii="Arial" w:hAnsi="Arial" w:cs="Arial"/>
-          <w:szCs w:val="18"/>
+          <w:highlight w:val="none"/>
+        </w:rPr>
+      </w:pPr>
+      <w:r>
+        <w:rPr>
+          <w:rFonts w:ascii="Arial" w:hAnsi="Arial" w:cs="Arial"/>
+          <w:szCs w:val="18"/>
+          <w:highlight w:val="none"/>
         </w:rPr>
         <w:t>Настоящий Договор составлен в двух подлинных экземплярах, имеющих одинаковую юридическую силу, по одному экземпляру для каждой из Сторон. Подписанные сканированные копии Договора и приложений, направленные по электронной почте, а также документы, подписанные усиленной квалифицированной электронной подписью, признаются равнозначными оригиналам.</w:t>
       </w:r>
@@ -3868,12 +4139,14 @@
         <w:rPr>
           <w:rFonts w:ascii="Arial" w:hAnsi="Arial" w:cs="Arial"/>
           <w:szCs w:val="18"/>
-        </w:rPr>
-      </w:pPr>
-      <w:r>
-        <w:rPr>
-          <w:rFonts w:ascii="Arial" w:hAnsi="Arial" w:cs="Arial"/>
-          <w:szCs w:val="18"/>
+          <w:highlight w:val="none"/>
+        </w:rPr>
+      </w:pPr>
+      <w:r>
+        <w:rPr>
+          <w:rFonts w:ascii="Arial" w:hAnsi="Arial" w:cs="Arial"/>
+          <w:szCs w:val="18"/>
+          <w:highlight w:val="none"/>
         </w:rPr>
         <w:t xml:space="preserve">Любые исправления, изменения и дополнения к настоящему Договору и его Приложениям допускаются только по взаимному согласию Сторон и оформляются в письменной форме в виде Дополнительного соглашения, подписанного уполномоченными представителями Сторон. Допускается подписание таких документов посредством обмена сканированными копиями или с использованием электронной подписи. Изменения, внесённые в одностороннем порядке, юридической силы не имеют. </w:t>
       </w:r>
@@ -3891,6 +4164,7 @@
         <w:rPr>
           <w:rFonts w:ascii="Arial" w:hAnsi="Arial" w:cs="Arial"/>
           <w:szCs w:val="18"/>
+          <w:highlight w:val="none"/>
         </w:rPr>
       </w:pPr>
     </w:p>
@@ -3907,6 +4181,7 @@
         <w:rPr>
           <w:rFonts w:ascii="Arial" w:hAnsi="Arial" w:cs="Arial"/>
           <w:szCs w:val="18"/>
+          <w:highlight w:val="none"/>
         </w:rPr>
       </w:pPr>
     </w:p>
@@ -3923,6 +4198,7 @@
         <w:rPr>
           <w:rFonts w:ascii="Arial" w:hAnsi="Arial" w:cs="Arial"/>
           <w:szCs w:val="18"/>
+          <w:highlight w:val="none"/>
         </w:rPr>
       </w:pPr>
     </w:p>
@@ -3939,6 +4215,7 @@
         <w:rPr>
           <w:rFonts w:ascii="Arial" w:hAnsi="Arial" w:cs="Arial"/>
           <w:szCs w:val="18"/>
+          <w:highlight w:val="none"/>
         </w:rPr>
       </w:pPr>
     </w:p>
@@ -3954,12 +4231,14 @@
         <w:rPr>
           <w:rFonts w:ascii="Arial" w:hAnsi="Arial" w:cs="Arial"/>
           <w:szCs w:val="18"/>
-        </w:rPr>
-      </w:pPr>
-      <w:r>
-        <w:rPr>
-          <w:rFonts w:ascii="Arial" w:hAnsi="Arial" w:cs="Arial"/>
-          <w:szCs w:val="18"/>
+          <w:highlight w:val="none"/>
+        </w:rPr>
+      </w:pPr>
+      <w:r>
+        <w:rPr>
+          <w:rFonts w:ascii="Arial" w:hAnsi="Arial" w:cs="Arial"/>
+          <w:szCs w:val="18"/>
+          <w:highlight w:val="none"/>
         </w:rPr>
         <w:t>Адреса и реквизиты Сторон</w:t>
       </w:r>
@@ -3971,6 +4250,7 @@
           <w:rFonts w:ascii="Arial" w:hAnsi="Arial" w:eastAsia="Times New Roman" w:cs="Arial"/>
           <w:sz w:val="18"/>
           <w:szCs w:val="18"/>
+          <w:highlight w:val="none"/>
         </w:rPr>
       </w:pPr>
     </w:p>
@@ -3981,6 +4261,7 @@
           <w:rFonts w:ascii="Arial" w:hAnsi="Arial" w:cs="Arial"/>
           <w:sz w:val="18"/>
           <w:szCs w:val="18"/>
+          <w:highlight w:val="none"/>
         </w:rPr>
       </w:pPr>
     </w:p>
@@ -4040,6 +4321,7 @@
                 <w:color w:val="000000"/>
                 <w:sz w:val="18"/>
                 <w:szCs w:val="18"/>
+                <w:highlight w:val="none"/>
                 <w:lang w:val="ru-RU" w:bidi="en-US"/>
               </w:rPr>
             </w:pPr>
@@ -4048,6 +4330,7 @@
                 <w:rFonts w:eastAsiaTheme="majorEastAsia"/>
                 <w:sz w:val="22"/>
                 <w:szCs w:val="22"/>
+                <w:highlight w:val="none"/>
                 <w:lang w:val="en-US" w:bidi="en-US"/>
               </w:rPr>
               <w:t>ЗАКАЗЧИК</w:t>
@@ -4059,6 +4342,7 @@
                 <w:rFonts w:eastAsiaTheme="majorEastAsia"/>
                 <w:sz w:val="22"/>
                 <w:szCs w:val="22"/>
+                <w:highlight w:val="none"/>
                 <w:lang w:val="en-US" w:bidi="en-US"/>
               </w:rPr>
             </w:pPr>
@@ -4069,6 +4353,7 @@
                 <w:rFonts w:eastAsiaTheme="majorEastAsia"/>
                 <w:sz w:val="22"/>
                 <w:szCs w:val="22"/>
+                <w:highlight w:val="none"/>
                 <w:lang w:val="en-US" w:bidi="en-US"/>
               </w:rPr>
             </w:pPr>
@@ -4079,6 +4364,7 @@
                 <w:rFonts w:eastAsiaTheme="majorEastAsia"/>
                 <w:sz w:val="22"/>
                 <w:szCs w:val="22"/>
+                <w:highlight w:val="none"/>
                 <w:lang w:val="en-US" w:bidi="en-US"/>
               </w:rPr>
             </w:pPr>
@@ -4087,7 +4373,7 @@
                 <w:rFonts w:eastAsiaTheme="majorEastAsia"/>
                 <w:sz w:val="22"/>
                 <w:szCs w:val="22"/>
-                <w:highlight w:val="yellow"/>
+                <w:highlight w:val="none"/>
                 <w:lang w:val="en-US" w:bidi="en-US"/>
               </w:rPr>
               <w:t>{{client_name}}</w:t>
@@ -4099,6 +4385,7 @@
                 <w:rFonts w:eastAsiaTheme="majorEastAsia"/>
                 <w:sz w:val="22"/>
                 <w:szCs w:val="22"/>
+                <w:highlight w:val="none"/>
                 <w:lang w:val="en-US" w:bidi="en-US"/>
               </w:rPr>
             </w:pPr>
@@ -4107,6 +4394,7 @@
                 <w:rFonts w:eastAsiaTheme="majorEastAsia"/>
                 <w:sz w:val="22"/>
                 <w:szCs w:val="22"/>
+                <w:highlight w:val="none"/>
                 <w:lang w:val="en-US" w:bidi="en-US"/>
               </w:rPr>
               <w:t xml:space="preserve">ИНН: </w:t>
@@ -4116,7 +4404,7 @@
                 <w:rFonts w:eastAsiaTheme="majorEastAsia"/>
                 <w:sz w:val="22"/>
                 <w:szCs w:val="22"/>
-                <w:highlight w:val="yellow"/>
+                <w:highlight w:val="none"/>
                 <w:lang w:val="en-US" w:bidi="en-US"/>
               </w:rPr>
               <w:t>{{client_inn}}</w:t>
@@ -4128,6 +4416,7 @@
                 <w:rFonts w:eastAsiaTheme="majorEastAsia"/>
                 <w:sz w:val="22"/>
                 <w:szCs w:val="22"/>
+                <w:highlight w:val="none"/>
                 <w:lang w:val="en-US" w:bidi="en-US"/>
               </w:rPr>
             </w:pPr>
@@ -4136,6 +4425,7 @@
                 <w:rFonts w:eastAsiaTheme="majorEastAsia"/>
                 <w:sz w:val="22"/>
                 <w:szCs w:val="22"/>
+                <w:highlight w:val="none"/>
                 <w:lang w:val="en-US" w:bidi="en-US"/>
               </w:rPr>
               <w:t xml:space="preserve">КПП: </w:t>
@@ -4145,7 +4435,7 @@
                 <w:rFonts w:eastAsiaTheme="majorEastAsia"/>
                 <w:sz w:val="22"/>
                 <w:szCs w:val="22"/>
-                <w:highlight w:val="yellow"/>
+                <w:highlight w:val="none"/>
                 <w:lang w:val="en-US" w:bidi="en-US"/>
               </w:rPr>
               <w:t>{{client_kpp}}</w:t>
@@ -4157,6 +4447,7 @@
                 <w:rFonts w:eastAsiaTheme="majorEastAsia"/>
                 <w:sz w:val="22"/>
                 <w:szCs w:val="22"/>
+                <w:highlight w:val="none"/>
                 <w:lang w:val="en-US" w:bidi="en-US"/>
               </w:rPr>
             </w:pPr>
@@ -4165,6 +4456,7 @@
                 <w:rFonts w:eastAsiaTheme="majorEastAsia"/>
                 <w:sz w:val="22"/>
                 <w:szCs w:val="22"/>
+                <w:highlight w:val="none"/>
                 <w:lang w:val="en-US" w:bidi="en-US"/>
               </w:rPr>
               <w:t xml:space="preserve">ОГРН: </w:t>
@@ -4174,7 +4466,7 @@
                 <w:rFonts w:eastAsiaTheme="majorEastAsia"/>
                 <w:sz w:val="22"/>
                 <w:szCs w:val="22"/>
-                <w:highlight w:val="yellow"/>
+                <w:highlight w:val="none"/>
                 <w:lang w:val="en-US" w:bidi="en-US"/>
               </w:rPr>
               <w:t>{{client_ogrn}}</w:t>
@@ -4186,6 +4478,7 @@
                 <w:rFonts w:eastAsiaTheme="majorEastAsia"/>
                 <w:sz w:val="22"/>
                 <w:szCs w:val="22"/>
+                <w:highlight w:val="none"/>
                 <w:lang w:val="en-US" w:bidi="en-US"/>
               </w:rPr>
             </w:pPr>
@@ -4194,6 +4487,7 @@
                 <w:rFonts w:eastAsiaTheme="majorEastAsia"/>
                 <w:sz w:val="22"/>
                 <w:szCs w:val="22"/>
+                <w:highlight w:val="none"/>
                 <w:lang w:val="en-US" w:bidi="en-US"/>
               </w:rPr>
               <w:t xml:space="preserve">Юридический адрес: </w:t>
@@ -4203,7 +4497,7 @@
                 <w:rFonts w:eastAsiaTheme="majorEastAsia"/>
                 <w:sz w:val="22"/>
                 <w:szCs w:val="22"/>
-                <w:highlight w:val="yellow"/>
+                <w:highlight w:val="none"/>
                 <w:lang w:val="en-US" w:bidi="en-US"/>
               </w:rPr>
               <w:t>{{client_legal_address}}</w:t>
@@ -4215,6 +4509,7 @@
                 <w:rFonts w:eastAsiaTheme="majorEastAsia"/>
                 <w:sz w:val="22"/>
                 <w:szCs w:val="22"/>
+                <w:highlight w:val="none"/>
                 <w:lang w:val="en-US" w:bidi="en-US"/>
               </w:rPr>
             </w:pPr>
@@ -4223,6 +4518,7 @@
                 <w:rFonts w:eastAsiaTheme="majorEastAsia"/>
                 <w:sz w:val="22"/>
                 <w:szCs w:val="22"/>
+                <w:highlight w:val="none"/>
                 <w:lang w:val="en-US" w:bidi="en-US"/>
               </w:rPr>
               <w:t xml:space="preserve">Почтовый адрес: </w:t>
@@ -4232,7 +4528,7 @@
                 <w:rFonts w:eastAsiaTheme="majorEastAsia"/>
                 <w:sz w:val="22"/>
                 <w:szCs w:val="22"/>
-                <w:highlight w:val="yellow"/>
+                <w:highlight w:val="none"/>
                 <w:lang w:val="en-US" w:bidi="en-US"/>
               </w:rPr>
               <w:t>{{client_postal_address}}</w:t>
@@ -4244,6 +4540,7 @@
                 <w:rFonts w:eastAsiaTheme="majorEastAsia"/>
                 <w:sz w:val="22"/>
                 <w:szCs w:val="22"/>
+                <w:highlight w:val="none"/>
                 <w:lang w:val="en-US" w:bidi="en-US"/>
               </w:rPr>
             </w:pPr>
@@ -4252,6 +4549,7 @@
                 <w:rFonts w:eastAsiaTheme="majorEastAsia"/>
                 <w:sz w:val="22"/>
                 <w:szCs w:val="22"/>
+                <w:highlight w:val="none"/>
                 <w:lang w:val="en-US" w:bidi="en-US"/>
               </w:rPr>
               <w:t xml:space="preserve">Реквизиты: </w:t>
@@ -4261,7 +4559,7 @@
                 <w:rFonts w:eastAsiaTheme="majorEastAsia"/>
                 <w:sz w:val="22"/>
                 <w:szCs w:val="22"/>
-                <w:highlight w:val="yellow"/>
+                <w:highlight w:val="none"/>
                 <w:lang w:val="en-US" w:bidi="en-US"/>
               </w:rPr>
               <w:t>{{client_bank_name}}</w:t>
@@ -4273,6 +4571,7 @@
                 <w:rFonts w:eastAsiaTheme="majorEastAsia"/>
                 <w:sz w:val="22"/>
                 <w:szCs w:val="22"/>
+                <w:highlight w:val="none"/>
                 <w:lang w:val="en-US" w:bidi="en-US"/>
               </w:rPr>
             </w:pPr>
@@ -4281,6 +4580,7 @@
                 <w:rFonts w:eastAsiaTheme="majorEastAsia"/>
                 <w:sz w:val="22"/>
                 <w:szCs w:val="22"/>
+                <w:highlight w:val="none"/>
                 <w:lang w:val="en-US" w:bidi="en-US"/>
               </w:rPr>
               <w:t xml:space="preserve">Номер счета: </w:t>
@@ -4290,7 +4590,7 @@
                 <w:rFonts w:eastAsiaTheme="majorEastAsia"/>
                 <w:sz w:val="22"/>
                 <w:szCs w:val="22"/>
-                <w:highlight w:val="yellow"/>
+                <w:highlight w:val="none"/>
                 <w:lang w:val="en-US" w:bidi="en-US"/>
               </w:rPr>
               <w:t>{{client_bank_account}}</w:t>
@@ -4302,6 +4602,7 @@
                 <w:rFonts w:eastAsiaTheme="majorEastAsia"/>
                 <w:sz w:val="22"/>
                 <w:szCs w:val="22"/>
+                <w:highlight w:val="none"/>
                 <w:lang w:val="en-US" w:bidi="en-US"/>
               </w:rPr>
             </w:pPr>
@@ -4310,6 +4611,7 @@
                 <w:rFonts w:eastAsiaTheme="majorEastAsia"/>
                 <w:sz w:val="22"/>
                 <w:szCs w:val="22"/>
+                <w:highlight w:val="none"/>
                 <w:lang w:val="en-US" w:bidi="en-US"/>
               </w:rPr>
               <w:t xml:space="preserve">БИК: </w:t>
@@ -4319,7 +4621,7 @@
                 <w:rFonts w:eastAsiaTheme="majorEastAsia"/>
                 <w:sz w:val="22"/>
                 <w:szCs w:val="22"/>
-                <w:highlight w:val="yellow"/>
+                <w:highlight w:val="none"/>
                 <w:lang w:val="en-US" w:bidi="en-US"/>
               </w:rPr>
               <w:t>{{client_bik}}</w:t>
@@ -4331,6 +4633,7 @@
                 <w:rFonts w:eastAsiaTheme="majorEastAsia"/>
                 <w:sz w:val="22"/>
                 <w:szCs w:val="22"/>
+                <w:highlight w:val="none"/>
                 <w:lang w:val="en-US" w:bidi="en-US"/>
               </w:rPr>
             </w:pPr>
@@ -4339,6 +4642,7 @@
                 <w:rFonts w:eastAsiaTheme="majorEastAsia"/>
                 <w:sz w:val="22"/>
                 <w:szCs w:val="22"/>
+                <w:highlight w:val="none"/>
                 <w:lang w:val="en-US" w:bidi="en-US"/>
               </w:rPr>
               <w:t xml:space="preserve">К/с: </w:t>
@@ -4348,7 +4652,7 @@
                 <w:rFonts w:eastAsiaTheme="majorEastAsia"/>
                 <w:sz w:val="22"/>
                 <w:szCs w:val="22"/>
-                <w:highlight w:val="yellow"/>
+                <w:highlight w:val="none"/>
                 <w:lang w:val="en-US" w:bidi="en-US"/>
               </w:rPr>
               <w:t>{{client_correspondent_account}}</w:t>
@@ -4366,6 +4670,7 @@
                 <w:rFonts w:ascii="Arial" w:hAnsi="Arial" w:cs="Arial" w:eastAsiaTheme="majorEastAsia"/>
                 <w:sz w:val="18"/>
                 <w:szCs w:val="18"/>
+                <w:highlight w:val="none"/>
                 <w:lang w:val="en-US" w:bidi="en-US"/>
               </w:rPr>
             </w:pPr>
@@ -4374,6 +4679,7 @@
                 <w:rFonts w:eastAsiaTheme="majorEastAsia"/>
                 <w:sz w:val="22"/>
                 <w:szCs w:val="22"/>
+                <w:highlight w:val="none"/>
                 <w:lang w:val="en-US" w:bidi="en-US"/>
               </w:rPr>
               <w:t>ИСПОЛНИТЕЛЬ</w:t>
@@ -4385,6 +4691,7 @@
                 <w:rFonts w:eastAsiaTheme="majorEastAsia"/>
                 <w:sz w:val="22"/>
                 <w:szCs w:val="22"/>
+                <w:highlight w:val="none"/>
                 <w:lang w:val="en-US" w:bidi="en-US"/>
               </w:rPr>
             </w:pPr>
@@ -4395,6 +4702,7 @@
                 <w:rFonts w:eastAsiaTheme="majorEastAsia"/>
                 <w:sz w:val="22"/>
                 <w:szCs w:val="22"/>
+                <w:highlight w:val="none"/>
                 <w:lang w:val="en-US" w:bidi="en-US"/>
               </w:rPr>
             </w:pPr>
@@ -4407,6 +4715,7 @@
                 <w:bCs/>
                 <w:sz w:val="18"/>
                 <w:szCs w:val="18"/>
+                <w:highlight w:val="none"/>
                 <w:lang w:val="ru-RU" w:bidi="en-US"/>
               </w:rPr>
             </w:pPr>
@@ -4416,6 +4725,7 @@
                 <w:bCs/>
                 <w:sz w:val="18"/>
                 <w:szCs w:val="18"/>
+                <w:highlight w:val="none"/>
                 <w:lang w:val="ru-RU" w:bidi="en-US"/>
               </w:rPr>
               <w:t>ООО "</w:t>
@@ -4425,6 +4735,7 @@
                 <w:rFonts w:ascii="Arial" w:hAnsi="Arial" w:cs="Arial" w:eastAsiaTheme="majorEastAsia"/>
                 <w:sz w:val="18"/>
                 <w:szCs w:val="18"/>
+                <w:highlight w:val="none"/>
                 <w:lang w:val="ru-RU" w:bidi="en-US"/>
               </w:rPr>
               <w:t xml:space="preserve"> Юнитех</w:t>
@@ -4435,6 +4746,7 @@
                 <w:bCs/>
                 <w:sz w:val="18"/>
                 <w:szCs w:val="18"/>
+                <w:highlight w:val="none"/>
                 <w:lang w:val="ru-RU" w:bidi="en-US"/>
               </w:rPr>
               <w:t xml:space="preserve"> "</w:t>
@@ -4448,6 +4760,7 @@
                 <w:bCs/>
                 <w:sz w:val="18"/>
                 <w:szCs w:val="18"/>
+                <w:highlight w:val="none"/>
                 <w:lang w:val="ru-RU" w:bidi="en-US"/>
               </w:rPr>
             </w:pPr>
@@ -4457,6 +4770,7 @@
                 <w:bCs/>
                 <w:sz w:val="18"/>
                 <w:szCs w:val="18"/>
+                <w:highlight w:val="none"/>
                 <w:lang w:val="ru-RU" w:bidi="en-US"/>
               </w:rPr>
               <w:t xml:space="preserve">ОГРНИП </w:t>
@@ -4466,6 +4780,7 @@
                 <w:rFonts w:ascii="Arial" w:hAnsi="Arial" w:cs="Arial" w:eastAsiaTheme="majorEastAsia"/>
                 <w:sz w:val="18"/>
                 <w:szCs w:val="18"/>
+                <w:highlight w:val="none"/>
                 <w:lang w:val="ru-RU" w:bidi="en-US"/>
               </w:rPr>
               <w:t>1225800010468</w:t>
@@ -4481,6 +4796,7 @@
                 <w:rFonts w:ascii="Arial" w:hAnsi="Arial" w:cs="Arial"/>
                 <w:sz w:val="18"/>
                 <w:szCs w:val="18"/>
+                <w:highlight w:val="none"/>
                 <w:lang w:val="ru-RU"/>
               </w:rPr>
             </w:pPr>
@@ -4489,6 +4805,7 @@
                 <w:rFonts w:ascii="Arial" w:hAnsi="Arial" w:cs="Arial"/>
                 <w:sz w:val="18"/>
                 <w:szCs w:val="18"/>
+                <w:highlight w:val="none"/>
                 <w:lang w:val="ru-RU"/>
               </w:rPr>
               <w:t>ИНН 5836899414 / КПП 583601001</w:t>
@@ -4501,6 +4818,7 @@
                 <w:rFonts w:ascii="Arial" w:hAnsi="Arial" w:cs="Arial" w:eastAsiaTheme="majorEastAsia"/>
                 <w:sz w:val="18"/>
                 <w:szCs w:val="18"/>
+                <w:highlight w:val="none"/>
                 <w:lang w:val="ru-RU" w:bidi="en-US"/>
               </w:rPr>
             </w:pPr>
@@ -4510,17 +4828,27 @@
                 <w:bCs/>
                 <w:sz w:val="18"/>
                 <w:szCs w:val="18"/>
+                <w:highlight w:val="none"/>
                 <w:lang w:val="ru-RU" w:bidi="en-US"/>
               </w:rPr>
               <w:t xml:space="preserve">Юр. адрес: </w:t>
             </w:r>
             <w:r>
+              <w:rPr>
+                <w:highlight w:val="none"/>
+              </w:rPr>
               <w:fldChar w:fldCharType="begin"/>
             </w:r>
             <w:r>
+              <w:rPr>
+                <w:highlight w:val="none"/>
+              </w:rPr>
               <w:instrText xml:space="preserve"> HYPERLINK "https://yandex.ru/maps/?source=exp-counterparty_entity&amp;text=440026,%20%D0%9F%D0%B5%D0%BD%D0%B7%D0%B5%D0%BD%D1%81%D0%BA%D0%B0%D1%8F%20%D0%BE%D0%B1%D0%BB%D0%B0%D1%81%D1%82%D1%8C,%20%D0%B3.%D0%BE.%20%D0%93%D0%BE%D1%80%D0%BE%D0%B4%20%D0%9F%D0%B5%D0%BD%D0%B7%D0%B0,%20%D0%B3%20%D0%9F%D0%B5%D0%BD%D0%B7%D0%B0,%20%D1%83%D0%BB%20%D0%92%D0%BE%D0%BB%D0%BE%D0%B4%D0%B0%D1%80%D1%81%D0%BA%D0%BE%D0%B3%D0%BE,%20%D1%81%D1%82%D1%80.%2020" \t "_blank" </w:instrText>
             </w:r>
             <w:r>
+              <w:rPr>
+                <w:highlight w:val="none"/>
+              </w:rPr>
               <w:fldChar w:fldCharType="separate"/>
             </w:r>
             <w:r>
@@ -4528,6 +4856,7 @@
                 <w:rFonts w:ascii="Arial" w:hAnsi="Arial" w:cs="Arial" w:eastAsiaTheme="majorEastAsia"/>
                 <w:sz w:val="18"/>
                 <w:szCs w:val="18"/>
+                <w:highlight w:val="none"/>
                 <w:lang w:val="ru-RU" w:bidi="en-US"/>
               </w:rPr>
               <w:t>440026, Пензенская</w:t>
@@ -4537,6 +4866,7 @@
                 <w:rFonts w:ascii="Arial" w:hAnsi="Arial" w:cs="Arial" w:eastAsiaTheme="majorEastAsia"/>
                 <w:sz w:val="18"/>
                 <w:szCs w:val="18"/>
+                <w:highlight w:val="none"/>
                 <w:lang w:val="ru-RU" w:bidi="en-US"/>
               </w:rPr>
               <w:fldChar w:fldCharType="end"/>
@@ -4546,6 +4876,7 @@
                 <w:rFonts w:ascii="Arial" w:hAnsi="Arial" w:cs="Arial" w:eastAsiaTheme="majorEastAsia"/>
                 <w:sz w:val="18"/>
                 <w:szCs w:val="18"/>
+                <w:highlight w:val="none"/>
                 <w:lang w:val="ru-RU" w:bidi="en-US"/>
               </w:rPr>
               <w:t xml:space="preserve"> область, ул. Московская, д. 27, офис 402</w:t>
@@ -4559,6 +4890,7 @@
                 <w:bCs/>
                 <w:sz w:val="18"/>
                 <w:szCs w:val="18"/>
+                <w:highlight w:val="none"/>
                 <w:lang w:val="ru-RU" w:bidi="en-US"/>
               </w:rPr>
             </w:pPr>
@@ -4568,17 +4900,27 @@
                 <w:bCs/>
                 <w:sz w:val="18"/>
                 <w:szCs w:val="18"/>
+                <w:highlight w:val="none"/>
                 <w:lang w:val="ru-RU" w:bidi="en-US"/>
               </w:rPr>
               <w:t xml:space="preserve">Факт. адрес: </w:t>
             </w:r>
             <w:r>
+              <w:rPr>
+                <w:highlight w:val="none"/>
+              </w:rPr>
               <w:fldChar w:fldCharType="begin"/>
             </w:r>
             <w:r>
+              <w:rPr>
+                <w:highlight w:val="none"/>
+              </w:rPr>
               <w:instrText xml:space="preserve"> HYPERLINK "https://yandex.ru/maps/?source=exp-counterparty_entity&amp;text=440026,%20%D0%9F%D0%B5%D0%BD%D0%B7%D0%B5%D0%BD%D1%81%D0%BA%D0%B0%D1%8F%20%D0%BE%D0%B1%D0%BB%D0%B0%D1%81%D1%82%D1%8C,%20%D0%B3.%D0%BE.%20%D0%93%D0%BE%D1%80%D0%BE%D0%B4%20%D0%9F%D0%B5%D0%BD%D0%B7%D0%B0,%20%D0%B3%20%D0%9F%D0%B5%D0%BD%D0%B7%D0%B0,%20%D1%83%D0%BB%20%D0%92%D0%BE%D0%BB%D0%BE%D0%B4%D0%B0%D1%80%D1%81%D0%BA%D0%BE%D0%B3%D0%BE,%20%D1%81%D1%82%D1%80.%2020" \t "_blank" </w:instrText>
             </w:r>
             <w:r>
+              <w:rPr>
+                <w:highlight w:val="none"/>
+              </w:rPr>
               <w:fldChar w:fldCharType="separate"/>
             </w:r>
             <w:r>
@@ -4586,6 +4928,7 @@
                 <w:rFonts w:ascii="Arial" w:hAnsi="Arial" w:cs="Arial" w:eastAsiaTheme="majorEastAsia"/>
                 <w:sz w:val="18"/>
                 <w:szCs w:val="18"/>
+                <w:highlight w:val="none"/>
                 <w:lang w:val="ru-RU" w:bidi="en-US"/>
               </w:rPr>
               <w:t>440026, Пензенская</w:t>
@@ -4595,6 +4938,7 @@
                 <w:rFonts w:ascii="Arial" w:hAnsi="Arial" w:cs="Arial" w:eastAsiaTheme="majorEastAsia"/>
                 <w:sz w:val="18"/>
                 <w:szCs w:val="18"/>
+                <w:highlight w:val="none"/>
                 <w:lang w:val="ru-RU" w:bidi="en-US"/>
               </w:rPr>
               <w:fldChar w:fldCharType="end"/>
@@ -4604,6 +4948,7 @@
                 <w:rFonts w:ascii="Arial" w:hAnsi="Arial" w:cs="Arial" w:eastAsiaTheme="majorEastAsia"/>
                 <w:sz w:val="18"/>
                 <w:szCs w:val="18"/>
+                <w:highlight w:val="none"/>
                 <w:lang w:val="ru-RU" w:bidi="en-US"/>
               </w:rPr>
               <w:t xml:space="preserve"> область, ул. Московская, д. 27, офис 402</w:t>
@@ -4617,6 +4962,7 @@
                 <w:bCs/>
                 <w:sz w:val="18"/>
                 <w:szCs w:val="18"/>
+                <w:highlight w:val="none"/>
                 <w:lang w:val="ru-RU" w:bidi="en-US"/>
               </w:rPr>
             </w:pPr>
@@ -4626,6 +4972,7 @@
                 <w:bCs/>
                 <w:sz w:val="18"/>
                 <w:szCs w:val="18"/>
+                <w:highlight w:val="none"/>
                 <w:lang w:val="ru-RU" w:bidi="en-US"/>
               </w:rPr>
               <w:t xml:space="preserve">Р/с </w:t>
@@ -4635,6 +4982,7 @@
                 <w:rFonts w:ascii="Arial" w:hAnsi="Arial" w:cs="Arial" w:eastAsiaTheme="majorEastAsia"/>
                 <w:sz w:val="18"/>
                 <w:szCs w:val="18"/>
+                <w:highlight w:val="none"/>
                 <w:lang w:val="ru-RU" w:bidi="en-US"/>
               </w:rPr>
               <w:t>40702810629840000432</w:t>
@@ -4648,6 +4996,7 @@
                 <w:bCs/>
                 <w:sz w:val="18"/>
                 <w:szCs w:val="18"/>
+                <w:highlight w:val="none"/>
                 <w:lang w:val="ru-RU" w:bidi="en-US"/>
               </w:rPr>
             </w:pPr>
@@ -4657,6 +5006,7 @@
                 <w:bCs/>
                 <w:sz w:val="18"/>
                 <w:szCs w:val="18"/>
+                <w:highlight w:val="none"/>
                 <w:lang w:val="ru-RU" w:bidi="en-US"/>
               </w:rPr>
               <w:t xml:space="preserve">в </w:t>
@@ -4666,6 +5016,7 @@
                 <w:rFonts w:ascii="Arial" w:hAnsi="Arial" w:cs="Arial" w:eastAsiaTheme="majorEastAsia"/>
                 <w:sz w:val="18"/>
                 <w:szCs w:val="18"/>
+                <w:highlight w:val="none"/>
                 <w:lang w:val="ru-RU" w:bidi="en-US"/>
               </w:rPr>
               <w:t>ФИЛИАЛ «НИЖЕГОРОДСКИЙ» АО «АЛЬФА-БАНК»</w:t>
@@ -4679,6 +5030,7 @@
                 <w:bCs/>
                 <w:sz w:val="18"/>
                 <w:szCs w:val="18"/>
+                <w:highlight w:val="none"/>
                 <w:lang w:val="en-US" w:bidi="en-US"/>
               </w:rPr>
             </w:pPr>
@@ -4688,6 +5040,7 @@
                 <w:bCs/>
                 <w:sz w:val="18"/>
                 <w:szCs w:val="18"/>
+                <w:highlight w:val="none"/>
                 <w:lang w:val="en-US" w:bidi="en-US"/>
               </w:rPr>
               <w:t xml:space="preserve">К/с </w:t>
@@ -4697,6 +5050,7 @@
                 <w:rFonts w:ascii="Arial" w:hAnsi="Arial" w:cs="Arial" w:eastAsiaTheme="majorEastAsia"/>
                 <w:sz w:val="18"/>
                 <w:szCs w:val="18"/>
+                <w:highlight w:val="none"/>
                 <w:lang w:val="en-US" w:bidi="en-US"/>
               </w:rPr>
               <w:t>30101810200000000824</w:t>
@@ -4708,6 +5062,7 @@
                 <w:rFonts w:hint="default" w:eastAsiaTheme="majorEastAsia"/>
                 <w:sz w:val="22"/>
                 <w:szCs w:val="22"/>
+                <w:highlight w:val="none"/>
                 <w:lang w:val="en-US" w:bidi="en-US"/>
               </w:rPr>
             </w:pPr>
@@ -4717,6 +5072,7 @@
                 <w:bCs/>
                 <w:sz w:val="18"/>
                 <w:szCs w:val="18"/>
+                <w:highlight w:val="none"/>
                 <w:lang w:val="en-US" w:bidi="en-US"/>
               </w:rPr>
               <w:t xml:space="preserve">БИК </w:t>
@@ -4726,6 +5082,7 @@
                 <w:rFonts w:ascii="Arial" w:hAnsi="Arial" w:cs="Arial" w:eastAsiaTheme="majorEastAsia"/>
                 <w:sz w:val="18"/>
                 <w:szCs w:val="18"/>
+                <w:highlight w:val="none"/>
                 <w:lang w:val="en-US" w:bidi="en-US"/>
               </w:rPr>
               <w:t>042202824</w:t>
@@ -4762,6 +5119,7 @@
                 <w:color w:val="000000"/>
                 <w:sz w:val="18"/>
                 <w:szCs w:val="18"/>
+                <w:highlight w:val="none"/>
                 <w:lang w:val="ru-RU" w:bidi="en-US"/>
               </w:rPr>
             </w:pPr>
@@ -4773,6 +5131,7 @@
                 <w:rFonts w:ascii="Arial" w:hAnsi="Arial" w:eastAsia="Times New Roman" w:cs="Arial"/>
                 <w:sz w:val="18"/>
                 <w:szCs w:val="18"/>
+                <w:highlight w:val="none"/>
                 <w:lang w:val="ru-RU" w:bidi="en-US"/>
               </w:rPr>
             </w:pPr>
@@ -4782,6 +5141,7 @@
                 <w:color w:val="000000"/>
                 <w:sz w:val="18"/>
                 <w:szCs w:val="18"/>
+                <w:highlight w:val="none"/>
                 <w:lang w:val="ru-RU" w:bidi="en-US"/>
               </w:rPr>
               <w:t>От Заказчика:</w:t>
@@ -4794,6 +5154,7 @@
                 <w:rFonts w:ascii="Arial" w:hAnsi="Arial" w:eastAsia="Times New Roman" w:cs="Arial"/>
                 <w:sz w:val="18"/>
                 <w:szCs w:val="18"/>
+                <w:highlight w:val="none"/>
                 <w:lang w:val="ru-RU" w:bidi="en-US"/>
               </w:rPr>
             </w:pPr>
@@ -4806,6 +5167,7 @@
                 <w:color w:val="000000"/>
                 <w:sz w:val="18"/>
                 <w:szCs w:val="18"/>
+                <w:highlight w:val="none"/>
                 <w:lang w:val="ru-RU" w:bidi="en-US"/>
               </w:rPr>
             </w:pPr>
@@ -4817,6 +5179,7 @@
                 <w:rFonts w:ascii="Arial" w:hAnsi="Arial" w:eastAsia="Times New Roman" w:cs="Arial"/>
                 <w:sz w:val="18"/>
                 <w:szCs w:val="18"/>
+                <w:highlight w:val="none"/>
                 <w:lang w:val="ru-RU" w:bidi="en-US"/>
               </w:rPr>
             </w:pPr>
@@ -4826,6 +5189,7 @@
                 <w:color w:val="000000"/>
                 <w:sz w:val="18"/>
                 <w:szCs w:val="18"/>
+                <w:highlight w:val="none"/>
                 <w:lang w:val="ru-RU" w:bidi="en-US"/>
               </w:rPr>
               <w:t xml:space="preserve">_____________________ </w:t>
@@ -4836,7 +5200,7 @@
                 <w:color w:val="000000"/>
                 <w:sz w:val="18"/>
                 <w:szCs w:val="18"/>
-                <w:highlight w:val="yellow"/>
+                <w:highlight w:val="none"/>
                 <w:lang w:val="ru-RU" w:bidi="en-US"/>
               </w:rPr>
               <w:t>{{client_signer_short_name}}</w:t>
@@ -4850,6 +5214,7 @@
                 <w:color w:val="000000"/>
                 <w:sz w:val="18"/>
                 <w:szCs w:val="18"/>
+                <w:highlight w:val="none"/>
                 <w:lang w:val="ru-RU" w:bidi="en-US"/>
               </w:rPr>
             </w:pPr>
@@ -4862,6 +5227,7 @@
                 <w:color w:val="000000"/>
                 <w:sz w:val="18"/>
                 <w:szCs w:val="18"/>
+                <w:highlight w:val="none"/>
                 <w:lang w:val="ru-RU" w:bidi="en-US"/>
               </w:rPr>
             </w:pPr>
@@ -4870,7 +5236,7 @@
                 <w:rFonts w:eastAsiaTheme="majorEastAsia"/>
                 <w:sz w:val="22"/>
                 <w:szCs w:val="22"/>
-                <w:highlight w:val="yellow"/>
+                <w:highlight w:val="none"/>
                 <w:lang w:val="en-US" w:bidi="en-US"/>
               </w:rPr>
               <w:t>{{client_signer_position}}</w:t>
@@ -4884,6 +5250,7 @@
                 <w:color w:val="000000"/>
                 <w:sz w:val="18"/>
                 <w:szCs w:val="18"/>
+                <w:highlight w:val="none"/>
                 <w:lang w:val="ru-RU" w:bidi="en-US"/>
               </w:rPr>
             </w:pPr>
@@ -4893,6 +5260,7 @@
                 <w:color w:val="000000"/>
                 <w:sz w:val="18"/>
                 <w:szCs w:val="18"/>
+                <w:highlight w:val="none"/>
                 <w:lang w:val="ru-RU" w:bidi="en-US"/>
               </w:rPr>
               <w:t>М. П.</w:t>
@@ -4905,6 +5273,7 @@
                 <w:rFonts w:ascii="Arial" w:hAnsi="Arial" w:cs="Arial" w:eastAsiaTheme="majorEastAsia"/>
                 <w:sz w:val="18"/>
                 <w:szCs w:val="18"/>
+                <w:highlight w:val="none"/>
                 <w:lang w:val="ru-RU" w:bidi="en-US"/>
               </w:rPr>
             </w:pPr>
@@ -4921,6 +5290,7 @@
                 <w:rFonts w:ascii="Arial" w:hAnsi="Arial" w:cs="Arial" w:eastAsiaTheme="majorEastAsia"/>
                 <w:sz w:val="18"/>
                 <w:szCs w:val="18"/>
+                <w:highlight w:val="none"/>
                 <w:lang w:val="ru-RU" w:bidi="en-US"/>
               </w:rPr>
             </w:pPr>
@@ -4932,6 +5302,7 @@
                 <w:rFonts w:ascii="Arial" w:hAnsi="Arial" w:cs="Arial" w:eastAsiaTheme="majorEastAsia"/>
                 <w:sz w:val="18"/>
                 <w:szCs w:val="18"/>
+                <w:highlight w:val="none"/>
                 <w:lang w:val="ru-RU" w:bidi="en-US"/>
               </w:rPr>
             </w:pPr>
@@ -4940,6 +5311,7 @@
                 <w:rFonts w:ascii="Arial" w:hAnsi="Arial" w:cs="Arial" w:eastAsiaTheme="majorEastAsia"/>
                 <w:sz w:val="18"/>
                 <w:szCs w:val="18"/>
+                <w:highlight w:val="none"/>
                 <w:lang w:val="ru-RU" w:bidi="en-US"/>
               </w:rPr>
               <w:t>От Исполнителя:</w:t>
@@ -4952,6 +5324,7 @@
                 <w:rFonts w:ascii="Arial" w:hAnsi="Arial" w:cs="Arial" w:eastAsiaTheme="majorEastAsia"/>
                 <w:sz w:val="18"/>
                 <w:szCs w:val="18"/>
+                <w:highlight w:val="none"/>
                 <w:lang w:val="ru-RU" w:bidi="en-US"/>
               </w:rPr>
             </w:pPr>
@@ -4963,6 +5336,7 @@
                 <w:rFonts w:ascii="Arial" w:hAnsi="Arial" w:cs="Arial" w:eastAsiaTheme="majorEastAsia"/>
                 <w:sz w:val="18"/>
                 <w:szCs w:val="18"/>
+                <w:highlight w:val="none"/>
                 <w:lang w:val="ru-RU" w:bidi="en-US"/>
               </w:rPr>
             </w:pPr>
@@ -4974,6 +5348,7 @@
                 <w:rFonts w:ascii="Arial" w:hAnsi="Arial" w:cs="Arial" w:eastAsiaTheme="majorEastAsia"/>
                 <w:sz w:val="18"/>
                 <w:szCs w:val="18"/>
+                <w:highlight w:val="none"/>
                 <w:lang w:val="ru-RU" w:bidi="en-US"/>
               </w:rPr>
             </w:pPr>
@@ -4982,6 +5357,7 @@
                 <w:rFonts w:ascii="Arial" w:hAnsi="Arial" w:cs="Arial" w:eastAsiaTheme="majorEastAsia"/>
                 <w:sz w:val="18"/>
                 <w:szCs w:val="18"/>
+                <w:highlight w:val="none"/>
                 <w:lang w:val="ru-RU" w:bidi="en-US"/>
               </w:rPr>
               <w:t>_____________________ Беликов Н.С.</w:t>
@@ -4994,6 +5370,7 @@
                 <w:rFonts w:ascii="Arial" w:hAnsi="Arial" w:cs="Arial" w:eastAsiaTheme="majorEastAsia"/>
                 <w:sz w:val="18"/>
                 <w:szCs w:val="18"/>
+                <w:highlight w:val="none"/>
                 <w:lang w:val="ru-RU" w:bidi="en-US"/>
               </w:rPr>
             </w:pPr>
@@ -5006,6 +5383,7 @@
                 <w:color w:val="000000"/>
                 <w:sz w:val="18"/>
                 <w:szCs w:val="18"/>
+                <w:highlight w:val="none"/>
                 <w:lang w:val="ru-RU" w:bidi="en-US"/>
               </w:rPr>
             </w:pPr>
@@ -5015,6 +5393,7 @@
                 <w:color w:val="000000"/>
                 <w:sz w:val="18"/>
                 <w:szCs w:val="18"/>
+                <w:highlight w:val="none"/>
                 <w:lang w:val="ru-RU" w:bidi="en-US"/>
               </w:rPr>
               <w:t>Генеральный директор</w:t>
@@ -5027,6 +5406,7 @@
                 <w:rFonts w:ascii="Arial" w:hAnsi="Arial" w:cs="Arial" w:eastAsiaTheme="majorEastAsia"/>
                 <w:sz w:val="18"/>
                 <w:szCs w:val="18"/>
+                <w:highlight w:val="none"/>
                 <w:lang w:val="ru-RU" w:bidi="en-US"/>
               </w:rPr>
             </w:pPr>
@@ -5035,6 +5415,7 @@
                 <w:rFonts w:ascii="Arial" w:hAnsi="Arial" w:cs="Arial" w:eastAsiaTheme="majorEastAsia"/>
                 <w:sz w:val="18"/>
                 <w:szCs w:val="18"/>
+                <w:highlight w:val="none"/>
                 <w:lang w:val="ru-RU" w:bidi="en-US"/>
               </w:rPr>
               <w:t>М. П.</w:t>
@@ -5047,6 +5428,7 @@
                 <w:rFonts w:ascii="Arial" w:hAnsi="Arial" w:cs="Arial" w:eastAsiaTheme="majorEastAsia"/>
                 <w:sz w:val="18"/>
                 <w:szCs w:val="18"/>
+                <w:highlight w:val="none"/>
                 <w:lang w:val="ru-RU" w:bidi="en-US"/>
               </w:rPr>
             </w:pPr>
@@ -5061,10 +5443,10 @@
           <w:rFonts w:ascii="Arial" w:hAnsi="Arial" w:cs="Arial"/>
           <w:sz w:val="18"/>
           <w:szCs w:val="18"/>
+          <w:highlight w:val="none"/>
         </w:rPr>
         <w:sectPr>
           <w:headerReference r:id="rId5" w:type="first"/>
-          <w:footerReference r:id="rId8" w:type="first"/>
           <w:headerReference r:id="rId3" w:type="default"/>
           <w:footerReference r:id="rId6" w:type="default"/>
           <w:headerReference r:id="rId4" w:type="even"/>
@@ -5084,6 +5466,7 @@
           <w:rFonts w:ascii="Arial" w:hAnsi="Arial" w:cs="Arial"/>
           <w:sz w:val="18"/>
           <w:szCs w:val="18"/>
+          <w:highlight w:val="none"/>
         </w:rPr>
       </w:pPr>
       <w:r>
@@ -5091,6 +5474,7 @@
           <w:rFonts w:ascii="Arial" w:hAnsi="Arial" w:cs="Arial"/>
           <w:sz w:val="18"/>
           <w:szCs w:val="18"/>
+          <w:highlight w:val="none"/>
         </w:rPr>
         <w:t>Приложение №1</w:t>
       </w:r>
@@ -5103,6 +5487,7 @@
           <w:rFonts w:ascii="Arial" w:hAnsi="Arial" w:cs="Arial"/>
           <w:sz w:val="18"/>
           <w:szCs w:val="18"/>
+          <w:highlight w:val="none"/>
         </w:rPr>
       </w:pPr>
       <w:r>
@@ -5110,6 +5495,7 @@
           <w:rFonts w:ascii="Arial" w:hAnsi="Arial" w:cs="Arial"/>
           <w:sz w:val="18"/>
           <w:szCs w:val="18"/>
+          <w:highlight w:val="none"/>
         </w:rPr>
         <w:t>к договору №</w:t>
       </w:r>
@@ -5118,7 +5504,7 @@
           <w:rFonts w:ascii="Arial" w:hAnsi="Arial" w:cs="Arial"/>
           <w:sz w:val="18"/>
           <w:szCs w:val="18"/>
-          <w:highlight w:val="yellow"/>
+          <w:highlight w:val="none"/>
         </w:rPr>
         <w:t>{{contract_number}}</w:t>
       </w:r>
@@ -5132,6 +5518,7 @@
           <w:b/>
           <w:sz w:val="18"/>
           <w:szCs w:val="18"/>
+          <w:highlight w:val="none"/>
         </w:rPr>
       </w:pPr>
       <w:r>
@@ -5139,6 +5526,7 @@
           <w:rFonts w:ascii="Arial" w:hAnsi="Arial" w:cs="Arial"/>
           <w:sz w:val="18"/>
           <w:szCs w:val="18"/>
+          <w:highlight w:val="none"/>
         </w:rPr>
         <w:t xml:space="preserve"> от </w:t>
       </w:r>
@@ -5147,7 +5535,7 @@
           <w:rFonts w:ascii="Arial" w:hAnsi="Arial" w:cs="Arial"/>
           <w:sz w:val="18"/>
           <w:szCs w:val="18"/>
-          <w:highlight w:val="yellow"/>
+          <w:highlight w:val="none"/>
         </w:rPr>
         <w:t>{{contract_date_text}}</w:t>
       </w:r>
@@ -5159,6 +5547,7 @@
           <w:rFonts w:ascii="Arial" w:hAnsi="Arial" w:cs="Arial"/>
           <w:sz w:val="18"/>
           <w:szCs w:val="18"/>
+          <w:highlight w:val="none"/>
         </w:rPr>
       </w:pPr>
     </w:p>
@@ -5217,6 +5606,7 @@
                 <w:color w:val="000000"/>
                 <w:sz w:val="18"/>
                 <w:szCs w:val="18"/>
+                <w:highlight w:val="none"/>
                 <w:lang w:val="ru-RU" w:bidi="en-US"/>
               </w:rPr>
             </w:pPr>
@@ -5226,7 +5616,7 @@
                 <w:color w:val="000000"/>
                 <w:sz w:val="18"/>
                 <w:szCs w:val="18"/>
-                <w:highlight w:val="yellow"/>
+                <w:highlight w:val="none"/>
                 <w:lang w:val="en-US" w:bidi="en-US"/>
               </w:rPr>
               <w:t>{{contract_city}}</w:t>
@@ -5245,6 +5635,7 @@
                 <w:rFonts w:ascii="Arial" w:hAnsi="Arial" w:cs="Arial"/>
                 <w:sz w:val="18"/>
                 <w:szCs w:val="18"/>
+                <w:highlight w:val="none"/>
                 <w:lang w:val="ru-RU" w:bidi="en-US"/>
               </w:rPr>
             </w:pPr>
@@ -5260,6 +5651,7 @@
           <w:rFonts w:ascii="Arial" w:hAnsi="Arial" w:cs="Arial"/>
           <w:sz w:val="18"/>
           <w:szCs w:val="18"/>
+          <w:highlight w:val="none"/>
         </w:rPr>
       </w:pPr>
       <w:r>
@@ -5269,6 +5661,7 @@
           <w:color w:val="000000"/>
           <w:sz w:val="18"/>
           <w:szCs w:val="18"/>
+          <w:highlight w:val="none"/>
         </w:rPr>
         <w:tab/>
       </w:r>
@@ -5279,6 +5672,7 @@
           <w:color w:val="000000"/>
           <w:sz w:val="18"/>
           <w:szCs w:val="18"/>
+          <w:highlight w:val="none"/>
         </w:rPr>
         <w:tab/>
       </w:r>
@@ -5289,6 +5683,7 @@
           <w:color w:val="000000"/>
           <w:sz w:val="18"/>
           <w:szCs w:val="18"/>
+          <w:highlight w:val="none"/>
         </w:rPr>
         <w:tab/>
       </w:r>
@@ -5299,6 +5694,7 @@
           <w:color w:val="000000"/>
           <w:sz w:val="18"/>
           <w:szCs w:val="18"/>
+          <w:highlight w:val="none"/>
         </w:rPr>
         <w:tab/>
       </w:r>
@@ -5309,6 +5705,7 @@
           <w:color w:val="000000"/>
           <w:sz w:val="18"/>
           <w:szCs w:val="18"/>
+          <w:highlight w:val="none"/>
         </w:rPr>
         <w:tab/>
       </w:r>
@@ -5322,54 +5719,73 @@
           <w:bCs/>
           <w:sz w:val="18"/>
           <w:szCs w:val="18"/>
-        </w:rPr>
-      </w:pPr>
-      <w:r>
+          <w:highlight w:val="none"/>
+        </w:rPr>
+      </w:pPr>
+      <w:r>
+        <w:rPr>
+          <w:highlight w:val="none"/>
+        </w:rPr>
         <w:t xml:space="preserve">ООО «Юнитех», в лице Генерального директора Беликова Никиты Сергеевича, действующего на основании Устава с одной стороны, именуемое в дальнейшем «Исполнитель» и </w:t>
       </w:r>
       <w:r>
         <w:rPr>
-          <w:highlight w:val="yellow"/>
+          <w:highlight w:val="none"/>
         </w:rPr>
         <w:t>{{client_name}}</w:t>
       </w:r>
       <w:r>
+        <w:rPr>
+          <w:highlight w:val="none"/>
+        </w:rPr>
         <w:t xml:space="preserve">,  именуемое в дальнейшем «Заказчик», в лице </w:t>
       </w:r>
       <w:r>
         <w:rPr>
-          <w:highlight w:val="yellow"/>
+          <w:highlight w:val="none"/>
         </w:rPr>
         <w:t>{{client_signer_position_genitive}}</w:t>
       </w:r>
       <w:r>
+        <w:rPr>
+          <w:highlight w:val="none"/>
+        </w:rPr>
         <w:t xml:space="preserve"> </w:t>
       </w:r>
       <w:r>
         <w:rPr>
-          <w:highlight w:val="yellow"/>
+          <w:highlight w:val="none"/>
         </w:rPr>
         <w:t>{{client_signer_genitive_name}}</w:t>
       </w:r>
       <w:r>
+        <w:rPr>
+          <w:highlight w:val="none"/>
+        </w:rPr>
         <w:t>, действующего на основании Устава, именуемый в дальнейшем «Заказчик», с другой стороны, именуемые в дальнейшем «Стороны», заключили настоящее Приложение (в дальнейшем «Приложение») к Договору №</w:t>
       </w:r>
       <w:r>
         <w:rPr>
-          <w:highlight w:val="yellow"/>
+          <w:highlight w:val="none"/>
         </w:rPr>
         <w:t>{{contract_number}}</w:t>
       </w:r>
       <w:r>
+        <w:rPr>
+          <w:highlight w:val="none"/>
+        </w:rPr>
         <w:t xml:space="preserve"> от </w:t>
       </w:r>
       <w:r>
         <w:rPr>
-          <w:highlight w:val="yellow"/>
+          <w:highlight w:val="none"/>
         </w:rPr>
         <w:t>{{contract_date_text}}</w:t>
       </w:r>
       <w:r>
+        <w:rPr>
+          <w:highlight w:val="none"/>
+        </w:rPr>
         <w:t xml:space="preserve"> о нижеследующем:</w:t>
       </w:r>
     </w:p>
@@ -5382,6 +5798,7 @@
           <w:color w:val="000000" w:themeColor="text1"/>
           <w:sz w:val="18"/>
           <w:szCs w:val="18"/>
+          <w:highlight w:val="none"/>
           <w14:textFill>
             <w14:solidFill>
               <w14:schemeClr w14:val="tx1"/>
@@ -5403,12 +5820,14 @@
         <w:rPr>
           <w:rFonts w:ascii="Arial" w:hAnsi="Arial" w:cs="Arial"/>
           <w:szCs w:val="18"/>
-        </w:rPr>
-      </w:pPr>
-      <w:r>
-        <w:rPr>
-          <w:rFonts w:ascii="Arial" w:hAnsi="Arial" w:cs="Arial"/>
-          <w:szCs w:val="18"/>
+          <w:highlight w:val="none"/>
+        </w:rPr>
+      </w:pPr>
+      <w:r>
+        <w:rPr>
+          <w:rFonts w:ascii="Arial" w:hAnsi="Arial" w:cs="Arial"/>
+          <w:szCs w:val="18"/>
+          <w:highlight w:val="none"/>
         </w:rPr>
         <w:t>Предмет приложения</w:t>
       </w:r>
@@ -5426,6 +5845,7 @@
         <w:rPr>
           <w:rFonts w:ascii="Arial" w:hAnsi="Arial" w:cs="Arial"/>
           <w:szCs w:val="18"/>
+          <w:highlight w:val="none"/>
         </w:rPr>
       </w:pPr>
     </w:p>
@@ -5445,12 +5865,14 @@
         <w:rPr>
           <w:rFonts w:ascii="Arial" w:hAnsi="Arial" w:cs="Arial"/>
           <w:szCs w:val="18"/>
-        </w:rPr>
-      </w:pPr>
-      <w:r>
-        <w:rPr>
-          <w:rFonts w:ascii="Arial" w:hAnsi="Arial" w:cs="Arial"/>
-          <w:szCs w:val="18"/>
+          <w:highlight w:val="none"/>
+        </w:rPr>
+      </w:pPr>
+      <w:r>
+        <w:rPr>
+          <w:rFonts w:ascii="Arial" w:hAnsi="Arial" w:cs="Arial"/>
+          <w:szCs w:val="18"/>
+          <w:highlight w:val="none"/>
         </w:rPr>
         <w:t>Предметом Приложения является оказание Исполнителем услуг Заказчику по разработке, адаптации и модификации программ для ЭВМ на платформе “</w:t>
       </w:r>
@@ -5458,7 +5880,7 @@
         <w:rPr>
           <w:rFonts w:ascii="Arial" w:hAnsi="Arial" w:cs="Arial"/>
           <w:szCs w:val="18"/>
-          <w:highlight w:val="green"/>
+          <w:highlight w:val="none"/>
         </w:rPr>
         <w:t>Битрикс24</w:t>
       </w:r>
@@ -5466,6 +5888,7 @@
         <w:rPr>
           <w:rFonts w:ascii="Arial" w:hAnsi="Arial" w:cs="Arial"/>
           <w:szCs w:val="18"/>
+          <w:highlight w:val="none"/>
         </w:rPr>
         <w:t>”.</w:t>
       </w:r>
@@ -5486,12 +5909,14 @@
         <w:rPr>
           <w:rFonts w:ascii="Arial" w:hAnsi="Arial" w:cs="Arial"/>
           <w:szCs w:val="18"/>
-        </w:rPr>
-      </w:pPr>
-      <w:r>
-        <w:rPr>
-          <w:rFonts w:ascii="Arial" w:hAnsi="Arial" w:cs="Arial"/>
-          <w:szCs w:val="18"/>
+          <w:highlight w:val="none"/>
+        </w:rPr>
+      </w:pPr>
+      <w:r>
+        <w:rPr>
+          <w:rFonts w:ascii="Arial" w:hAnsi="Arial" w:cs="Arial"/>
+          <w:szCs w:val="18"/>
+          <w:highlight w:val="none"/>
         </w:rPr>
         <w:t>Детализация Услуг по Этапу 1 настоящего Приложения представлена в следующей таблице:</w:t>
       </w:r>
@@ -5513,6 +5938,7 @@
         <w:rPr>
           <w:rFonts w:ascii="Arial" w:hAnsi="Arial" w:cs="Arial"/>
           <w:szCs w:val="18"/>
+          <w:highlight w:val="none"/>
         </w:rPr>
       </w:pPr>
     </w:p>
@@ -5533,6 +5959,7 @@
         <w:rPr>
           <w:rFonts w:ascii="Arial" w:hAnsi="Arial" w:cs="Arial"/>
           <w:szCs w:val="18"/>
+          <w:highlight w:val="none"/>
         </w:rPr>
       </w:pPr>
     </w:p>
@@ -5553,6 +5980,7 @@
         <w:rPr>
           <w:rFonts w:ascii="Arial" w:hAnsi="Arial" w:cs="Arial"/>
           <w:szCs w:val="18"/>
+          <w:highlight w:val="none"/>
         </w:rPr>
       </w:pPr>
     </w:p>
@@ -5617,6 +6045,7 @@
                 <w:caps/>
                 <w:sz w:val="18"/>
                 <w:szCs w:val="18"/>
+                <w:highlight w:val="none"/>
               </w:rPr>
             </w:pPr>
             <w:r>
@@ -5626,6 +6055,7 @@
                 <w:caps/>
                 <w:sz w:val="18"/>
                 <w:szCs w:val="18"/>
+                <w:highlight w:val="none"/>
               </w:rPr>
               <w:t>№</w:t>
             </w:r>
@@ -5647,6 +6077,7 @@
                 <w:caps/>
                 <w:sz w:val="18"/>
                 <w:szCs w:val="18"/>
+                <w:highlight w:val="none"/>
               </w:rPr>
             </w:pPr>
           </w:p>
@@ -5661,6 +6092,7 @@
                 <w:caps/>
                 <w:sz w:val="18"/>
                 <w:szCs w:val="18"/>
+                <w:highlight w:val="none"/>
               </w:rPr>
             </w:pPr>
           </w:p>
@@ -5675,6 +6107,7 @@
                 <w:caps/>
                 <w:sz w:val="18"/>
                 <w:szCs w:val="18"/>
+                <w:highlight w:val="none"/>
               </w:rPr>
             </w:pPr>
             <w:r>
@@ -5684,6 +6117,7 @@
                 <w:caps/>
                 <w:sz w:val="18"/>
                 <w:szCs w:val="18"/>
+                <w:highlight w:val="none"/>
               </w:rPr>
               <w:t>Наименование работы</w:t>
             </w:r>
@@ -5704,6 +6138,7 @@
                 <w:caps/>
                 <w:sz w:val="18"/>
                 <w:szCs w:val="18"/>
+                <w:highlight w:val="none"/>
               </w:rPr>
             </w:pPr>
           </w:p>
@@ -5715,6 +6150,7 @@
                 <w:rFonts w:ascii="Arial" w:hAnsi="Arial" w:cs="Arial"/>
                 <w:sz w:val="18"/>
                 <w:szCs w:val="18"/>
+                <w:highlight w:val="none"/>
               </w:rPr>
             </w:pPr>
             <w:r>
@@ -5722,6 +6158,7 @@
                 <w:rFonts w:ascii="Arial" w:hAnsi="Arial" w:cs="Arial"/>
                 <w:sz w:val="18"/>
                 <w:szCs w:val="18"/>
+                <w:highlight w:val="none"/>
               </w:rPr>
               <w:t>Стоимость работ,</w:t>
             </w:r>
@@ -5734,6 +6171,7 @@
                 <w:rFonts w:ascii="Arial" w:hAnsi="Arial" w:cs="Arial"/>
                 <w:sz w:val="18"/>
                 <w:szCs w:val="18"/>
+                <w:highlight w:val="none"/>
               </w:rPr>
             </w:pPr>
             <w:r>
@@ -5741,6 +6179,7 @@
                 <w:rFonts w:ascii="Arial" w:hAnsi="Arial" w:cs="Arial"/>
                 <w:sz w:val="18"/>
                 <w:szCs w:val="18"/>
+                <w:highlight w:val="none"/>
               </w:rPr>
               <w:t>без НДС</w:t>
             </w:r>
@@ -5753,6 +6192,7 @@
                 <w:rFonts w:ascii="Arial" w:hAnsi="Arial" w:cs="Arial"/>
                 <w:sz w:val="18"/>
                 <w:szCs w:val="18"/>
+                <w:highlight w:val="none"/>
               </w:rPr>
             </w:pPr>
             <w:r>
@@ -5760,6 +6200,7 @@
                 <w:rFonts w:ascii="Arial" w:hAnsi="Arial" w:cs="Arial"/>
                 <w:sz w:val="18"/>
                 <w:szCs w:val="18"/>
+                <w:highlight w:val="none"/>
               </w:rPr>
               <w:t>(рублей)</w:t>
             </w:r>
@@ -5774,6 +6215,7 @@
                 <w:caps/>
                 <w:sz w:val="18"/>
                 <w:szCs w:val="18"/>
+                <w:highlight w:val="none"/>
               </w:rPr>
             </w:pPr>
           </w:p>
@@ -5805,9 +6247,14 @@
             <w:vMerge w:val="restart"/>
           </w:tcPr>
           <w:p>
+            <w:pPr>
+              <w:rPr>
+                <w:highlight w:val="none"/>
+              </w:rPr>
+            </w:pPr>
             <w:r>
               <w:rPr>
-                <w:highlight w:val="yellow"/>
+                <w:highlight w:val="none"/>
               </w:rPr>
               <w:t>{{#estimate_works}}{{index}}</w:t>
             </w:r>
@@ -5818,9 +6265,14 @@
             <w:tcW w:w="3423" w:type="pct"/>
           </w:tcPr>
           <w:p>
+            <w:pPr>
+              <w:rPr>
+                <w:highlight w:val="none"/>
+              </w:rPr>
+            </w:pPr>
             <w:r>
               <w:rPr>
-                <w:highlight w:val="yellow"/>
+                <w:highlight w:val="none"/>
               </w:rPr>
               <w:t>{{name}}</w:t>
             </w:r>
@@ -5833,9 +6285,14 @@
             <w:vAlign w:val="center"/>
           </w:tcPr>
           <w:p>
+            <w:pPr>
+              <w:rPr>
+                <w:highlight w:val="none"/>
+              </w:rPr>
+            </w:pPr>
             <w:r>
               <w:rPr>
-                <w:highlight w:val="yellow"/>
+                <w:highlight w:val="none"/>
               </w:rPr>
               <w:t>{{amount}}{{/estimate_works}}</w:t>
             </w:r>
@@ -5869,7 +6326,15 @@
             <w:vAlign w:val="center"/>
           </w:tcPr>
           <w:p>
+            <w:pPr>
+              <w:rPr>
+                <w:highlight w:val="none"/>
+              </w:rPr>
+            </w:pPr>
             <w:r>
+              <w:rPr>
+                <w:highlight w:val="none"/>
+              </w:rPr>
               <w:t>ИТОГО</w:t>
             </w:r>
           </w:p>
@@ -5880,9 +6345,14 @@
             <w:vAlign w:val="center"/>
           </w:tcPr>
           <w:p>
+            <w:pPr>
+              <w:rPr>
+                <w:highlight w:val="none"/>
+              </w:rPr>
+            </w:pPr>
             <w:r>
               <w:rPr>
-                <w:highlight w:val="yellow"/>
+                <w:highlight w:val="none"/>
               </w:rPr>
               <w:t>{{estimate_total_amount}}</w:t>
             </w:r>
@@ -5903,6 +6373,7 @@
         <w:rPr>
           <w:rFonts w:ascii="Arial" w:hAnsi="Arial" w:cs="Arial"/>
           <w:szCs w:val="18"/>
+          <w:highlight w:val="none"/>
         </w:rPr>
       </w:pPr>
     </w:p>
@@ -5919,6 +6390,7 @@
         <w:rPr>
           <w:rFonts w:ascii="Arial" w:hAnsi="Arial" w:cs="Arial"/>
           <w:szCs w:val="18"/>
+          <w:highlight w:val="none"/>
         </w:rPr>
       </w:pPr>
     </w:p>
@@ -5935,6 +6407,7 @@
         <w:rPr>
           <w:rFonts w:ascii="Arial" w:hAnsi="Arial" w:cs="Arial"/>
           <w:szCs w:val="18"/>
+          <w:highlight w:val="none"/>
         </w:rPr>
       </w:pPr>
     </w:p>
@@ -5951,12 +6424,14 @@
         <w:rPr>
           <w:rFonts w:ascii="Arial" w:hAnsi="Arial" w:cs="Arial"/>
           <w:szCs w:val="18"/>
-        </w:rPr>
-      </w:pPr>
-      <w:r>
-        <w:rPr>
-          <w:rFonts w:ascii="Arial" w:hAnsi="Arial" w:cs="Arial"/>
-          <w:szCs w:val="18"/>
+          <w:highlight w:val="none"/>
+        </w:rPr>
+      </w:pPr>
+      <w:r>
+        <w:rPr>
+          <w:rFonts w:ascii="Arial" w:hAnsi="Arial" w:cs="Arial"/>
+          <w:szCs w:val="18"/>
+          <w:highlight w:val="none"/>
         </w:rPr>
         <w:t>Стоимость услуг и порядок расчетов</w:t>
       </w:r>
@@ -5974,6 +6449,7 @@
         <w:rPr>
           <w:rFonts w:ascii="Arial" w:hAnsi="Arial" w:cs="Arial"/>
           <w:szCs w:val="18"/>
+          <w:highlight w:val="none"/>
         </w:rPr>
       </w:pPr>
     </w:p>
@@ -5993,12 +6469,14 @@
         <w:rPr>
           <w:rFonts w:ascii="Arial" w:hAnsi="Arial" w:cs="Arial"/>
           <w:szCs w:val="18"/>
-        </w:rPr>
-      </w:pPr>
-      <w:r>
-        <w:rPr>
-          <w:rFonts w:ascii="Arial" w:hAnsi="Arial" w:cs="Arial"/>
-          <w:szCs w:val="18"/>
+          <w:highlight w:val="none"/>
+        </w:rPr>
+      </w:pPr>
+      <w:r>
+        <w:rPr>
+          <w:rFonts w:ascii="Arial" w:hAnsi="Arial" w:cs="Arial"/>
+          <w:szCs w:val="18"/>
+          <w:highlight w:val="none"/>
         </w:rPr>
         <w:t xml:space="preserve">2.1. Общая стоимость услуг Исполнителя по настоящему Приложению составляет </w:t>
       </w:r>
@@ -6006,7 +6484,7 @@
         <w:rPr>
           <w:rFonts w:ascii="Arial" w:hAnsi="Arial" w:cs="Arial"/>
           <w:szCs w:val="18"/>
-          <w:highlight w:val="yellow"/>
+          <w:highlight w:val="none"/>
         </w:rPr>
         <w:t>{{amount_number}}</w:t>
       </w:r>
@@ -6014,6 +6492,7 @@
         <w:rPr>
           <w:rFonts w:ascii="Arial" w:hAnsi="Arial" w:cs="Arial"/>
           <w:szCs w:val="18"/>
+          <w:highlight w:val="none"/>
         </w:rPr>
         <w:t xml:space="preserve"> (</w:t>
       </w:r>
@@ -6021,7 +6500,7 @@
         <w:rPr>
           <w:rFonts w:ascii="Arial" w:hAnsi="Arial" w:cs="Arial"/>
           <w:szCs w:val="18"/>
-          <w:highlight w:val="yellow"/>
+          <w:highlight w:val="none"/>
         </w:rPr>
         <w:t>{{amount_text}}</w:t>
       </w:r>
@@ -6029,8 +6508,9 @@
         <w:rPr>
           <w:rFonts w:ascii="Arial" w:hAnsi="Arial" w:cs="Arial"/>
           <w:szCs w:val="18"/>
-        </w:rPr>
-        <w:t>) рублей 00 копеек, без учёта НДС, в связи с применением Исполнителем упрощённой системы налогообложения (гл. 26.2 НК РФ).</w:t>
+          <w:highlight w:val="none"/>
+        </w:rPr>
+        <w:t>), без учёта НДС, в связи с применением Исполнителем упрощённой системы налогообложения (гл. 26.2 НК РФ).</w:t>
       </w:r>
     </w:p>
     <w:p>
@@ -6049,12 +6529,14 @@
         <w:rPr>
           <w:rFonts w:ascii="Arial" w:hAnsi="Arial" w:cs="Arial"/>
           <w:szCs w:val="18"/>
-        </w:rPr>
-      </w:pPr>
-      <w:r>
-        <w:rPr>
-          <w:rFonts w:ascii="Arial" w:hAnsi="Arial" w:cs="Arial"/>
-          <w:szCs w:val="18"/>
+          <w:highlight w:val="none"/>
+        </w:rPr>
+      </w:pPr>
+      <w:r>
+        <w:rPr>
+          <w:rFonts w:ascii="Arial" w:hAnsi="Arial" w:cs="Arial"/>
+          <w:szCs w:val="18"/>
+          <w:highlight w:val="none"/>
         </w:rPr>
         <w:t>2.2. Оплата услуг осуществляется в следующем порядке:</w:t>
       </w:r>
@@ -6075,12 +6557,14 @@
         <w:rPr>
           <w:rFonts w:ascii="Arial" w:hAnsi="Arial" w:cs="Arial"/>
           <w:szCs w:val="18"/>
-        </w:rPr>
-      </w:pPr>
-      <w:r>
-        <w:rPr>
-          <w:rFonts w:ascii="Arial" w:hAnsi="Arial" w:cs="Arial"/>
-          <w:szCs w:val="18"/>
+          <w:highlight w:val="none"/>
+        </w:rPr>
+      </w:pPr>
+      <w:r>
+        <w:rPr>
+          <w:rFonts w:ascii="Arial" w:hAnsi="Arial" w:cs="Arial"/>
+          <w:szCs w:val="18"/>
+          <w:highlight w:val="none"/>
         </w:rPr>
         <w:t xml:space="preserve">Первый платёж (предоплата) — </w:t>
       </w:r>
@@ -6088,7 +6572,7 @@
         <w:rPr>
           <w:rFonts w:ascii="Arial" w:hAnsi="Arial" w:cs="Arial"/>
           <w:szCs w:val="18"/>
-          <w:highlight w:val="yellow"/>
+          <w:highlight w:val="none"/>
         </w:rPr>
         <w:t>{{prepayment_percent}}</w:t>
       </w:r>
@@ -6096,6 +6580,7 @@
         <w:rPr>
           <w:rFonts w:ascii="Arial" w:hAnsi="Arial" w:cs="Arial"/>
           <w:szCs w:val="18"/>
+          <w:highlight w:val="none"/>
         </w:rPr>
         <w:t xml:space="preserve">% от общей стоимости услуг, что составляет </w:t>
       </w:r>
@@ -6103,7 +6588,7 @@
         <w:rPr>
           <w:rFonts w:ascii="Arial" w:hAnsi="Arial" w:cs="Arial"/>
           <w:szCs w:val="18"/>
-          <w:highlight w:val="yellow"/>
+          <w:highlight w:val="none"/>
         </w:rPr>
         <w:t>{{prepayment_amount}}</w:t>
       </w:r>
@@ -6111,6 +6596,7 @@
         <w:rPr>
           <w:rFonts w:ascii="Arial" w:hAnsi="Arial" w:cs="Arial"/>
           <w:szCs w:val="18"/>
+          <w:highlight w:val="none"/>
         </w:rPr>
         <w:t xml:space="preserve"> (</w:t>
       </w:r>
@@ -6118,7 +6604,7 @@
         <w:rPr>
           <w:rFonts w:ascii="Arial" w:hAnsi="Arial" w:cs="Arial"/>
           <w:szCs w:val="18"/>
-          <w:highlight w:val="yellow"/>
+          <w:highlight w:val="none"/>
         </w:rPr>
         <w:t>{{prepayment_amount_text}}</w:t>
       </w:r>
@@ -6126,8 +6612,9 @@
         <w:rPr>
           <w:rFonts w:ascii="Arial" w:hAnsi="Arial" w:cs="Arial"/>
           <w:szCs w:val="18"/>
-        </w:rPr>
-        <w:t>) рублей 00 копеек, без учёта НДС. Оплата производится Заказчиком в течение трёх (3) рабочих дней с даты подписания настоящего Приложения.</w:t>
+          <w:highlight w:val="none"/>
+        </w:rPr>
+        <w:t>), без учёта НДС. Оплата производится Заказчиком в течение трёх (3) рабочих дней с даты подписания настоящего Приложения.</w:t>
       </w:r>
     </w:p>
     <w:p>
@@ -6146,12 +6633,14 @@
         <w:rPr>
           <w:rFonts w:ascii="Arial" w:hAnsi="Arial" w:cs="Arial"/>
           <w:szCs w:val="18"/>
-        </w:rPr>
-      </w:pPr>
-      <w:r>
-        <w:rPr>
-          <w:rFonts w:ascii="Arial" w:hAnsi="Arial" w:cs="Arial"/>
-          <w:szCs w:val="18"/>
+          <w:highlight w:val="none"/>
+        </w:rPr>
+      </w:pPr>
+      <w:r>
+        <w:rPr>
+          <w:rFonts w:ascii="Arial" w:hAnsi="Arial" w:cs="Arial"/>
+          <w:szCs w:val="18"/>
+          <w:highlight w:val="none"/>
         </w:rPr>
         <w:t xml:space="preserve">Второй платёж (окончательный расчёт) — </w:t>
       </w:r>
@@ -6159,7 +6648,7 @@
         <w:rPr>
           <w:rFonts w:ascii="Arial" w:hAnsi="Arial" w:cs="Arial"/>
           <w:szCs w:val="18"/>
-          <w:highlight w:val="yellow"/>
+          <w:highlight w:val="none"/>
         </w:rPr>
         <w:t>{{postpayment_percent}}</w:t>
       </w:r>
@@ -6167,6 +6656,7 @@
         <w:rPr>
           <w:rFonts w:ascii="Arial" w:hAnsi="Arial" w:cs="Arial"/>
           <w:szCs w:val="18"/>
+          <w:highlight w:val="none"/>
         </w:rPr>
         <w:t xml:space="preserve">% от общей стоимости услуг, что составляет </w:t>
       </w:r>
@@ -6174,7 +6664,7 @@
         <w:rPr>
           <w:rFonts w:ascii="Arial" w:hAnsi="Arial" w:cs="Arial"/>
           <w:szCs w:val="18"/>
-          <w:highlight w:val="yellow"/>
+          <w:highlight w:val="none"/>
         </w:rPr>
         <w:t>{{postpayment_amount}}</w:t>
       </w:r>
@@ -6182,6 +6672,7 @@
         <w:rPr>
           <w:rFonts w:ascii="Arial" w:hAnsi="Arial" w:cs="Arial"/>
           <w:szCs w:val="18"/>
+          <w:highlight w:val="none"/>
         </w:rPr>
         <w:t xml:space="preserve"> (</w:t>
       </w:r>
@@ -6189,7 +6680,7 @@
         <w:rPr>
           <w:rFonts w:ascii="Arial" w:hAnsi="Arial" w:cs="Arial"/>
           <w:szCs w:val="18"/>
-          <w:highlight w:val="yellow"/>
+          <w:highlight w:val="none"/>
         </w:rPr>
         <w:t>{{postpayment_amount_text}}</w:t>
       </w:r>
@@ -6197,8 +6688,9 @@
         <w:rPr>
           <w:rFonts w:ascii="Arial" w:hAnsi="Arial" w:cs="Arial"/>
           <w:szCs w:val="18"/>
-        </w:rPr>
-        <w:t>) рублей 00 копеек, без учёта НДС. Оплата производится Заказчиком в течение трёх (3) рабочих дней после подписания Акта сдачи-приёмки оказанных услуг по проекту.</w:t>
+          <w:highlight w:val="none"/>
+        </w:rPr>
+        <w:t>), без учёта НДС. Оплата производится Заказчиком в течение трёх (3) рабочих дней после подписания Акта сдачи-приёмки оказанных услуг по проекту.</w:t>
       </w:r>
     </w:p>
     <w:p>
@@ -6217,12 +6709,14 @@
         <w:rPr>
           <w:rFonts w:ascii="Arial" w:hAnsi="Arial" w:cs="Arial"/>
           <w:szCs w:val="18"/>
-        </w:rPr>
-      </w:pPr>
-      <w:r>
-        <w:rPr>
-          <w:rFonts w:ascii="Arial" w:hAnsi="Arial" w:cs="Arial"/>
-          <w:szCs w:val="18"/>
+          <w:highlight w:val="none"/>
+        </w:rPr>
+      </w:pPr>
+      <w:r>
+        <w:rPr>
+          <w:rFonts w:ascii="Arial" w:hAnsi="Arial" w:cs="Arial"/>
+          <w:szCs w:val="18"/>
+          <w:highlight w:val="none"/>
         </w:rPr>
         <w:t xml:space="preserve">2.3. Исполнитель приступает к оказанию услуг </w:t>
       </w:r>
@@ -6231,6 +6725,7 @@
           <w:rStyle w:val="16"/>
           <w:rFonts w:ascii="Arial" w:hAnsi="Arial" w:cs="Arial"/>
           <w:szCs w:val="18"/>
+          <w:highlight w:val="none"/>
         </w:rPr>
         <w:t>после поступления первого платежа (предоплаты)</w:t>
       </w:r>
@@ -6238,6 +6733,7 @@
         <w:rPr>
           <w:rFonts w:ascii="Arial" w:hAnsi="Arial" w:cs="Arial"/>
           <w:szCs w:val="18"/>
+          <w:highlight w:val="none"/>
         </w:rPr>
         <w:t xml:space="preserve"> на расчётный счёт Исполнителя. Невнесение предоплаты в установленный срок приостанавливает начало оказания услуг до момента оплаты, при этом общий срок оказания услуг автоматически сдвигается на период просрочки.</w:t>
       </w:r>
@@ -6258,12 +6754,14 @@
         <w:rPr>
           <w:rFonts w:ascii="Arial" w:hAnsi="Arial" w:cs="Arial"/>
           <w:szCs w:val="18"/>
-        </w:rPr>
-      </w:pPr>
-      <w:r>
-        <w:rPr>
-          <w:rFonts w:ascii="Arial" w:hAnsi="Arial" w:cs="Arial"/>
-          <w:szCs w:val="18"/>
+          <w:highlight w:val="none"/>
+        </w:rPr>
+      </w:pPr>
+      <w:r>
+        <w:rPr>
+          <w:rFonts w:ascii="Arial" w:hAnsi="Arial" w:cs="Arial"/>
+          <w:szCs w:val="18"/>
+          <w:highlight w:val="none"/>
         </w:rPr>
         <w:t>2.4. В случае задержки оплаты второго платежа Исполнитель вправе приостановить оказание услуг и не обязан передавать результаты работ и доступы до момента поступления полной оплаты. Сроки выполнения работ при этом продлеваются на количество дней просрочки.</w:t>
       </w:r>
@@ -6284,12 +6782,14 @@
         <w:rPr>
           <w:rFonts w:ascii="Arial" w:hAnsi="Arial" w:cs="Arial"/>
           <w:szCs w:val="18"/>
-        </w:rPr>
-      </w:pPr>
-      <w:r>
-        <w:rPr>
-          <w:rFonts w:ascii="Arial" w:hAnsi="Arial" w:cs="Arial"/>
-          <w:szCs w:val="18"/>
+          <w:highlight w:val="none"/>
+        </w:rPr>
+      </w:pPr>
+      <w:r>
+        <w:rPr>
+          <w:rFonts w:ascii="Arial" w:hAnsi="Arial" w:cs="Arial"/>
+          <w:szCs w:val="18"/>
+          <w:highlight w:val="none"/>
         </w:rPr>
         <w:t xml:space="preserve">2.5. Срок оказания услуг по настоящему Приложению составляет </w:t>
       </w:r>
@@ -6297,7 +6797,7 @@
         <w:rPr>
           <w:rFonts w:ascii="Arial" w:hAnsi="Arial" w:cs="Arial"/>
           <w:szCs w:val="18"/>
-          <w:highlight w:val="yellow"/>
+          <w:highlight w:val="none"/>
         </w:rPr>
         <w:t>{{service_period_text}}</w:t>
       </w:r>
@@ -6305,8 +6805,19 @@
         <w:rPr>
           <w:rFonts w:ascii="Arial" w:hAnsi="Arial" w:cs="Arial"/>
           <w:szCs w:val="18"/>
-        </w:rPr>
-        <w:t xml:space="preserve"> с даты подписания утверждённого технического задания (ТЗ), если иное не согласовано Сторонами письменно.</w:t>
+          <w:highlight w:val="none"/>
+        </w:rPr>
+        <w:t xml:space="preserve"> с даты подписания утверждённого технического задания (ТЗ), если иное не согласовано Сто</w:t>
+      </w:r>
+      <w:bookmarkStart w:id="4" w:name="_GoBack"/>
+      <w:bookmarkEnd w:id="4"/>
+      <w:r>
+        <w:rPr>
+          <w:rFonts w:ascii="Arial" w:hAnsi="Arial" w:cs="Arial"/>
+          <w:szCs w:val="18"/>
+          <w:highlight w:val="none"/>
+        </w:rPr>
+        <w:t>ронами письменно.</w:t>
       </w:r>
     </w:p>
     <w:p>
@@ -6325,12 +6836,14 @@
         <w:rPr>
           <w:rFonts w:ascii="Arial" w:hAnsi="Arial" w:cs="Arial"/>
           <w:szCs w:val="18"/>
-        </w:rPr>
-      </w:pPr>
-      <w:r>
-        <w:rPr>
-          <w:rFonts w:ascii="Arial" w:hAnsi="Arial" w:cs="Arial"/>
-          <w:szCs w:val="18"/>
+          <w:highlight w:val="none"/>
+        </w:rPr>
+      </w:pPr>
+      <w:r>
+        <w:rPr>
+          <w:rFonts w:ascii="Arial" w:hAnsi="Arial" w:cs="Arial"/>
+          <w:szCs w:val="18"/>
+          <w:highlight w:val="none"/>
         </w:rPr>
         <w:t xml:space="preserve">2.6. Разработка и согласование Технического задания (ТЗ) осуществляется в течение </w:t>
       </w:r>
@@ -6338,7 +6851,7 @@
         <w:rPr>
           <w:rFonts w:ascii="Arial" w:hAnsi="Arial" w:cs="Arial"/>
           <w:szCs w:val="18"/>
-          <w:highlight w:val="yellow"/>
+          <w:highlight w:val="none"/>
         </w:rPr>
         <w:t>{{tz_period_text}}</w:t>
       </w:r>
@@ -6346,6 +6859,7 @@
         <w:rPr>
           <w:rFonts w:ascii="Arial" w:hAnsi="Arial" w:cs="Arial"/>
           <w:szCs w:val="18"/>
+          <w:highlight w:val="none"/>
         </w:rPr>
         <w:t xml:space="preserve"> с даты заключения Договора. Срок разработки и согласования ТЗ может быть увеличен в следующих случаях:</w:t>
       </w:r>
@@ -6366,12 +6880,14 @@
         <w:rPr>
           <w:rFonts w:ascii="Arial" w:hAnsi="Arial" w:cs="Arial"/>
           <w:szCs w:val="18"/>
-        </w:rPr>
-      </w:pPr>
-      <w:r>
-        <w:rPr>
-          <w:rFonts w:ascii="Arial" w:hAnsi="Arial" w:cs="Arial"/>
-          <w:szCs w:val="18"/>
+          <w:highlight w:val="none"/>
+        </w:rPr>
+      </w:pPr>
+      <w:r>
+        <w:rPr>
+          <w:rFonts w:ascii="Arial" w:hAnsi="Arial" w:cs="Arial"/>
+          <w:szCs w:val="18"/>
+          <w:highlight w:val="none"/>
         </w:rPr>
         <w:t>— по инициативе Заказчика (расширение объёма, изменение требований, доработка структуры);</w:t>
       </w:r>
@@ -6392,12 +6908,14 @@
         <w:rPr>
           <w:rFonts w:ascii="Arial" w:hAnsi="Arial" w:cs="Arial"/>
           <w:szCs w:val="18"/>
-        </w:rPr>
-      </w:pPr>
-      <w:r>
-        <w:rPr>
-          <w:rFonts w:ascii="Arial" w:hAnsi="Arial" w:cs="Arial"/>
-          <w:szCs w:val="18"/>
+          <w:highlight w:val="none"/>
+        </w:rPr>
+      </w:pPr>
+      <w:r>
+        <w:rPr>
+          <w:rFonts w:ascii="Arial" w:hAnsi="Arial" w:cs="Arial"/>
+          <w:szCs w:val="18"/>
+          <w:highlight w:val="none"/>
         </w:rPr>
         <w:t>— при задержке предоставления исходных материалов, данных или доступов;</w:t>
       </w:r>
@@ -6418,12 +6936,14 @@
         <w:rPr>
           <w:rFonts w:ascii="Arial" w:hAnsi="Arial" w:cs="Arial"/>
           <w:szCs w:val="18"/>
-        </w:rPr>
-      </w:pPr>
-      <w:r>
-        <w:rPr>
-          <w:rFonts w:ascii="Arial" w:hAnsi="Arial" w:cs="Arial"/>
-          <w:szCs w:val="18"/>
+          <w:highlight w:val="none"/>
+        </w:rPr>
+      </w:pPr>
+      <w:r>
+        <w:rPr>
+          <w:rFonts w:ascii="Arial" w:hAnsi="Arial" w:cs="Arial"/>
+          <w:szCs w:val="18"/>
+          <w:highlight w:val="none"/>
         </w:rPr>
         <w:t>— при несвоевременном согласовании промежуточных материалов Заказчиком;</w:t>
       </w:r>
@@ -6444,12 +6964,14 @@
         <w:rPr>
           <w:rFonts w:ascii="Arial" w:hAnsi="Arial" w:cs="Arial"/>
           <w:szCs w:val="18"/>
-        </w:rPr>
-      </w:pPr>
-      <w:r>
-        <w:rPr>
-          <w:rFonts w:ascii="Arial" w:hAnsi="Arial" w:cs="Arial"/>
-          <w:szCs w:val="18"/>
+          <w:highlight w:val="none"/>
+        </w:rPr>
+      </w:pPr>
+      <w:r>
+        <w:rPr>
+          <w:rFonts w:ascii="Arial" w:hAnsi="Arial" w:cs="Arial"/>
+          <w:szCs w:val="18"/>
+          <w:highlight w:val="none"/>
         </w:rPr>
         <w:t>— при наступлении обстоятельств непреодолимой силы (форс-мажора).</w:t>
       </w:r>
@@ -6470,12 +6992,14 @@
         <w:rPr>
           <w:rFonts w:ascii="Arial" w:hAnsi="Arial" w:cs="Arial"/>
           <w:szCs w:val="18"/>
-        </w:rPr>
-      </w:pPr>
-      <w:r>
-        <w:rPr>
-          <w:rFonts w:ascii="Arial" w:hAnsi="Arial" w:cs="Arial"/>
-          <w:szCs w:val="18"/>
+          <w:highlight w:val="none"/>
+        </w:rPr>
+      </w:pPr>
+      <w:r>
+        <w:rPr>
+          <w:rFonts w:ascii="Arial" w:hAnsi="Arial" w:cs="Arial"/>
+          <w:szCs w:val="18"/>
+          <w:highlight w:val="none"/>
         </w:rPr>
         <w:t xml:space="preserve">2.7. Исполнитель приступает к реализации согласованного ТЗ </w:t>
       </w:r>
@@ -6484,6 +7008,7 @@
           <w:rStyle w:val="16"/>
           <w:rFonts w:ascii="Arial" w:hAnsi="Arial" w:cs="Arial"/>
           <w:szCs w:val="18"/>
+          <w:highlight w:val="none"/>
         </w:rPr>
         <w:t>только после его письменного утверждения Заказчиком</w:t>
       </w:r>
@@ -6491,6 +7016,7 @@
         <w:rPr>
           <w:rFonts w:ascii="Arial" w:hAnsi="Arial" w:cs="Arial"/>
           <w:szCs w:val="18"/>
+          <w:highlight w:val="none"/>
         </w:rPr>
         <w:t xml:space="preserve"> (электронной почтой или подписанием документа). </w:t>
       </w:r>
@@ -6511,12 +7037,14 @@
         <w:rPr>
           <w:rFonts w:ascii="Arial" w:hAnsi="Arial" w:cs="Arial"/>
           <w:szCs w:val="18"/>
-        </w:rPr>
-      </w:pPr>
-      <w:r>
-        <w:rPr>
-          <w:rFonts w:ascii="Arial" w:hAnsi="Arial" w:cs="Arial"/>
-          <w:szCs w:val="18"/>
+          <w:highlight w:val="none"/>
+        </w:rPr>
+      </w:pPr>
+      <w:r>
+        <w:rPr>
+          <w:rFonts w:ascii="Arial" w:hAnsi="Arial" w:cs="Arial"/>
+          <w:szCs w:val="18"/>
+          <w:highlight w:val="none"/>
         </w:rPr>
         <w:t xml:space="preserve">Если утверждение ТЗ происходит позднее </w:t>
       </w:r>
@@ -6524,7 +7052,7 @@
         <w:rPr>
           <w:rFonts w:ascii="Arial" w:hAnsi="Arial" w:cs="Arial"/>
           <w:szCs w:val="18"/>
-          <w:highlight w:val="green"/>
+          <w:highlight w:val="none"/>
         </w:rPr>
         <w:t>14</w:t>
       </w:r>
@@ -6532,6 +7060,7 @@
         <w:rPr>
           <w:rFonts w:ascii="Arial" w:hAnsi="Arial" w:cs="Arial"/>
           <w:szCs w:val="18"/>
+          <w:highlight w:val="none"/>
         </w:rPr>
         <w:t>-дневного срока, предусмотренного п. 2.6, общий срок оказания услуг по проекту продлевается на соответствующее количество дней задержки.</w:t>
       </w:r>
@@ -6552,12 +7081,14 @@
         <w:rPr>
           <w:rFonts w:ascii="Arial" w:hAnsi="Arial" w:cs="Arial"/>
           <w:szCs w:val="18"/>
-        </w:rPr>
-      </w:pPr>
-      <w:r>
-        <w:rPr>
-          <w:rFonts w:ascii="Arial" w:hAnsi="Arial" w:cs="Arial"/>
-          <w:szCs w:val="18"/>
+          <w:highlight w:val="none"/>
+        </w:rPr>
+      </w:pPr>
+      <w:r>
+        <w:rPr>
+          <w:rFonts w:ascii="Arial" w:hAnsi="Arial" w:cs="Arial"/>
+          <w:szCs w:val="18"/>
+          <w:highlight w:val="none"/>
         </w:rPr>
         <w:t xml:space="preserve">2.8. </w:t>
       </w:r>
@@ -6566,6 +7097,7 @@
           <w:rStyle w:val="16"/>
           <w:rFonts w:ascii="Arial" w:hAnsi="Arial" w:cs="Arial"/>
           <w:szCs w:val="18"/>
+          <w:highlight w:val="none"/>
         </w:rPr>
         <w:t>Срок оказания технической поддержки</w:t>
       </w:r>
@@ -6573,6 +7105,7 @@
         <w:rPr>
           <w:rFonts w:ascii="Arial" w:hAnsi="Arial" w:cs="Arial"/>
           <w:szCs w:val="18"/>
+          <w:highlight w:val="none"/>
         </w:rPr>
         <w:t xml:space="preserve"> составляет </w:t>
       </w:r>
@@ -6580,7 +7113,7 @@
         <w:rPr>
           <w:rFonts w:ascii="Arial" w:hAnsi="Arial" w:cs="Arial"/>
           <w:szCs w:val="18"/>
-          <w:highlight w:val="yellow"/>
+          <w:highlight w:val="none"/>
         </w:rPr>
         <w:t>{{warranty_period_text}}</w:t>
       </w:r>
@@ -6588,6 +7121,7 @@
         <w:rPr>
           <w:rFonts w:ascii="Arial" w:hAnsi="Arial" w:cs="Arial"/>
           <w:szCs w:val="18"/>
+          <w:highlight w:val="none"/>
         </w:rPr>
         <w:t xml:space="preserve"> с момента подписания акта сдачи-приёмки оказанных услуг по текущему проекту.</w:t>
       </w:r>
@@ -6608,12 +7142,14 @@
         <w:rPr>
           <w:rFonts w:ascii="Arial" w:hAnsi="Arial" w:cs="Arial"/>
           <w:szCs w:val="18"/>
-        </w:rPr>
-      </w:pPr>
-      <w:r>
-        <w:rPr>
-          <w:rFonts w:ascii="Arial" w:hAnsi="Arial" w:cs="Arial"/>
-          <w:szCs w:val="18"/>
+          <w:highlight w:val="none"/>
+        </w:rPr>
+      </w:pPr>
+      <w:r>
+        <w:rPr>
+          <w:rFonts w:ascii="Arial" w:hAnsi="Arial" w:cs="Arial"/>
+          <w:szCs w:val="18"/>
+          <w:highlight w:val="none"/>
         </w:rPr>
         <w:t>Поддержка осуществляется удалённо, в рабочие дни с 10:00 до 19:00 по МСК, в порядке, установленном Договором и SLA (если согласовано дополнительно).</w:t>
       </w:r>
@@ -6631,12 +7167,14 @@
         <w:rPr>
           <w:rFonts w:ascii="Arial" w:hAnsi="Arial" w:cs="Arial"/>
           <w:szCs w:val="18"/>
-        </w:rPr>
-      </w:pPr>
-      <w:r>
-        <w:rPr>
-          <w:rFonts w:ascii="Arial" w:hAnsi="Arial" w:cs="Arial"/>
-          <w:szCs w:val="18"/>
+          <w:highlight w:val="none"/>
+        </w:rPr>
+      </w:pPr>
+      <w:r>
+        <w:rPr>
+          <w:rFonts w:ascii="Arial" w:hAnsi="Arial" w:cs="Arial"/>
+          <w:szCs w:val="18"/>
+          <w:highlight w:val="none"/>
         </w:rPr>
         <w:t>Порядок приемки услуг по настоящему приложению</w:t>
       </w:r>
@@ -6654,6 +7192,7 @@
         <w:rPr>
           <w:rFonts w:hint="default" w:ascii="Arial" w:hAnsi="Arial" w:cs="Arial"/>
           <w:szCs w:val="18"/>
+          <w:highlight w:val="none"/>
           <w:lang w:val="en-US"/>
         </w:rPr>
       </w:pPr>
@@ -6670,12 +7209,14 @@
         <w:rPr>
           <w:rFonts w:ascii="Arial" w:hAnsi="Arial" w:cs="Arial"/>
           <w:szCs w:val="18"/>
-        </w:rPr>
-      </w:pPr>
-      <w:r>
-        <w:rPr>
-          <w:rFonts w:ascii="Arial" w:hAnsi="Arial" w:cs="Arial"/>
-          <w:szCs w:val="18"/>
+          <w:highlight w:val="none"/>
+        </w:rPr>
+      </w:pPr>
+      <w:r>
+        <w:rPr>
+          <w:rFonts w:ascii="Arial" w:hAnsi="Arial" w:cs="Arial"/>
+          <w:szCs w:val="18"/>
+          <w:highlight w:val="none"/>
         </w:rPr>
         <w:t xml:space="preserve">3.1 По каждому из Этапов работ Заказчик и Исполнитель подписывают отдельный Акт сдачи-приёмки оказанных услуг в порядке, предусмотренном </w:t>
       </w:r>
@@ -6686,6 +7227,7 @@
           <w:b w:val="0"/>
           <w:bCs w:val="0"/>
           <w:szCs w:val="18"/>
+          <w:highlight w:val="none"/>
         </w:rPr>
         <w:t>разделом 4 Договора</w:t>
       </w:r>
@@ -6693,6 +7235,7 @@
         <w:rPr>
           <w:rFonts w:ascii="Arial" w:hAnsi="Arial" w:cs="Arial"/>
           <w:szCs w:val="18"/>
+          <w:highlight w:val="none"/>
         </w:rPr>
         <w:t>.</w:t>
       </w:r>
@@ -6709,12 +7252,14 @@
         <w:rPr>
           <w:rFonts w:ascii="Arial" w:hAnsi="Arial" w:cs="Arial"/>
           <w:szCs w:val="18"/>
-        </w:rPr>
-      </w:pPr>
-      <w:r>
-        <w:rPr>
-          <w:rFonts w:ascii="Arial" w:hAnsi="Arial" w:cs="Arial"/>
-          <w:szCs w:val="18"/>
+          <w:highlight w:val="none"/>
+        </w:rPr>
+      </w:pPr>
+      <w:r>
+        <w:rPr>
+          <w:rFonts w:ascii="Arial" w:hAnsi="Arial" w:cs="Arial"/>
+          <w:szCs w:val="18"/>
+          <w:highlight w:val="none"/>
         </w:rPr>
         <w:t>3.2 Акт может быть направлен Заказчику в электронном виде (по e-mail, через ЭДО или иные согласованные каналы связи).</w:t>
       </w:r>
@@ -6731,12 +7276,14 @@
         <w:rPr>
           <w:rFonts w:ascii="Arial" w:hAnsi="Arial" w:cs="Arial"/>
           <w:szCs w:val="18"/>
-        </w:rPr>
-      </w:pPr>
-      <w:r>
-        <w:rPr>
-          <w:rFonts w:ascii="Arial" w:hAnsi="Arial" w:cs="Arial"/>
-          <w:szCs w:val="18"/>
+          <w:highlight w:val="none"/>
+        </w:rPr>
+      </w:pPr>
+      <w:r>
+        <w:rPr>
+          <w:rFonts w:ascii="Arial" w:hAnsi="Arial" w:cs="Arial"/>
+          <w:szCs w:val="18"/>
+          <w:highlight w:val="none"/>
         </w:rPr>
         <w:t xml:space="preserve">3.3 Заказчик обязан в течение </w:t>
       </w:r>
@@ -6747,6 +7294,7 @@
           <w:b w:val="0"/>
           <w:bCs w:val="0"/>
           <w:szCs w:val="18"/>
+          <w:highlight w:val="none"/>
         </w:rPr>
         <w:t>пяти (5) рабочих дней</w:t>
       </w:r>
@@ -6754,6 +7302,7 @@
         <w:rPr>
           <w:rFonts w:ascii="Arial" w:hAnsi="Arial" w:cs="Arial"/>
           <w:szCs w:val="18"/>
+          <w:highlight w:val="none"/>
         </w:rPr>
         <w:t xml:space="preserve"> с момента получения Акта либо подписать его, либо направить Исполнителю </w:t>
       </w:r>
@@ -6764,6 +7313,7 @@
           <w:b w:val="0"/>
           <w:bCs w:val="0"/>
           <w:szCs w:val="18"/>
+          <w:highlight w:val="none"/>
         </w:rPr>
         <w:t>мотивированный отказ</w:t>
       </w:r>
@@ -6771,6 +7321,7 @@
         <w:rPr>
           <w:rFonts w:ascii="Arial" w:hAnsi="Arial" w:cs="Arial"/>
           <w:szCs w:val="18"/>
+          <w:highlight w:val="none"/>
         </w:rPr>
         <w:t>, содержащий полный и непротиворечивый перечень замечаний.</w:t>
       </w:r>
@@ -6787,12 +7338,14 @@
         <w:rPr>
           <w:rFonts w:ascii="Arial" w:hAnsi="Arial" w:cs="Arial"/>
           <w:szCs w:val="18"/>
-        </w:rPr>
-      </w:pPr>
-      <w:r>
-        <w:rPr>
-          <w:rFonts w:ascii="Arial" w:hAnsi="Arial" w:cs="Arial"/>
-          <w:szCs w:val="18"/>
+          <w:highlight w:val="none"/>
+        </w:rPr>
+      </w:pPr>
+      <w:r>
+        <w:rPr>
+          <w:rFonts w:ascii="Arial" w:hAnsi="Arial" w:cs="Arial"/>
+          <w:szCs w:val="18"/>
+          <w:highlight w:val="none"/>
         </w:rPr>
         <w:t xml:space="preserve">3.4 Если в указанный срок Заказчик не направил подписанный Акт либо мотивированный отказ, работы по соответствующему Этапу считаются </w:t>
       </w:r>
@@ -6803,6 +7356,7 @@
           <w:b w:val="0"/>
           <w:bCs w:val="0"/>
           <w:szCs w:val="18"/>
+          <w:highlight w:val="none"/>
         </w:rPr>
         <w:t>принятыми в полном объёме без замечаний</w:t>
       </w:r>
@@ -6810,6 +7364,7 @@
         <w:rPr>
           <w:rFonts w:ascii="Arial" w:hAnsi="Arial" w:cs="Arial"/>
           <w:szCs w:val="18"/>
+          <w:highlight w:val="none"/>
         </w:rPr>
         <w:t xml:space="preserve">, и Исполнитель вправе оформить </w:t>
       </w:r>
@@ -6820,6 +7375,7 @@
           <w:b w:val="0"/>
           <w:bCs w:val="0"/>
           <w:szCs w:val="18"/>
+          <w:highlight w:val="none"/>
         </w:rPr>
         <w:t>Акт сдачи-приёмки в одностороннем порядке</w:t>
       </w:r>
@@ -6827,6 +7383,7 @@
         <w:rPr>
           <w:rFonts w:ascii="Arial" w:hAnsi="Arial" w:cs="Arial"/>
           <w:szCs w:val="18"/>
+          <w:highlight w:val="none"/>
         </w:rPr>
         <w:t>.</w:t>
       </w:r>
@@ -6846,6 +7403,7 @@
           <w:b w:val="0"/>
           <w:bCs w:val="0"/>
           <w:szCs w:val="18"/>
+          <w:highlight w:val="none"/>
         </w:rPr>
       </w:pPr>
       <w:r>
@@ -6855,6 +7413,7 @@
           <w:b w:val="0"/>
           <w:bCs w:val="0"/>
           <w:szCs w:val="18"/>
+          <w:highlight w:val="none"/>
         </w:rPr>
         <w:t>3.5 Подписание Акта сдачи-приёмки по Этапу является основанием для окончательного расчёта по данному Этапу.</w:t>
       </w:r>
@@ -6871,12 +7430,14 @@
         <w:rPr>
           <w:rFonts w:ascii="Arial" w:hAnsi="Arial" w:cs="Arial"/>
           <w:szCs w:val="18"/>
-        </w:rPr>
-      </w:pPr>
-      <w:r>
-        <w:rPr>
-          <w:rFonts w:ascii="Arial" w:hAnsi="Arial" w:cs="Arial"/>
-          <w:szCs w:val="18"/>
+          <w:highlight w:val="none"/>
+        </w:rPr>
+      </w:pPr>
+      <w:r>
+        <w:rPr>
+          <w:rFonts w:ascii="Arial" w:hAnsi="Arial" w:cs="Arial"/>
+          <w:szCs w:val="18"/>
+          <w:highlight w:val="none"/>
         </w:rPr>
         <w:t xml:space="preserve">3.6 Замечания Заказчика, не относящиеся к выполненному объёму работ или выходящие за рамки утверждённого Технического задания, считаются </w:t>
       </w:r>
@@ -6887,6 +7448,7 @@
           <w:b w:val="0"/>
           <w:bCs w:val="0"/>
           <w:szCs w:val="18"/>
+          <w:highlight w:val="none"/>
         </w:rPr>
         <w:t>новыми требованиями</w:t>
       </w:r>
@@ -6894,6 +7456,7 @@
         <w:rPr>
           <w:rFonts w:ascii="Arial" w:hAnsi="Arial" w:cs="Arial"/>
           <w:szCs w:val="18"/>
+          <w:highlight w:val="none"/>
         </w:rPr>
         <w:t xml:space="preserve"> и подлежат оформлению в виде </w:t>
       </w:r>
@@ -6904,6 +7467,7 @@
           <w:b w:val="0"/>
           <w:bCs w:val="0"/>
           <w:szCs w:val="18"/>
+          <w:highlight w:val="none"/>
         </w:rPr>
         <w:t>Change Request (CR)</w:t>
       </w:r>
@@ -6911,6 +7475,7 @@
         <w:rPr>
           <w:rFonts w:ascii="Arial" w:hAnsi="Arial" w:cs="Arial"/>
           <w:szCs w:val="18"/>
+          <w:highlight w:val="none"/>
         </w:rPr>
         <w:t xml:space="preserve"> с отдельным согласованием сроков и стоимости.</w:t>
       </w:r>
@@ -6927,6 +7492,7 @@
         <w:rPr>
           <w:rFonts w:ascii="Arial" w:hAnsi="Arial" w:cs="Arial"/>
           <w:szCs w:val="18"/>
+          <w:highlight w:val="none"/>
         </w:rPr>
       </w:pPr>
     </w:p>
@@ -6942,6 +7508,7 @@
         <w:rPr>
           <w:rFonts w:ascii="Arial" w:hAnsi="Arial" w:cs="Arial"/>
           <w:szCs w:val="18"/>
+          <w:highlight w:val="none"/>
         </w:rPr>
       </w:pPr>
     </w:p>
@@ -6953,6 +7520,7 @@
           <w:b/>
           <w:sz w:val="18"/>
           <w:szCs w:val="18"/>
+          <w:highlight w:val="none"/>
         </w:rPr>
       </w:pPr>
     </w:p>
@@ -7002,6 +7570,7 @@
                 <w:b/>
                 <w:sz w:val="18"/>
                 <w:szCs w:val="18"/>
+                <w:highlight w:val="none"/>
               </w:rPr>
             </w:pPr>
             <w:r>
@@ -7010,6 +7579,7 @@
                 <w:b/>
                 <w:sz w:val="18"/>
                 <w:szCs w:val="18"/>
+                <w:highlight w:val="none"/>
               </w:rPr>
               <w:t>ПОДПИСИ СТОРОН</w:t>
             </w:r>
@@ -7023,6 +7593,7 @@
                 <w:b/>
                 <w:sz w:val="18"/>
                 <w:szCs w:val="18"/>
+                <w:highlight w:val="none"/>
               </w:rPr>
             </w:pPr>
           </w:p>
@@ -7055,6 +7626,7 @@
                 <w:b/>
                 <w:sz w:val="18"/>
                 <w:szCs w:val="18"/>
+                <w:highlight w:val="none"/>
               </w:rPr>
             </w:pPr>
           </w:p>
@@ -7067,6 +7639,7 @@
                 <w:b/>
                 <w:sz w:val="18"/>
                 <w:szCs w:val="18"/>
+                <w:highlight w:val="none"/>
               </w:rPr>
             </w:pPr>
             <w:r>
@@ -7075,6 +7648,7 @@
                 <w:b/>
                 <w:sz w:val="18"/>
                 <w:szCs w:val="18"/>
+                <w:highlight w:val="none"/>
               </w:rPr>
               <w:t>от Заказчика</w:t>
             </w:r>
@@ -7094,6 +7668,7 @@
                 <w:b/>
                 <w:sz w:val="18"/>
                 <w:szCs w:val="18"/>
+                <w:highlight w:val="none"/>
               </w:rPr>
             </w:pPr>
           </w:p>
@@ -7106,6 +7681,7 @@
                 <w:b/>
                 <w:sz w:val="18"/>
                 <w:szCs w:val="18"/>
+                <w:highlight w:val="none"/>
               </w:rPr>
             </w:pPr>
             <w:r>
@@ -7114,6 +7690,7 @@
                 <w:b/>
                 <w:sz w:val="18"/>
                 <w:szCs w:val="18"/>
+                <w:highlight w:val="none"/>
               </w:rPr>
               <w:t>от Исполнителя</w:t>
             </w:r>
@@ -7145,6 +7722,7 @@
                 <w:rFonts w:ascii="Arial" w:hAnsi="Arial" w:eastAsia="Times New Roman" w:cs="Arial"/>
                 <w:sz w:val="18"/>
                 <w:szCs w:val="18"/>
+                <w:highlight w:val="none"/>
               </w:rPr>
             </w:pPr>
           </w:p>
@@ -7156,11 +7734,12 @@
                 <w:rFonts w:ascii="Arial" w:hAnsi="Arial" w:eastAsia="Times New Roman" w:cs="Arial"/>
                 <w:sz w:val="18"/>
                 <w:szCs w:val="18"/>
+                <w:highlight w:val="none"/>
               </w:rPr>
             </w:pPr>
             <w:r>
               <w:rPr>
-                <w:highlight w:val="yellow"/>
+                <w:highlight w:val="none"/>
               </w:rPr>
               <w:t>{{client_signer_position}}</w:t>
             </w:r>
@@ -7173,6 +7752,7 @@
                 <w:rFonts w:ascii="Arial" w:hAnsi="Arial" w:eastAsia="Times New Roman" w:cs="Arial"/>
                 <w:sz w:val="18"/>
                 <w:szCs w:val="18"/>
+                <w:highlight w:val="none"/>
               </w:rPr>
             </w:pPr>
             <w:r>
@@ -7180,7 +7760,7 @@
                 <w:rFonts w:ascii="Arial" w:hAnsi="Arial" w:eastAsia="Times New Roman" w:cs="Arial"/>
                 <w:sz w:val="18"/>
                 <w:szCs w:val="18"/>
-                <w:highlight w:val="yellow"/>
+                <w:highlight w:val="none"/>
               </w:rPr>
               <w:t>{{client_name}}</w:t>
             </w:r>
@@ -7193,6 +7773,7 @@
                 <w:rFonts w:ascii="Arial" w:hAnsi="Arial" w:eastAsia="Times New Roman" w:cs="Arial"/>
                 <w:sz w:val="18"/>
                 <w:szCs w:val="18"/>
+                <w:highlight w:val="none"/>
               </w:rPr>
             </w:pPr>
           </w:p>
@@ -7204,6 +7785,7 @@
                 <w:rFonts w:ascii="Arial" w:hAnsi="Arial" w:eastAsia="Times New Roman" w:cs="Arial"/>
                 <w:sz w:val="18"/>
                 <w:szCs w:val="18"/>
+                <w:highlight w:val="none"/>
               </w:rPr>
             </w:pPr>
           </w:p>
@@ -7215,6 +7797,7 @@
                 <w:rFonts w:ascii="Arial" w:hAnsi="Arial" w:eastAsia="Times New Roman" w:cs="Arial"/>
                 <w:sz w:val="18"/>
                 <w:szCs w:val="18"/>
+                <w:highlight w:val="none"/>
               </w:rPr>
             </w:pPr>
           </w:p>
@@ -7226,6 +7809,7 @@
                 <w:rFonts w:ascii="Arial" w:hAnsi="Arial" w:eastAsia="Times New Roman" w:cs="Arial"/>
                 <w:sz w:val="18"/>
                 <w:szCs w:val="18"/>
+                <w:highlight w:val="none"/>
               </w:rPr>
             </w:pPr>
             <w:r>
@@ -7233,6 +7817,7 @@
                 <w:rFonts w:ascii="Arial" w:hAnsi="Arial" w:eastAsia="Times New Roman" w:cs="Arial"/>
                 <w:sz w:val="18"/>
                 <w:szCs w:val="18"/>
+                <w:highlight w:val="none"/>
               </w:rPr>
               <w:t>______________</w:t>
             </w:r>
@@ -7242,7 +7827,7 @@
                 <w:color w:val="000000"/>
                 <w:sz w:val="18"/>
                 <w:szCs w:val="18"/>
-                <w:highlight w:val="yellow"/>
+                <w:highlight w:val="none"/>
               </w:rPr>
               <w:t>{{client_signer_short_name}}</w:t>
             </w:r>
@@ -7261,6 +7846,7 @@
                 <w:rFonts w:ascii="Arial" w:hAnsi="Arial" w:eastAsia="Times New Roman" w:cs="Arial"/>
                 <w:sz w:val="18"/>
                 <w:szCs w:val="18"/>
+                <w:highlight w:val="none"/>
               </w:rPr>
             </w:pPr>
           </w:p>
@@ -7272,6 +7858,7 @@
                 <w:rFonts w:ascii="Arial" w:hAnsi="Arial" w:eastAsia="Times New Roman" w:cs="Arial"/>
                 <w:sz w:val="18"/>
                 <w:szCs w:val="18"/>
+                <w:highlight w:val="none"/>
               </w:rPr>
             </w:pPr>
             <w:r>
@@ -7279,6 +7866,7 @@
                 <w:rFonts w:ascii="Arial" w:hAnsi="Arial" w:eastAsia="Times New Roman" w:cs="Arial"/>
                 <w:sz w:val="18"/>
                 <w:szCs w:val="18"/>
+                <w:highlight w:val="none"/>
               </w:rPr>
               <w:t>Генеральный директор</w:t>
             </w:r>
@@ -7291,6 +7879,7 @@
                 <w:rFonts w:ascii="Arial" w:hAnsi="Arial" w:eastAsia="Times New Roman" w:cs="Arial"/>
                 <w:sz w:val="18"/>
                 <w:szCs w:val="18"/>
+                <w:highlight w:val="none"/>
               </w:rPr>
             </w:pPr>
             <w:r>
@@ -7299,6 +7888,7 @@
                 <w:b/>
                 <w:sz w:val="18"/>
                 <w:szCs w:val="18"/>
+                <w:highlight w:val="none"/>
               </w:rPr>
               <w:t>ООО «Юнитех»</w:t>
             </w:r>
@@ -7312,6 +7902,7 @@
                 <w:b/>
                 <w:sz w:val="18"/>
                 <w:szCs w:val="18"/>
+                <w:highlight w:val="none"/>
                 <w:u w:val="single"/>
               </w:rPr>
             </w:pPr>
@@ -7325,6 +7916,7 @@
                 <w:b/>
                 <w:sz w:val="18"/>
                 <w:szCs w:val="18"/>
+                <w:highlight w:val="none"/>
                 <w:u w:val="single"/>
               </w:rPr>
             </w:pPr>
@@ -7337,6 +7929,7 @@
                 <w:rFonts w:ascii="Arial" w:hAnsi="Arial" w:eastAsia="Times New Roman" w:cs="Arial"/>
                 <w:sz w:val="18"/>
                 <w:szCs w:val="18"/>
+                <w:highlight w:val="none"/>
               </w:rPr>
             </w:pPr>
             <w:r>
@@ -7344,6 +7937,7 @@
                 <w:rFonts w:ascii="Arial" w:hAnsi="Arial" w:eastAsia="Times New Roman" w:cs="Arial"/>
                 <w:sz w:val="18"/>
                 <w:szCs w:val="18"/>
+                <w:highlight w:val="none"/>
               </w:rPr>
               <w:t>______________ Беликов Н.С.</w:t>
             </w:r>
@@ -7353,6 +7947,7 @@
                 <w:b/>
                 <w:sz w:val="18"/>
                 <w:szCs w:val="18"/>
+                <w:highlight w:val="none"/>
               </w:rPr>
               <w:t xml:space="preserve"> </w:t>
             </w:r>
@@ -7370,6 +7965,7 @@
           <w:rFonts w:ascii="Arial" w:hAnsi="Arial" w:cs="Arial"/>
           <w:sz w:val="18"/>
           <w:szCs w:val="18"/>
+          <w:highlight w:val="none"/>
         </w:rPr>
       </w:pPr>
     </w:p>
@@ -7383,14 +7979,21 @@
           <w:rFonts w:ascii="Arial" w:hAnsi="Arial" w:cs="Arial"/>
           <w:sz w:val="18"/>
           <w:szCs w:val="18"/>
-        </w:rPr>
-      </w:pPr>
-    </w:p>
-    <w:p/>
+          <w:highlight w:val="none"/>
+        </w:rPr>
+      </w:pPr>
+    </w:p>
+    <w:p>
+      <w:pPr>
+        <w:rPr>
+          <w:highlight w:val="none"/>
+        </w:rPr>
+      </w:pPr>
+    </w:p>
     <w:sectPr>
-      <w:headerReference r:id="rId10" w:type="first"/>
-      <w:headerReference r:id="rId9" w:type="default"/>
-      <w:footerReference r:id="rId11" w:type="default"/>
+      <w:headerReference r:id="rId9" w:type="first"/>
+      <w:headerReference r:id="rId8" w:type="default"/>
+      <w:footerReference r:id="rId10" w:type="default"/>
       <w:pgSz w:w="11900" w:h="16840"/>
       <w:pgMar w:top="1134" w:right="567" w:bottom="1134" w:left="1134" w:header="284" w:footer="284" w:gutter="0"/>
       <w:cols w:space="708" w:num="1"/>
@@ -7486,17 +8089,11 @@
 
 <file path=word/footer3.xml><?xml version="1.0" encoding="utf-8"?>
 <w:ftr xmlns:wpc="http://schemas.microsoft.com/office/word/2010/wordprocessingCanvas" xmlns:mc="http://schemas.openxmlformats.org/markup-compatibility/2006" xmlns:o="urn:schemas-microsoft-com:office:office" xmlns:r="http://schemas.openxmlformats.org/officeDocument/2006/relationships" xmlns:m="http://schemas.openxmlformats.org/officeDocument/2006/math" xmlns:v="urn:schemas-microsoft-com:vml" xmlns:wp14="http://schemas.microsoft.com/office/word/2010/wordprocessingDrawing" xmlns:wp="http://schemas.openxmlformats.org/drawingml/2006/wordprocessingDrawing" xmlns:w10="urn:schemas-microsoft-com:office:word" xmlns:w="http://schemas.openxmlformats.org/wordprocessingml/2006/main" xmlns:w14="http://schemas.microsoft.com/office/word/2010/wordml" xmlns:w15="http://schemas.microsoft.com/office/word/2012/wordml" xmlns:wpg="http://schemas.microsoft.com/office/word/2010/wordprocessingGroup" xmlns:wpi="http://schemas.microsoft.com/office/word/2010/wordprocessingInk" xmlns:wne="http://schemas.microsoft.com/office/word/2006/wordml" xmlns:wps="http://schemas.microsoft.com/office/word/2010/wordprocessingShape" xmlns:wpsCustomData="http://www.wps.cn/officeDocument/2013/wpsCustomData" mc:Ignorable="w14 w15 wp14">
-  <w:p/>
-</w:ftr>
-</file>
-
-<file path=word/footer4.xml><?xml version="1.0" encoding="utf-8"?>
-<w:ftr xmlns:wpc="http://schemas.microsoft.com/office/word/2010/wordprocessingCanvas" xmlns:mc="http://schemas.openxmlformats.org/markup-compatibility/2006" xmlns:o="urn:schemas-microsoft-com:office:office" xmlns:r="http://schemas.openxmlformats.org/officeDocument/2006/relationships" xmlns:m="http://schemas.openxmlformats.org/officeDocument/2006/math" xmlns:v="urn:schemas-microsoft-com:vml" xmlns:wp14="http://schemas.microsoft.com/office/word/2010/wordprocessingDrawing" xmlns:wp="http://schemas.openxmlformats.org/drawingml/2006/wordprocessingDrawing" xmlns:w10="urn:schemas-microsoft-com:office:word" xmlns:w="http://schemas.openxmlformats.org/wordprocessingml/2006/main" xmlns:w14="http://schemas.microsoft.com/office/word/2010/wordml" xmlns:w15="http://schemas.microsoft.com/office/word/2012/wordml" xmlns:wpg="http://schemas.microsoft.com/office/word/2010/wordprocessingGroup" xmlns:wpi="http://schemas.microsoft.com/office/word/2010/wordprocessingInk" xmlns:wne="http://schemas.microsoft.com/office/word/2006/wordml" xmlns:wps="http://schemas.microsoft.com/office/word/2010/wordprocessingShape" xmlns:wpsCustomData="http://www.wps.cn/officeDocument/2013/wpsCustomData" mc:Ignorable="w14 w15 wp14">
   <w:sdt>
     <w:sdtPr>
       <w:id w:val="-248586730"/>
       <w:docPartObj>
-        <w:docPartGallery w:val="AutoText"/>
+        <w:docPartGallery w:val="autotext"/>
       </w:docPartObj>
     </w:sdtPr>
     <w:sdtEndPr>
@@ -7655,18 +8252,10 @@
         <w:sz w:val="18"/>
         <w:szCs w:val="18"/>
       </w:rPr>
-      <w:t xml:space="preserve">ИНН: </w:t>
+      <w:t>ИНН: 5836899414</w:t>
     </w:r>
     <w:r>
-      <w:rPr>
-        <w:sz w:val="18"/>
-        <w:szCs w:val="18"/>
-        <w:highlight w:val="yellow"/>
-      </w:rPr>
-      <w:t>{{client_inn}}</w:t>
-    </w:r>
-    <w:r>
-      <w:t xml:space="preserve">                                             </w:t>
+      <w:t xml:space="preserve">                                           </w:t>
     </w:r>
   </w:p>
 </w:hdr>
@@ -8795,18 +9384,18 @@
     <w:lsdException w:uiPriority="39" w:name="toc 9"/>
     <w:lsdException w:uiPriority="99" w:name="Normal Indent"/>
     <w:lsdException w:uiPriority="99" w:name="footnote text"/>
-    <w:lsdException w:uiPriority="99" w:name="annotation text"/>
-    <w:lsdException w:uiPriority="99" w:semiHidden="0" w:name="header"/>
-    <w:lsdException w:uiPriority="99" w:semiHidden="0" w:name="footer"/>
+    <w:lsdException w:qFormat="1" w:uiPriority="99" w:name="annotation text"/>
+    <w:lsdException w:qFormat="1" w:uiPriority="99" w:semiHidden="0" w:name="header"/>
+    <w:lsdException w:qFormat="1" w:uiPriority="99" w:semiHidden="0" w:name="footer"/>
     <w:lsdException w:uiPriority="99" w:name="index heading"/>
     <w:lsdException w:qFormat="1" w:uiPriority="35" w:name="caption"/>
     <w:lsdException w:uiPriority="99" w:name="table of figures"/>
     <w:lsdException w:uiPriority="99" w:name="envelope address"/>
     <w:lsdException w:uiPriority="99" w:name="envelope return"/>
     <w:lsdException w:uiPriority="99" w:name="footnote reference"/>
-    <w:lsdException w:uiPriority="99" w:name="annotation reference"/>
+    <w:lsdException w:qFormat="1" w:uiPriority="99" w:name="annotation reference"/>
     <w:lsdException w:uiPriority="99" w:name="line number"/>
-    <w:lsdException w:uiPriority="0" w:name="page number"/>
+    <w:lsdException w:qFormat="1" w:uiPriority="0" w:name="page number"/>
     <w:lsdException w:uiPriority="99" w:name="endnote reference"/>
     <w:lsdException w:uiPriority="99" w:name="endnote text"/>
     <w:lsdException w:uiPriority="99" w:name="table of authorities"/>
@@ -8814,7 +9403,7 @@
     <w:lsdException w:uiPriority="99" w:name="toa heading"/>
     <w:lsdException w:uiPriority="99" w:name="List"/>
     <w:lsdException w:uiPriority="99" w:name="List Bullet"/>
-    <w:lsdException w:unhideWhenUsed="0" w:uiPriority="0" w:semiHidden="0" w:name="List Number"/>
+    <w:lsdException w:qFormat="1" w:unhideWhenUsed="0" w:uiPriority="0" w:semiHidden="0" w:name="List Number"/>
     <w:lsdException w:uiPriority="99" w:name="List 2"/>
     <w:lsdException w:uiPriority="99" w:name="List 3"/>
     <w:lsdException w:uiPriority="99" w:name="List 4"/>
@@ -8831,7 +9420,7 @@
     <w:lsdException w:uiPriority="99" w:name="Closing"/>
     <w:lsdException w:uiPriority="99" w:name="Signature"/>
     <w:lsdException w:qFormat="1" w:uiPriority="1" w:name="Default Paragraph Font"/>
-    <w:lsdException w:uiPriority="99" w:semiHidden="0" w:name="Body Text"/>
+    <w:lsdException w:qFormat="1" w:uiPriority="99" w:semiHidden="0" w:name="Body Text"/>
     <w:lsdException w:uiPriority="99" w:name="Body Text Indent"/>
     <w:lsdException w:uiPriority="99" w:name="List Continue"/>
     <w:lsdException w:uiPriority="99" w:name="List Continue 2"/>
@@ -8846,18 +9435,18 @@
     <w:lsdException w:uiPriority="99" w:name="Body Text First Indent 2"/>
     <w:lsdException w:uiPriority="99" w:name="Note Heading"/>
     <w:lsdException w:uiPriority="99" w:name="Body Text 2"/>
-    <w:lsdException w:uiPriority="99" w:name="Body Text 3"/>
+    <w:lsdException w:qFormat="1" w:uiPriority="99" w:name="Body Text 3"/>
     <w:lsdException w:uiPriority="99" w:name="Body Text Indent 2"/>
     <w:lsdException w:uiPriority="99" w:name="Body Text Indent 3"/>
     <w:lsdException w:uiPriority="99" w:name="Block Text"/>
-    <w:lsdException w:uiPriority="99" w:semiHidden="0" w:name="Hyperlink"/>
+    <w:lsdException w:qFormat="1" w:uiPriority="99" w:semiHidden="0" w:name="Hyperlink"/>
     <w:lsdException w:uiPriority="99" w:name="FollowedHyperlink"/>
     <w:lsdException w:qFormat="1" w:unhideWhenUsed="0" w:uiPriority="22" w:semiHidden="0" w:name="Strong"/>
     <w:lsdException w:unhideWhenUsed="0" w:uiPriority="20" w:semiHidden="0" w:name="Emphasis"/>
     <w:lsdException w:uiPriority="99" w:name="Document Map"/>
     <w:lsdException w:uiPriority="99" w:name="Plain Text"/>
     <w:lsdException w:uiPriority="99" w:name="E-mail Signature"/>
-    <w:lsdException w:uiPriority="99" w:semiHidden="0" w:name="Normal (Web)"/>
+    <w:lsdException w:qFormat="1" w:uiPriority="99" w:semiHidden="0" w:name="Normal (Web)"/>
     <w:lsdException w:uiPriority="99" w:name="HTML Acronym"/>
     <w:lsdException w:uiPriority="99" w:name="HTML Address"/>
     <w:lsdException w:uiPriority="99" w:name="HTML Cite"/>
@@ -8869,7 +9458,7 @@
     <w:lsdException w:uiPriority="99" w:name="HTML Typewriter"/>
     <w:lsdException w:uiPriority="99" w:name="HTML Variable"/>
     <w:lsdException w:qFormat="1" w:uiPriority="99" w:name="Normal Table"/>
-    <w:lsdException w:uiPriority="99" w:name="annotation subject"/>
+    <w:lsdException w:qFormat="1" w:uiPriority="99" w:name="annotation subject"/>
     <w:lsdException w:uiPriority="99" w:name="Table Simple 1"/>
     <w:lsdException w:uiPriority="99" w:name="Table Simple 2"/>
     <w:lsdException w:uiPriority="99" w:name="Table Simple 3"/>
@@ -9162,6 +9751,7 @@
     <w:basedOn w:val="11"/>
     <w:semiHidden/>
     <w:unhideWhenUsed/>
+    <w:qFormat/>
     <w:uiPriority w:val="99"/>
     <w:rPr>
       <w:sz w:val="16"/>
@@ -9172,6 +9762,7 @@
     <w:name w:val="Hyperlink"/>
     <w:basedOn w:val="11"/>
     <w:unhideWhenUsed/>
+    <w:qFormat/>
     <w:uiPriority w:val="99"/>
     <w:rPr>
       <w:color w:val="0000FF" w:themeColor="hyperlink"/>
@@ -9188,6 +9779,7 @@
     <w:basedOn w:val="11"/>
     <w:semiHidden/>
     <w:unhideWhenUsed/>
+    <w:qFormat/>
     <w:uiPriority w:val="0"/>
   </w:style>
   <w:style w:type="character" w:styleId="16">
@@ -9221,6 +9813,7 @@
     <w:link w:val="50"/>
     <w:semiHidden/>
     <w:unhideWhenUsed/>
+    <w:qFormat/>
     <w:uiPriority w:val="99"/>
     <w:pPr>
       <w:spacing w:after="200"/>
@@ -9239,6 +9832,7 @@
     <w:link w:val="51"/>
     <w:semiHidden/>
     <w:unhideWhenUsed/>
+    <w:qFormat/>
     <w:uiPriority w:val="99"/>
     <w:rPr>
       <w:b/>
@@ -9250,6 +9844,7 @@
     <w:basedOn w:val="1"/>
     <w:link w:val="63"/>
     <w:unhideWhenUsed/>
+    <w:qFormat/>
     <w:uiPriority w:val="99"/>
     <w:pPr>
       <w:tabs>
@@ -9263,6 +9858,7 @@
     <w:basedOn w:val="1"/>
     <w:link w:val="66"/>
     <w:unhideWhenUsed/>
+    <w:qFormat/>
     <w:uiPriority w:val="99"/>
     <w:pPr>
       <w:spacing w:after="120"/>
@@ -9287,6 +9883,7 @@
     <w:basedOn w:val="1"/>
     <w:link w:val="62"/>
     <w:unhideWhenUsed/>
+    <w:qFormat/>
     <w:uiPriority w:val="99"/>
     <w:pPr>
       <w:tabs>
@@ -9298,6 +9895,7 @@
   <w:style w:type="paragraph" w:styleId="24">
     <w:name w:val="List Number"/>
     <w:basedOn w:val="1"/>
+    <w:qFormat/>
     <w:uiPriority w:val="0"/>
     <w:pPr>
       <w:tabs>
@@ -9316,6 +9914,7 @@
     <w:name w:val="Normal (Web)"/>
     <w:basedOn w:val="1"/>
     <w:unhideWhenUsed/>
+    <w:qFormat/>
     <w:uiPriority w:val="99"/>
     <w:pPr>
       <w:spacing w:before="100" w:beforeAutospacing="1" w:after="100" w:afterAutospacing="1"/>
@@ -9330,6 +9929,7 @@
     <w:link w:val="53"/>
     <w:semiHidden/>
     <w:unhideWhenUsed/>
+    <w:qFormat/>
     <w:uiPriority w:val="99"/>
     <w:pPr>
       <w:spacing w:after="120" w:line="252" w:lineRule="auto"/>
@@ -9586,6 +10186,7 @@
     <w:name w:val="Заголовок 2 Знак"/>
     <w:basedOn w:val="11"/>
     <w:semiHidden/>
+    <w:qFormat/>
     <w:uiPriority w:val="9"/>
     <w:rPr>
       <w:rFonts w:asciiTheme="majorHAnsi" w:hAnsiTheme="majorHAnsi" w:eastAsiaTheme="majorEastAsia" w:cstheme="majorBidi"/>
@@ -9599,6 +10200,7 @@
     <w:name w:val="Заголовок 3 Знак"/>
     <w:basedOn w:val="11"/>
     <w:link w:val="4"/>
+    <w:qFormat/>
     <w:uiPriority w:val="99"/>
     <w:rPr>
       <w:rFonts w:ascii="Times New Roman" w:hAnsi="Times New Roman" w:eastAsia="Times New Roman" w:cs="Times New Roman"/>
@@ -9611,6 +10213,7 @@
     <w:name w:val="Заголовок 4 Знак"/>
     <w:basedOn w:val="11"/>
     <w:link w:val="5"/>
+    <w:qFormat/>
     <w:uiPriority w:val="99"/>
     <w:rPr>
       <w:rFonts w:ascii="Times New Roman" w:hAnsi="Times New Roman" w:eastAsia="Times New Roman" w:cs="Times New Roman"/>
@@ -9625,6 +10228,7 @@
     <w:name w:val="Заголовок 5 Знак"/>
     <w:basedOn w:val="11"/>
     <w:link w:val="6"/>
+    <w:qFormat/>
     <w:uiPriority w:val="99"/>
     <w:rPr>
       <w:rFonts w:ascii="Arial" w:hAnsi="Arial" w:eastAsia="Times New Roman" w:cs="Times New Roman"/>
@@ -9637,6 +10241,7 @@
     <w:name w:val="Заголовок 6 Знак"/>
     <w:basedOn w:val="11"/>
     <w:link w:val="7"/>
+    <w:qFormat/>
     <w:uiPriority w:val="99"/>
     <w:rPr>
       <w:rFonts w:ascii="Arial" w:hAnsi="Arial" w:eastAsia="Times New Roman" w:cs="Times New Roman"/>
@@ -9650,6 +10255,7 @@
     <w:name w:val="Заголовок 7 Знак"/>
     <w:basedOn w:val="11"/>
     <w:link w:val="8"/>
+    <w:qFormat/>
     <w:uiPriority w:val="99"/>
     <w:rPr>
       <w:rFonts w:ascii="Arial" w:hAnsi="Arial" w:eastAsia="Times New Roman" w:cs="Times New Roman"/>
@@ -9662,6 +10268,7 @@
     <w:name w:val="Заголовок 8 Знак"/>
     <w:basedOn w:val="11"/>
     <w:link w:val="9"/>
+    <w:qFormat/>
     <w:uiPriority w:val="99"/>
     <w:rPr>
       <w:rFonts w:ascii="Arial" w:hAnsi="Arial" w:eastAsia="Times New Roman" w:cs="Times New Roman"/>
@@ -9675,6 +10282,7 @@
     <w:name w:val="Заголовок 9 Знак"/>
     <w:basedOn w:val="11"/>
     <w:link w:val="10"/>
+    <w:qFormat/>
     <w:uiPriority w:val="99"/>
     <w:rPr>
       <w:rFonts w:ascii="Arial" w:hAnsi="Arial" w:eastAsia="Times New Roman" w:cs="Times New Roman"/>
@@ -9688,6 +10296,7 @@
     <w:name w:val="Заголовок 2 Знак1"/>
     <w:basedOn w:val="11"/>
     <w:link w:val="3"/>
+    <w:qFormat/>
     <w:locked/>
     <w:uiPriority w:val="99"/>
     <w:rPr>
@@ -9702,6 +10311,7 @@
     <w:basedOn w:val="11"/>
     <w:link w:val="18"/>
     <w:semiHidden/>
+    <w:qFormat/>
     <w:uiPriority w:val="99"/>
     <w:rPr>
       <w:rFonts w:asciiTheme="majorHAnsi" w:hAnsiTheme="majorHAnsi" w:eastAsiaTheme="majorEastAsia" w:cstheme="majorBidi"/>
@@ -9715,6 +10325,7 @@
     <w:basedOn w:val="50"/>
     <w:link w:val="19"/>
     <w:semiHidden/>
+    <w:qFormat/>
     <w:uiPriority w:val="99"/>
     <w:rPr>
       <w:rFonts w:asciiTheme="majorHAnsi" w:hAnsiTheme="majorHAnsi" w:eastAsiaTheme="majorEastAsia" w:cstheme="majorBidi"/>
@@ -9729,6 +10340,7 @@
     <w:name w:val="Revision"/>
     <w:hidden/>
     <w:semiHidden/>
+    <w:qFormat/>
     <w:uiPriority w:val="99"/>
     <w:rPr>
       <w:rFonts w:asciiTheme="majorHAnsi" w:hAnsiTheme="majorHAnsi" w:eastAsiaTheme="majorEastAsia" w:cstheme="majorBidi"/>
@@ -9741,6 +10353,7 @@
     <w:name w:val="Основной текст 3 Знак"/>
     <w:basedOn w:val="11"/>
     <w:link w:val="26"/>
+    <w:qFormat/>
     <w:uiPriority w:val="99"/>
     <w:rPr>
       <w:rFonts w:asciiTheme="majorHAnsi" w:hAnsiTheme="majorHAnsi" w:eastAsiaTheme="majorEastAsia" w:cstheme="majorBidi"/>
@@ -9779,6 +10392,7 @@
   <w:style w:type="character" w:customStyle="1" w:styleId="55">
     <w:name w:val="1ур Знак"/>
     <w:link w:val="54"/>
+    <w:qFormat/>
     <w:uiPriority w:val="0"/>
     <w:rPr>
       <w:rFonts w:ascii="Tahoma" w:hAnsi="Tahoma" w:eastAsia="MS Mincho" w:cs="Tahoma"/>
@@ -9795,6 +10409,7 @@
   <w:style w:type="paragraph" w:customStyle="1" w:styleId="56">
     <w:name w:val="Основной"/>
     <w:basedOn w:val="1"/>
+    <w:qFormat/>
     <w:uiPriority w:val="0"/>
     <w:pPr>
       <w:suppressAutoHyphens/>
@@ -9824,6 +10439,7 @@
     <w:name w:val="Абзац списка Знак"/>
     <w:basedOn w:val="11"/>
     <w:link w:val="31"/>
+    <w:qFormat/>
     <w:uiPriority w:val="34"/>
     <w:rPr>
       <w:rFonts w:ascii="Times New Roman" w:hAnsi="Times New Roman" w:cs="Times New Roman"/>
@@ -9834,6 +10450,7 @@
     <w:name w:val="2ур Знак"/>
     <w:basedOn w:val="58"/>
     <w:link w:val="35"/>
+    <w:qFormat/>
     <w:uiPriority w:val="0"/>
     <w:rPr>
       <w:rFonts w:ascii="Tahoma" w:hAnsi="Tahoma" w:cs="Tahoma"/>
@@ -9846,6 +10463,7 @@
     <w:name w:val="3ур Знак"/>
     <w:basedOn w:val="59"/>
     <w:link w:val="57"/>
+    <w:qFormat/>
     <w:uiPriority w:val="0"/>
     <w:rPr>
       <w:rFonts w:ascii="Tahoma" w:hAnsi="Tahoma" w:cs="Tahoma"/>
@@ -9872,6 +10490,7 @@
     <w:name w:val="Нижний колонтитул Знак"/>
     <w:basedOn w:val="11"/>
     <w:link w:val="23"/>
+    <w:qFormat/>
     <w:uiPriority w:val="99"/>
     <w:rPr>
       <w:rFonts w:ascii="Times New Roman" w:hAnsi="Times New Roman" w:cs="Times New Roman"/>
@@ -9882,6 +10501,7 @@
     <w:name w:val="Верхний колонтитул Знак"/>
     <w:basedOn w:val="11"/>
     <w:link w:val="20"/>
+    <w:qFormat/>
     <w:uiPriority w:val="99"/>
     <w:rPr>
       <w:rFonts w:ascii="Times New Roman" w:hAnsi="Times New Roman" w:cs="Times New Roman"/>
@@ -9892,6 +10512,7 @@
     <w:name w:val="Заголовок Знак"/>
     <w:basedOn w:val="11"/>
     <w:link w:val="22"/>
+    <w:qFormat/>
     <w:uiPriority w:val="10"/>
     <w:rPr>
       <w:rFonts w:ascii="Helvetica" w:hAnsi="Helvetica" w:eastAsiaTheme="minorHAnsi"/>
@@ -9902,12 +10523,14 @@
   <w:style w:type="character" w:customStyle="1" w:styleId="65">
     <w:name w:val="apple-tab-span"/>
     <w:basedOn w:val="11"/>
+    <w:qFormat/>
     <w:uiPriority w:val="0"/>
   </w:style>
   <w:style w:type="character" w:customStyle="1" w:styleId="66">
     <w:name w:val="Основной текст Знак"/>
     <w:basedOn w:val="11"/>
     <w:link w:val="21"/>
+    <w:qFormat/>
     <w:uiPriority w:val="99"/>
     <w:rPr>
       <w:rFonts w:ascii="Times New Roman" w:hAnsi="Times New Roman" w:cs="Times New Roman"/>
@@ -9919,6 +10542,7 @@
     <w:basedOn w:val="11"/>
     <w:semiHidden/>
     <w:unhideWhenUsed/>
+    <w:qFormat/>
     <w:uiPriority w:val="99"/>
     <w:rPr>
       <w:color w:val="605E5C"/>
@@ -10016,6 +10640,7 @@
   <w:style w:type="paragraph" w:customStyle="1" w:styleId="75">
     <w:name w:val="ds-markdown-paragraph"/>
     <w:basedOn w:val="1"/>
+    <w:qFormat/>
     <w:uiPriority w:val="0"/>
     <w:pPr>
       <w:spacing w:before="100" w:beforeAutospacing="1" w:after="100" w:afterAutospacing="1"/>
